--- a/fra/docx/41.content.docx
+++ b/fra/docx/41.content.docx
@@ -11,6 +11,15 @@
         <w:pStyle w:val="Heading2"/>
       </w:pPr>
       <w:r>
+        <w:t>Resource: Notes d'étude (Tyndale)</w:t>
+      </w:r>
+      <w:r/>
+    </w:p>
+    <w:p>
+      <w:pPr>
+        <w:pStyle w:val="Heading2"/>
+      </w:pPr>
+      <w:r>
         <w:t>License Information</w:t>
       </w:r>
       <w:r/>
@@ -21,7 +30,7 @@
         <w:rPr>
           <w:b/>
         </w:rPr>
-        <w:t>Study Notes (Tyndale)</w:t>
+        <w:t>Notes d'étude (Tyndale)</w:t>
       </w:r>
       <w:r>
         <w:t xml:space="preserve"> (French) is based on</w:t>
@@ -74,7 +83,7 @@
         <w:pStyle w:val="Heading1"/>
       </w:pPr>
       <w:r>
-        <w:t>Study Notes (Tyndale)</w:t>
+        <w:t>Notes d'étude (Tyndale)</w:t>
       </w:r>
     </w:p>
     <w:p>
@@ -83,6 +92,51 @@
           <w:headerReference w:type="even" r:id="rId8"/>
           <w:headerReference w:type="default" r:id="rId9"/>
           <w:footerReference w:type="default" r:id="rId10"/>
+          <w:footnotePr>
+            <w:numRestart w:val="eachSect"/>
+          </w:footnotePr>
+          <w:type w:val="continuous"/>
+          <w:pgSz w:w="12240" w:h="15840" w:code="1"/>
+          <w:pgMar w:top="1440" w:right="1440" w:bottom="1440" w:left="1440" w:header="504" w:footer="504" w:gutter="0"/>
+          <w:cols w:space="708"/>
+          <w:titlePg/>
+          <w:docGrid w:linePitch="360"/>
+        </w:sectPr>
+      </w:pPr>
+    </w:p>
+    <w:p>
+      <w:r/>
+    </w:p>
+    <w:p>
+      <w:pPr>
+        <w:pStyle w:val="Heading2"/>
+      </w:pPr>
+      <w:r>
+        <w:t>MRK</w:t>
+      </w:r>
+      <w:r/>
+    </w:p>
+    <w:p>
+      <w:r/>
+      <w:r>
+        <w:rPr>
+          <w:i/>
+        </w:rPr>
+        <w:t>Marc 1.1, Marc 1.2–3, Marc 1.2–8, Marc 1.3, Marc 1.4, Marc 1.5, Marc 1.6, Marc 1.7, Marc 1.8, Marc 1.9, Marc 1.10, Marc 1.11, Marc 1.12–13, Marc 1.14, Marc 1.14–15, Marc 1.15, Marc 1.16–20, Marc 1.17, Marc 1.19–20, Marc 1.21, Marc 1.21–28, Marc 1.22, Marc 1.23–24, Marc 1.25, Marc 1.26, Marc 1.27–28, Marc 1.29–30, Marc 1.31, Marc 1.32–34, Marc 1.33, Marc 1.34, Marc 1.35, Marc 1.38–39, Marc 1.40, Marc 1.41, Marc 1.43–45, Marc 2.1, Marc 2.1–12, Marc 2.1–3.6, Marc 2.4, Marc 2.5, Marc 2.6–7, Marc 2.9–11, Marc 2.12, Marc 2.13–15, Marc 2.13–17, Marc 2.16, Marc 2.17, Marc 2.18–22, Marc 2.19–20, Marc 2.21–22, Marc 2.23–28, Marc 2.25–26, Marc 2.27–28, Marc 3.1–2, Marc 3.1–6, Marc 3.3–4, Marc 3.5–6, Marc 3.7–12, Marc 3.9, Marc 3.10, Marc 3.11–12, Marc 3.13–19, Marc 3.14–15, Marc 3.16–18, Marc 3.17, Marc 3.18, Marc 3.19, Marc 3.20, Marc 3.20–35, Marc 3.21, Marc 3.22, Marc 3.23–27, Marc 3.27, Marc 3.28–30, Marc 3.31–35, Marc 3.33–34, Marc 3.35, Marc 4.1, Marc 4.1–34, Marc 4.2, Marc 4.3–9, Marc 4.10, Marc 4.11–12, Marc 4.13, Marc 4.14–20, Marc 4.21, Marc 4.21–25, Marc 4.22–23, Marc 4.24, Marc 4.26–29, Marc 4.26–34, Marc 4.29, Marc 4.30–32, Marc 4.33–34, Marc 4.35–41, Marc 4.35–5.43, Marc 4.38, Marc 4.39–40, Marc 4.41, Marc 5.1, Marc 5.1–20, Marc 5.2–5, Marc 5.6–8, Marc 5.9, Marc 5.10–13, Marc 5.15–16, Marc 5.17, Marc 5.18, Marc 5.19–20, Marc 5.21–22, Marc 5.21–43, Marc 5.23, Marc 5.24–34, Marc 5.27–29, Marc 5.33–34, Marc 5.35–43, Marc 5.36, Marc 5.37, Marc 5.38, Marc 5.39, Marc 5.40, Marc 5.41, Marc 5.42, Marc 5.43, Marc 6.1–2, Marc 6.1–6, Marc 6.3–4, Marc 6.5–6, Marc 6.6, Marc 6.6–8.21, Marc 6.7, Marc 6.7–13, Marc 6.8–9, Marc 6.10, Marc 6.11, Marc 6.12–13, Marc 6.14, Marc 6.14–29, Marc 6.15, Marc 6.17, Marc 6.18, Marc 6.19–28, Marc 6.22, Marc 6.29, Marc 6.30, Marc 6.30–44, Marc 6.31–33, Marc 6.34, Marc 6.35–36, Marc 6.37, Marc 6.41, Marc 6.42–44, Marc 6.45–46, Marc 6.45–52, Marc 6.48, Marc 6.49–50, Marc 6.51, Marc 6.52, Marc 6.53, Marc 6.53–56, Marc 6.56, Marc 7.1, Marc 7.1–23, Marc 7.2–4, Marc 7.5, Marc 7.6–8, Marc 7.9–13, Marc 7.11–12, Marc 7.13, Marc 7.14–23, Marc 7.20–22, Marc 7.24, Marc 7.24–30, Marc 7.25–26, Marc 7.27–28, Marc 7.29–30, Marc 7.31–37, Marc 7.33, Marc 7.34, Marc 7.36–37, Marc 8.1–3, Marc 8.1–10, Marc 8.4, Marc 8.5, Marc 8.6–7, Marc 8.8, Marc 8.10–13, Marc 8.11, Marc 8.12, Marc 8.14, Marc 8.14–21, Marc 8.15, Marc 8.16, Marc 8.17–20, Marc 8.19–20, Marc 8.21, Marc 8.22–26, Marc 8.23, Marc 8.24–25, Marc 8.26, Marc 8.27–28, Marc 8.27–38, Marc 8.27–9.1, Marc 8.29–30, Marc 8.31, Marc 8.31–38, Marc 8.32, Marc 8.33, Marc 8.34–38, Marc 8.35, Marc 8.36–37, Marc 8.38, Marc 9.1, Marc 9.2–8, Marc 9.4, Marc 9.5–6, Marc 9.7, Marc 9.8, Marc 9.9, Marc 9.10, Marc 9.11, Marc 9.12, Marc 9.13, Marc 9.14, Marc 9.14–29, Marc 9.15, Marc 9.18, Marc 9.19, Marc 9.20, Marc 9.21–22, Marc 9.23, Marc 9.24, Marc 9.25, Marc 9.26–27, Marc 9.28–29, Marc 9.30–10.31, Marc 9.31, Marc 9.32, Marc 9.33–34, Marc 9.33–50, Marc 9.35, Marc 9.36–37, Marc 9.38–41, Marc 9.40, Marc 9.42–50, Marc 9.43, Marc 9.43–48, Marc 9.48, Marc 9.49–50, Marc 10.1–2, Marc 10.3, Marc 10.4, Marc 10.5–9, Marc 10.10, Marc 10.11–12, Marc 10.13, Marc 10.13–16, Marc 10.14–15, Marc 10.17, Marc 10.17–31, Marc 10.18, Marc 10.19, Marc 10.20, Marc 10.21, Marc 10.22, Marc 10.23–27, Marc 10.24, Marc 10.25, Marc 10.26, Marc 10.27, Marc 10.28, Marc 10.29–30, Marc 10.31, Marc 10.32–34, Marc 10.33, Marc 10.35–45, Marc 10.37, Marc 10.38, Marc 10.39, Marc 10.40, Marc 10.41, Marc 10.42–44, Marc 10.45, Marc 10.46, Marc 10.46–52, Marc 10.47–48, Marc 10.50, Marc 10.51, Marc 10.52, Marc 11.1, Marc 11.1–13.37, Marc 11.2–3, Marc 11.3, Marc 11.4–6, Marc 11.7–8, Marc 11.9–10, Marc 11.11, Marc 11.12–25, Marc 11.13–14, Marc 11.15–16, Marc 11.15–19, Marc 11.16, Marc 11.17, Marc 11.18, Marc 11.19, Marc 11.20–21, Marc 1.22–23, Marc 11.24–25, Marc 11.27, Marc 11.27–33, Marc 11.28, Marc 11.29–30, Marc 11.31–32, Marc 11.33, Marc 12.1, Marc 12.1–12, Marc 12.2–5, Marc 12.6, Marc 12.7, Marc 12.8, Marc 12.9, Marc 12.10–11, Marc 12.12, Marc 12.13–17, Marc 12.14, Marc 12.15, Marc 12.16, Marc 12.17, Marc 12.18, Marc 12.18–27, Marc 12.19, Marc 12.24–27, Marc 12.28, Marc 12.28–34, Marc 12.29–31, Marc 2.32–33, Marc 12.34, Marc 12.35–37, Marc 12.36, Marc 12.38–39, Marc 12.40, Marc 12.41–42, Marc 2.41–44, Marc 12.43–44, Marc 13.1, Marc 13.1–37, Marc 13.2, Marc 13.3–4, Marc 13.5–6, Marc 13.5–23, Marc 13.7, Marc 13.9, Marc 13.10, Marc 13.11, Marc 13.12–13, Marc 13.14, Marc 13.14–20, Marc 13.15–16, Marc 13.17, Marc 13.18, Marc 13.19, Marc 13.20, Marc 13.21–23, Marc 13.24–25, Marc 13.24–27, Marc 13.27, Marc 13.28–31, Marc 13.29, Marc 13.30, Marc 13.31, Marc 13.32, Marc 13.32–37, Marc 13.33–37, Marc 13.34–35, Marc 3.37, Marc 14.1–2, Marc 14.1–16.8, Marc 14.3–9, Marc 14.4–5, Marc 14.6–8, Marc 14.8, Marc 14.9, Marc 14.10–11, Marc 14.12, Marc 14.12–32, Marc 14.13–15, Marc 14.17, Marc 14.18, Marc 14.19, Marc 14.21, Marc 14.22–25, Marc 14.24, Marc 14.25, Marc 14.26–27, Marc 14.28, Marc 14.29–31, Marc 14.32, Marc 14.33–34, Marc 14.35–36, Marc 14.37–38, Marc 14.41–42, Marc 14.43, Marc 14.44–45, Marc 14.47, Marc 14.49, Marc 14.50, Marc 14.51–52, Marc 14.53–54, Marc 14.53–65, Marc 14.55–59, Marc 14.60–61, Marc 14.62, Marc 14.63–64, Marc 14.65, Marc 14.66–72, Marc 14.67, Marc 14.68, Marc 14.69–70, Marc 14.71, Marc 14.72, Marc 15.1, Marc 15.1–15, Marc 15.2, Marc 15.3–5, Marc 15.6–8, Marc 15.9–14, Marc 15.15, Marc 15.16, Marc 15.16–41, Marc 15.17, Marc 15.18, Marc 15.21–22, Marc 15.23, Marc 15.24, Marc 15.25, Marc 15.26, Marc 15.27, Marc 15.29–32, Marc 15.32, Marc 15.33, Marc 15.34, Marc 15.35–36, Marc 15.37, Marc 15.38, Marc 15.39, Marc 15.40–41, Marc 15.43–45, Marc 15.46, Marc 16.1, Marc 16.3–4, Marc 16.7, Marc 16.8, Marc 16.9–20</w:t>
+      </w:r>
+      <w:r/>
+    </w:p>
+    <w:p>
+      <w:r/>
+      <w:r>
+        <w:t xml:space="preserve"> </w:t>
+      </w:r>
+      <w:r/>
+      <w:r/>
+    </w:p>
+    <w:p>
+      <w:pPr>
+        <w:sectPr>
           <w:footnotePr>
             <w:numRestart w:val="eachSect"/>
           </w:footnotePr>

--- a/fra/docx/41.content.docx
+++ b/fra/docx/41.content.docx
@@ -163,13 +163,6 @@
         <w:rPr>
           <w:lang w:val="fr_FR" w:bidi="fr_FR"/>
         </w:rPr>
-      </w:r>
-      <w:r>
-        <w:rPr>
-          <w:i/>
-          <w:lang w:val="fr_FR" w:bidi="fr_FR"/>
-        </w:rPr>
-        <w:t>Marc 1.1, Marc 1.2–3, Marc 1.2–8, Marc 1.3, Marc 1.4, Marc 1.5, Marc 1.6, Marc 1.7, Marc 1.8, Marc 1.9, Marc 1.10, Marc 1.11, Marc 1.12–13, Marc 1.14, Marc 1.14–15, Marc 1.15, Marc 1.16–20, Marc 1.17, Marc 1.19–20, Marc 1.21, Marc 1.21–28, Marc 1.22, Marc 1.23–24, Marc 1.25, Marc 1.26, Marc 1.27–28, Marc 1.29–30, Marc 1.31, Marc 1.32–34, Marc 1.33, Marc 1.34, Marc 1.35, Marc 1.38–39, Marc 1.40, Marc 1.41, Marc 1.43–45, Marc 2.1, Marc 2.1–12, Marc 2.1–3.6, Marc 2.4, Marc 2.5, Marc 2.6–7, Marc 2.9–11, Marc 2.12, Marc 2.13–15, Marc 2.13–17, Marc 2.16, Marc 2.17, Marc 2.18–22, Marc 2.19–20, Marc 2.21–22, Marc 2.23–28, Marc 2.25–26, Marc 2.27–28, Marc 3.1–2, Marc 3.1–6, Marc 3.3–4, Marc 3.5–6, Marc 3.7–12, Marc 3.9, Marc 3.10, Marc 3.11–12, Marc 3.13–19, Marc 3.14–15, Marc 3.16–18, Marc 3.17, Marc 3.18, Marc 3.19, Marc 3.20, Marc 3.20–35, Marc 3.21, Marc 3.22, Marc 3.23–27, Marc 3.27, Marc 3.28–30, Marc 3.31–35, Marc 3.33–34, Marc 3.35, Marc 4.1, Marc 4.1–34, Marc 4.2, Marc 4.3–9, Marc 4.10, Marc 4.11–12, Marc 4.13, Marc 4.14–20, Marc 4.21, Marc 4.21–25, Marc 4.22–23, Marc 4.24, Marc 4.26–29, Marc 4.26–34, Marc 4.29, Marc 4.30–32, Marc 4.33–34, Marc 4.35–41, Marc 4.35–5.43, Marc 4.38, Marc 4.39–40, Marc 4.41, Marc 5.1, Marc 5.1–20, Marc 5.2–5, Marc 5.6–8, Marc 5.9, Marc 5.10–13, Marc 5.15–16, Marc 5.17, Marc 5.18, Marc 5.19–20, Marc 5.21–22, Marc 5.21–43, Marc 5.23, Marc 5.24–34, Marc 5.27–29, Marc 5.33–34, Marc 5.35–43, Marc 5.36, Marc 5.37, Marc 5.38, Marc 5.39, Marc 5.40, Marc 5.41, Marc 5.42, Marc 5.43, Marc 6.1–2, Marc 6.1–6, Marc 6.3–4, Marc 6.5–6, Marc 6.6, Marc 6.6–8.21, Marc 6.7, Marc 6.7–13, Marc 6.8–9, Marc 6.10, Marc 6.11, Marc 6.12–13, Marc 6.14, Marc 6.14–29, Marc 6.15, Marc 6.17, Marc 6.18, Marc 6.19–28, Marc 6.22, Marc 6.29, Marc 6.30, Marc 6.30–44, Marc 6.31–33, Marc 6.34, Marc 6.35–36, Marc 6.37, Marc 6.41, Marc 6.42–44, Marc 6.45–46, Marc 6.45–52, Marc 6.48, Marc 6.49–50, Marc 6.51, Marc 6.52, Marc 6.53, Marc 6.53–56, Marc 6.56, Marc 7.1, Marc 7.1–23, Marc 7.2–4, Marc 7.5, Marc 7.6–8, Marc 7.9–13, Marc 7.11–12, Marc 7.13, Marc 7.14–23, Marc 7.20–22, Marc 7.24, Marc 7.24–30, Marc 7.25–26, Marc 7.27–28, Marc 7.29–30, Marc 7.31–37, Marc 7.33, Marc 7.34, Marc 7.36–37, Marc 8.1–3, Marc 8.1–10, Marc 8.4, Marc 8.5, Marc 8.6–7, Marc 8.8, Marc 8.10–13, Marc 8.11, Marc 8.12, Marc 8.14, Marc 8.14–21, Marc 8.15, Marc 8.16, Marc 8.17–20, Marc 8.19–20, Marc 8.21, Marc 8.22–26, Marc 8.23, Marc 8.24–25, Marc 8.26, Marc 8.27–28, Marc 8.27–38, Marc 8.27–9.1, Marc 8.29–30, Marc 8.31, Marc 8.31–38, Marc 8.32, Marc 8.33, Marc 8.34–38, Marc 8.35, Marc 8.36–37, Marc 8.38, Marc 9.1, Marc 9.2–8, Marc 9.4, Marc 9.5–6, Marc 9.7, Marc 9.8, Marc 9.9, Marc 9.10, Marc 9.11, Marc 9.12, Marc 9.13, Marc 9.14, Marc 9.14–29, Marc 9.15, Marc 9.18, Marc 9.19, Marc 9.20, Marc 9.21–22, Marc 9.23, Marc 9.24, Marc 9.25, Marc 9.26–27, Marc 9.28–29, Marc 9.30–10.31, Marc 9.31, Marc 9.32, Marc 9.33–34, Marc 9.33–50, Marc 9.35, Marc 9.36–37, Marc 9.38–41, Marc 9.40, Marc 9.42–50, Marc 9.43, Marc 9.43–48, Marc 9.48, Marc 9.49–50, Marc 10.1–2, Marc 10.3, Marc 10.4, Marc 10.5–9, Marc 10.10, Marc 10.11–12, Marc 10.13, Marc 10.13–16, Marc 10.14–15, Marc 10.17, Marc 10.17–31, Marc 10.18, Marc 10.19, Marc 10.20, Marc 10.21, Marc 10.22, Marc 10.23–27, Marc 10.24, Marc 10.25, Marc 10.26, Marc 10.27, Marc 10.28, Marc 10.29–30, Marc 10.31, Marc 10.32–34, Marc 10.33, Marc 10.35–45, Marc 10.37, Marc 10.38, Marc 10.39, Marc 10.40, Marc 10.41, Marc 10.42–44, Marc 10.45, Marc 10.46, Marc 10.46–52, Marc 10.47–48, Marc 10.50, Marc 10.51, Marc 10.52, Marc 11.1, Marc 11.1–13.37, Marc 11.2–3, Marc 11.3, Marc 11.4–6, Marc 11.7–8, Marc 11.9–10, Marc 11.11, Marc 11.12–25, Marc 11.13–14, Marc 11.15–16, Marc 11.15–19, Marc 11.16, Marc 11.17, Marc 11.18, Marc 11.19, Marc 11.20–21, Marc 1.22–23, Marc 11.24–25, Marc 11.27, Marc 11.27–33, Marc 11.28, Marc 11.29–30, Marc 11.31–32, Marc 11.33, Marc 12.1, Marc 12.1–12, Marc 12.2–5, Marc 12.6, Marc 12.7, Marc 12.8, Marc 12.9, Marc 12.10–11, Marc 12.12, Marc 12.13–17, Marc 12.14, Marc 12.15, Marc 12.16, Marc 12.17, Marc 12.18, Marc 12.18–27, Marc 12.19, Marc 12.24–27, Marc 12.28, Marc 12.28–34, Marc 12.29–31, Marc 2.32–33, Marc 12.34, Marc 12.35–37, Marc 12.36, Marc 12.38–39, Marc 12.40, Marc 12.41–42, Marc 2.41–44, Marc 12.43–44, Marc 13.1, Marc 13.1–37, Marc 13.2, Marc 13.3–4, Marc 13.5–6, Marc 13.5–23, Marc 13.7, Marc 13.9, Marc 13.10, Marc 13.11, Marc 13.12–13, Marc 13.14, Marc 13.14–20, Marc 13.15–16, Marc 13.17, Marc 13.18, Marc 13.19, Marc 13.20, Marc 13.21–23, Marc 13.24–25, Marc 13.24–27, Marc 13.27, Marc 13.28–31, Marc 13.29, Marc 13.30, Marc 13.31, Marc 13.32, Marc 13.32–37, Marc 13.33–37, Marc 13.34–35, Marc 3.37, Marc 14.1–2, Marc 14.1–16.8, Marc 14.3–9, Marc 14.4–5, Marc 14.6–8, Marc 14.8, Marc 14.9, Marc 14.10–11, Marc 14.12, Marc 14.12–32, Marc 14.13–15, Marc 14.17, Marc 14.18, Marc 14.19, Marc 14.21, Marc 14.22–25, Marc 14.24, Marc 14.25, Marc 14.26–27, Marc 14.28, Marc 14.29–31, Marc 14.32, Marc 14.33–34, Marc 14.35–36, Marc 14.37–38, Marc 14.41–42, Marc 14.43, Marc 14.44–45, Marc 14.47, Marc 14.49, Marc 14.50, Marc 14.51–52, Marc 14.53–54, Marc 14.53–65, Marc 14.55–59, Marc 14.60–61, Marc 14.62, Marc 14.63–64, Marc 14.65, Marc 14.66–72, Marc 14.67, Marc 14.68, Marc 14.69–70, Marc 14.71, Marc 14.72, Marc 15.1, Marc 15.1–15, Marc 15.2, Marc 15.3–5, Marc 15.6–8, Marc 15.9–14, Marc 15.15, Marc 15.16, Marc 15.16–41, Marc 15.17, Marc 15.18, Marc 15.21–22, Marc 15.23, Marc 15.24, Marc 15.25, Marc 15.26, Marc 15.27, Marc 15.29–32, Marc 15.32, Marc 15.33, Marc 15.34, Marc 15.35–36, Marc 15.37, Marc 15.38, Marc 15.39, Marc 15.40–41, Marc 15.43–45, Marc 15.46, Marc 16.1, Marc 16.3–4, Marc 16.7, Marc 16.8, Marc 16.9–20</w:t>
       </w:r>
       <w:r>
         <w:rPr>

--- a/fra/docx/41.content.docx
+++ b/fra/docx/41.content.docx
@@ -150,19 +150,6 @@
           <w:lang w:val="fr_FR" w:bidi="fr_FR"/>
         </w:rPr>
         <w:t>MRK</w:t>
-      </w:r>
-      <w:r>
-        <w:rPr>
-          <w:lang w:val="fr_FR" w:bidi="fr_FR"/>
-        </w:rPr>
-      </w:r>
-    </w:p>
-    <w:p>
-      <w:pPr/>
-      <w:r>
-        <w:rPr>
-          <w:lang w:val="fr_FR" w:bidi="fr_FR"/>
-        </w:rPr>
       </w:r>
       <w:r>
         <w:rPr>

--- a/fra/docx/41.content.docx
+++ b/fra/docx/41.content.docx
@@ -19,7 +19,7 @@
         <w:rPr>
           <w:lang w:val="fr_FR" w:bidi="fr_FR"/>
         </w:rPr>
-        <w:t>Resource: Notes d'étude (Tyndale)</w:t>
+        <w:t>Resource: Tyndale Open Study Notes</w:t>
       </w:r>
       <w:r>
         <w:rPr>
@@ -112,7 +112,7 @@
         <w:rPr>
           <w:lang w:val="fr_FR" w:bidi="fr_FR"/>
         </w:rPr>
-        <w:t>Notes d'étude (Tyndale)</w:t>
+        <w:t>Tyndale Open Study Notes</w:t>
       </w:r>
     </w:p>
     <w:p>

--- a/fra/docx/41.content.docx
+++ b/fra/docx/41.content.docx
@@ -31424,7 +31424,7 @@
         <w:rPr>
           <w:lang w:val="fr_FR" w:bidi="fr_FR"/>
         </w:rPr>
-        <w:t xml:space="preserve">Peu importe ce que Jacques et Jean peuvent vivre, Jésus n'a pas l'autorité pour répondre à leur demande. Seul Dieu le Père le peut (voir aussi </w:t>
+        <w:t xml:space="preserve">Jésus n'acorde pas leur requête à Jacques et à Jean. Ces places appartiennent à ceux pour qui Dieu le Père les a préparées (voir aussi </w:t>
       </w:r>
       <w:hyperlink r:id="rId707">
         <w:r>
@@ -43283,7 +43283,7 @@
         <w:rPr>
           <w:lang w:val="fr_FR" w:bidi="fr_FR"/>
         </w:rPr>
-        <w:t>Marc n'explique pas ce qu'est cette abomination qui va advenir, mais les lecteurs juifs du premier siècle connaissent bien ce terme. Le prophète Daniel a prédit qu’une telle chose adviendrait dans le temple de Jérusalem (</w:t>
+        <w:t>Marc n'explique pas ce qu'est cette abomination qui va advenir, mais les lecteurs juifs du premier siècle connaissent bien ce terme. Le prophète Daniel a prédit qu’une telle chose arriverait dans le temple de Jérusalem (</w:t>
       </w:r>
       <w:hyperlink r:id="rId997">
         <w:r>
@@ -43319,7 +43319,7 @@
         <w:rPr>
           <w:lang w:val="fr_FR" w:bidi="fr_FR"/>
         </w:rPr>
-        <w:t>), et de nombreux juifs ont discerné dans les événements survenus à Jérusalem en 167–164 av. J.-C., à l'époque d’Antioche IV Épiphane, l’accomplissement de cette prophétie (le livre deutérocanonique de 1 Maccabées</w:t>
+        <w:t>). De nombreux Juifs ont vu dans les événements qui sont arrivés à Jérusalem en 167–164 av. J.-C., à l'époque d’Antioche IV Épiphane, l’accomplissement de cette prophétie (le livre deutérocanonique de 1 Maccabées</w:t>
       </w:r>
       <w:r>
         <w:rPr>
@@ -43332,7 +43332,7 @@
         <w:rPr>
           <w:lang w:val="fr_FR" w:bidi="fr_FR"/>
         </w:rPr>
-        <w:t xml:space="preserve"> écrit vers 100 av. J.-C., raconte le règne d’Antioche et décrit comment lui et ses partisans ont érigé « sur l’autel des sacrifices l’Abomination de la désolation », 1M</w:t>
+        <w:t xml:space="preserve"> écrit vers 100 av. J.-C., raconte le règne d’Antioche et décrit comment lui et ceux qui le suivaient ont érigé « sur l’autel des sacrifices l’Abomination de la désolation », 1M</w:t>
       </w:r>
       <w:r>
         <w:rPr>
@@ -43375,7 +43375,7 @@
         <w:rPr>
           <w:lang w:val="fr_FR" w:bidi="fr_FR"/>
         </w:rPr>
-        <w:t>,</w:t>
+        <w:t xml:space="preserve">, </w:t>
       </w:r>
       <w:hyperlink r:id="rId958">
         <w:r>
@@ -43411,7 +43411,7 @@
         <w:rPr>
           <w:lang w:val="fr_FR" w:bidi="fr_FR"/>
         </w:rPr>
-        <w:t>), le fait qu’il soit dit que cette dévastation a été établie à un endroit inapproprié suggère qu’elle s’est produite dans le temple de Jérusalem. - Marc a demandé à ses premiers lecteurs de prêter attention à la description de ce signe, ce qui indique qu’une réflexion approfondie et du discernement étaient nécessaires pour le comprendre. Les lecteurs de Marc sont appelés à rechercher un signe semblable à ce qui s’est passé du temps d'Antioche Épiphane. - Bien que la description de l’abominable dévastation</w:t>
+        <w:t>), le fait qu’il soit dit que cette dévastation a été établie à un endroit inapproprié suggère qu’elle s’est produite dans le temple de Jérusalem. - Marc demande à ses premiers lecteurs de prêter attention à la description de ce signe. Cela indique qu’une réflexion approfondie et du discernement étaient nécessaires pour le comprendre. Les lecteurs de Marc sont appelés à rechercher un signe semblable à ce qui s’est passé du temps d'Antioche Épiphane. - La description de l’abominable dévastation</w:t>
       </w:r>
       <w:r>
         <w:rPr>
@@ -43424,7 +43424,29 @@
         <w:rPr>
           <w:lang w:val="fr_FR" w:bidi="fr_FR"/>
         </w:rPr>
-        <w:t xml:space="preserve">soit grammaticalement neutre dans le grec, le mot qui décrit son établissement est au masculin dans la grammaire grecque, ce qui signifie qu’il est fait allusion à une personne et non pas à une chose. Plusieurs suggestions ont été faites pour déterminer l’identité de cette personne. Il peut s’agir de : (1) L’empereur Caligula, qui en 39–40 apr. J.-C. a voulu ériger une statue de sa personne au sein même du temple (Flavius Josèphe, </w:t>
+        <w:t xml:space="preserve">est grammaticalement neutre dans le texte grec, mais le mot qui décrit son établissement est au masculin. Cela suggère que l'allusion est à une personne plutôt qu'à une chose. Cependant, il n'est pas certain qu'il s'agisse d'une personne ; il pourrait tout de même s'agir d'une chose ou d'un événement. Plusieurs suggestions ont été faites pour déterminer l’identité de cette personne si c'en est une. Il peut s’agir : </w:t>
+      </w:r>
+    </w:p>
+    <w:p>
+      <w:pPr>
+        <w:pStyle w:val="ListNumber"/>
+        <w:numPr>
+          <w:ilvl w:val="0"/>
+          <w:numId w:val="14"/>
+        </w:numPr>
+        <w:spacing w:line="240" w:lineRule="auto"/>
+        <w:ind w:left="720"/>
+      </w:pPr>
+      <w:r>
+        <w:rPr>
+          <w:lang w:val="fr_FR" w:bidi="fr_FR"/>
+        </w:rPr>
+      </w:r>
+      <w:r>
+        <w:rPr>
+          <w:lang w:val="fr_FR" w:bidi="fr_FR"/>
+        </w:rPr>
+        <w:t xml:space="preserve">De l’empereur Caligula, qui a voulu ériger une statue de sa personne au sein même du Temple en 39–40 apr. J.-C. (Flavius Josèphe, </w:t>
       </w:r>
       <w:r>
         <w:rPr>
@@ -43437,7 +43459,25 @@
         <w:rPr>
           <w:lang w:val="fr_FR" w:bidi="fr_FR"/>
         </w:rPr>
-        <w:t xml:space="preserve"> 12.8.2–3) ; (2) Ponce Pilate (26–36 apr. J.-C.), qui a exigé de ses soldats romains de marcher en exhibant leurs étendards en Judée, ce qui était considéré comme de l’idolâtrie par les Juifs (Flavius Josèphe, </w:t>
+        <w:t xml:space="preserve"> 12.8.2–3).</w:t>
+      </w:r>
+    </w:p>
+    <w:p>
+      <w:pPr>
+        <w:pStyle w:val="ListNumber"/>
+        <w:spacing w:line="240" w:lineRule="auto"/>
+        <w:ind w:left="720"/>
+      </w:pPr>
+      <w:r>
+        <w:rPr>
+          <w:lang w:val="fr_FR" w:bidi="fr_FR"/>
+        </w:rPr>
+      </w:r>
+      <w:r>
+        <w:rPr>
+          <w:lang w:val="fr_FR" w:bidi="fr_FR"/>
+        </w:rPr>
+        <w:t xml:space="preserve">De Ponce Pilate (26–36 apr. J.-C.), qui a exigé que ses soldats romains marchent en portant leurs étendards en Judée. Or, cela était considéré comme de l’idolâtrie par les Juifs (Flavius Josèphe, </w:t>
       </w:r>
       <w:r>
         <w:rPr>
@@ -43450,7 +43490,25 @@
         <w:rPr>
           <w:lang w:val="fr_FR" w:bidi="fr_FR"/>
         </w:rPr>
-        <w:t xml:space="preserve"> 2.9. 2–3) ; (3) Les zélotes en 69–70 apr. J.-C, qui ont commis des atrocités dans le temple en désignant une personne non qualifiée pour se charger de l’office de grand-prêtre de la nation, et qui « élevèrent leur insolence contre Dieu et portèrent leurs pieds souillés dans le sanctuaire » (Flavius Josèphe, </w:t>
+        <w:t xml:space="preserve"> 2.9. 2–3).</w:t>
+      </w:r>
+    </w:p>
+    <w:p>
+      <w:pPr>
+        <w:pStyle w:val="ListNumber"/>
+        <w:spacing w:line="240" w:lineRule="auto"/>
+        <w:ind w:left="720"/>
+      </w:pPr>
+      <w:r>
+        <w:rPr>
+          <w:lang w:val="fr_FR" w:bidi="fr_FR"/>
+        </w:rPr>
+      </w:r>
+      <w:r>
+        <w:rPr>
+          <w:lang w:val="fr_FR" w:bidi="fr_FR"/>
+        </w:rPr>
+        <w:t xml:space="preserve">Des zélotes en 69–70 apr. J.-C, qui ont commis des atrocités dans le Temple en désignant une personne non qualifiée pour se charger de l’office de souverain sacrificateur de la nation. Ils « élevèrent leur insolence contre Dieu et portèrent leurs pieds souillés dans le sanctuaire » (Flavius Josèphe, </w:t>
       </w:r>
       <w:r>
         <w:rPr>
@@ -43463,7 +43521,25 @@
         <w:rPr>
           <w:lang w:val="fr_FR" w:bidi="fr_FR"/>
         </w:rPr>
-        <w:t xml:space="preserve"> 4.6) ; (4) Le général romain Titus qui, après avoir conquis Jérusalem en 70 apr. J.-C., a également forcé l'entrée du Temple (Flavius Josèphe, </w:t>
+        <w:t xml:space="preserve"> 4.6).</w:t>
+      </w:r>
+    </w:p>
+    <w:p>
+      <w:pPr>
+        <w:pStyle w:val="ListNumber"/>
+        <w:spacing w:line="240" w:lineRule="auto"/>
+        <w:ind w:left="720"/>
+      </w:pPr>
+      <w:r>
+        <w:rPr>
+          <w:lang w:val="fr_FR" w:bidi="fr_FR"/>
+        </w:rPr>
+      </w:r>
+      <w:r>
+        <w:rPr>
+          <w:lang w:val="fr_FR" w:bidi="fr_FR"/>
+        </w:rPr>
+        <w:t xml:space="preserve">Du général romain Titus qui, après avoir conquis Jérusalem en 70 apr. J.-C., a également forcé l'entrée du Temple (Flavius Josèphe, </w:t>
       </w:r>
       <w:r>
         <w:rPr>
@@ -43476,7 +43552,25 @@
         <w:rPr>
           <w:lang w:val="fr_FR" w:bidi="fr_FR"/>
         </w:rPr>
-        <w:t xml:space="preserve"> 6.4.7) ; (5) les soldats de Titus, qui ont dressé leurs étendards dans le temple, y ont offert des sacrifices et ont proclamé Titus empereur (Flavius Josèphe, </w:t>
+        <w:t xml:space="preserve"> 6.4.7).</w:t>
+      </w:r>
+    </w:p>
+    <w:p>
+      <w:pPr>
+        <w:pStyle w:val="ListNumber"/>
+        <w:spacing w:line="240" w:lineRule="auto"/>
+        <w:ind w:left="720"/>
+      </w:pPr>
+      <w:r>
+        <w:rPr>
+          <w:lang w:val="fr_FR" w:bidi="fr_FR"/>
+        </w:rPr>
+      </w:r>
+      <w:r>
+        <w:rPr>
+          <w:lang w:val="fr_FR" w:bidi="fr_FR"/>
+        </w:rPr>
+        <w:t xml:space="preserve">Des soldats de Titus, qui ont dressé leurs étendards dans le Temple, y ont offert des sacrifices et proclamé Titus empereur (Flavius Josèphe, </w:t>
       </w:r>
       <w:r>
         <w:rPr>
@@ -43489,7 +43583,43 @@
         <w:rPr>
           <w:lang w:val="fr_FR" w:bidi="fr_FR"/>
         </w:rPr>
-        <w:t xml:space="preserve"> 6.6.1) ; (6) la destruction du Temple lui-même en 70 apr. J.-C. ; ou (7) un événement futur impliquant la venue de l'antéchrist (voir </w:t>
+        <w:t xml:space="preserve"> 6.6.1).</w:t>
+      </w:r>
+    </w:p>
+    <w:p>
+      <w:pPr>
+        <w:pStyle w:val="ListNumber"/>
+        <w:spacing w:line="240" w:lineRule="auto"/>
+        <w:ind w:left="720"/>
+      </w:pPr>
+      <w:r>
+        <w:rPr>
+          <w:lang w:val="fr_FR" w:bidi="fr_FR"/>
+        </w:rPr>
+      </w:r>
+      <w:r>
+        <w:rPr>
+          <w:lang w:val="fr_FR" w:bidi="fr_FR"/>
+        </w:rPr>
+        <w:t>De la destruction du Temple lui-même en 70 apr. J.-C.</w:t>
+      </w:r>
+    </w:p>
+    <w:p>
+      <w:pPr>
+        <w:pStyle w:val="ListNumber"/>
+        <w:spacing w:line="240" w:lineRule="auto"/>
+        <w:ind w:left="720"/>
+      </w:pPr>
+      <w:r>
+        <w:rPr>
+          <w:lang w:val="fr_FR" w:bidi="fr_FR"/>
+        </w:rPr>
+      </w:r>
+      <w:r>
+        <w:rPr>
+          <w:lang w:val="fr_FR" w:bidi="fr_FR"/>
+        </w:rPr>
+        <w:t xml:space="preserve">D'un événement futur lié à la venue de l'antéchrist (voir </w:t>
       </w:r>
       <w:hyperlink r:id="rId1000">
         <w:r>
@@ -43507,7 +43637,21 @@
         <w:rPr>
           <w:lang w:val="fr_FR" w:bidi="fr_FR"/>
         </w:rPr>
-        <w:t>). Plusieurs théories peuvent être éliminées en raison du contexte et de la provenance de l'expression. Dans Daniel et 1 Maccabées,</w:t>
+        <w:t>).</w:t>
+      </w:r>
+    </w:p>
+    <w:p>
+      <w:pPr/>
+      <w:r>
+        <w:rPr>
+          <w:lang w:val="fr_FR" w:bidi="fr_FR"/>
+        </w:rPr>
+      </w:r>
+      <w:r>
+        <w:rPr>
+          <w:lang w:val="fr_FR" w:bidi="fr_FR"/>
+        </w:rPr>
+        <w:t>Plusieurs théories peuvent être éliminées en raison du contexte et de la source de l'expression. Dans Daniel et 1 Maccabées,</w:t>
       </w:r>
       <w:r>
         <w:rPr>
@@ -43520,7 +43664,7 @@
         <w:rPr>
           <w:lang w:val="fr_FR" w:bidi="fr_FR"/>
         </w:rPr>
-        <w:t xml:space="preserve">l'expression concerne le temple, son autel et ses rituels sacrificiels. Dans </w:t>
+        <w:t xml:space="preserve">l'expression concerne le Temple, son autel et ses rituels sacrificiels. Dans </w:t>
       </w:r>
       <w:hyperlink r:id="rId968">
         <w:r>
@@ -43538,7 +43682,7 @@
         <w:rPr>
           <w:lang w:val="fr_FR" w:bidi="fr_FR"/>
         </w:rPr>
-        <w:t xml:space="preserve">, il s'agit d'un signe pour que les gens fuient la Judée, et ce à quoi il fait référence doit se produire alors qu'il est encore temps de fuir (c'est-à-dire avant que l'armée romaine n'occupe la Judée et n'assiège Jérusalem). Les évènements décrits dans les explications (1) et (2) sont advenus trop tôt pour avoir servi de signe reconnaissable indiquant la nécessité de fuir la Judée. Aussi, ces hommes n'ont pas réellement souillé le temple, et les chrétiens n'ont pas fui Jérusalem en cette période. Les explications (4) à (6) sont trop tardives, car il n'y avait plus vraiment de possibilité de fuite après l'entrée de Titus à Jérusalem. Dans l'explication 7, aucune référence n'est faite à la destruction de Jérusalem en 70 apr. J.-C., ce qui est le sujet de </w:t>
+        <w:t xml:space="preserve">, il s'agit d'un signe pour que les gens fuient la Judée, et ce à quoi il fait référence doit se produire alors qu'il est encore temps de fuir (c'est-à-dire avant que l'armée romaine occupe la Judée et assiège Jérusalem). Les évènements décrits dans les explications (1) et (2) sont arrivés trop tôt pour avoir servi de signe reconnaissable indiquant la nécessité de fuir la Judée. Aussi, ces hommes n'ont pas réellement souillé le Temple, et les chrétiens n'ont pas fui Jérusalem en cette période. Les explications (4) à (6) sont trop tardives, car il n'y avait plus vraiment de possibilité de fuite après l'entrée de Titus à Jérusalem. Dans l'explication (7), aucune référence n'est faite à la destruction de Jérusalem en 70 apr. J.-C., ce qui est le sujet de </w:t>
       </w:r>
       <w:hyperlink r:id="rId968">
         <w:r>
@@ -43549,14 +43693,14 @@
             <w:color w:val="0000EE"/>
             <w:u w:val="single"/>
           </w:rPr>
-          <w:t>13.14–20</w:t>
-        </w:r>
-      </w:hyperlink>
-      <w:r>
-        <w:rPr>
-          <w:lang w:val="fr_FR" w:bidi="fr_FR"/>
-        </w:rPr>
-        <w:t xml:space="preserve">, et la venue de l'antéchrist ne doit pas se limiter au territoire de Judée. En réalité, l'explication qui convient le mieux est la (3) : les zélotes ont commis leur profanation en 69–70 après J.-C., peu avant que Titus n'assiège Jérusalem, ce qui a pu offrir aux chrétiens une brève occasion de quitter Jérusalem avant qu'elle ne soit assiégée. De plus, ils ont agi en profanant le lieu saint du temple. Cette interprétation permet également de distinguer le signe de la catastrophe à venir (l'abominable dévastation) de la catastrophe elle-même (la destruction de Jérusalem et du temple). - Dès l'apparition de l'abominable dévastation, les habitants de la Judée sont appelés à fuir vers les collines. Eusèbe, un historien de l'Église primitive, mentionne un oracle prophétique donné à l'Église de Jérusalem qui l'a amenée à fuir la ville avant sa destruction (Eusèbe de Césarée, </w:t>
+          <w:t>13.14–20.</w:t>
+        </w:r>
+      </w:hyperlink>
+      <w:r>
+        <w:rPr>
+          <w:lang w:val="fr_FR" w:bidi="fr_FR"/>
+        </w:rPr>
+        <w:t xml:space="preserve"> De plus, la venue de l'antéchrist ne doit pas se limiter au territoire de Judée. En réalité, l'explication qui convient le mieux est la (3) : Les zélotes ont commis leur profanation en 69–70 apr. J.-C., peu avant que Titus assiège Jérusalem. Cela a d'ailleurs pu offrir aux chrétiens une brève occasion de quitter Jérusalem avant qu'elle soit assiégée. De plus, ils ont agi en profanant le lieu saint du Temple. Cette interprétation permet également de distinguer le signe de la catastrophe à venir (l'abominable dévastation) de la catastrophe elle-même (la destruction de Jérusalem et du Temple). - Dès l'apparition de l'abominable dévastation, les habitants de la Judée sont appelés à fuir vers les collines. Eusèbe (historien de l'Église primitive), mentionne un oracle prophétique donné à l'Église de Jérusalem, qui l'a amenée à fuir la ville avant sa destruction (Eusèbe de Césarée, </w:t>
       </w:r>
       <w:r>
         <w:rPr>
@@ -57364,6 +57508,12 @@
   </w:num>
   <w:num w:numId="13" w16cid:durableId="592781308">
     <w:abstractNumId w:val="11"/>
+  </w:num>
+  <w:num w:numId="14">
+    <w:abstractNumId w:val="3"/>
+    <w:lvlOverride w:ilvl="0">
+      <w:startOverride w:val="1"/>
+    </w:lvlOverride>
   </w:num>
   <w:numIdMacAtCleanup w:val="10"/>
 </w:numbering>

--- a/fra/docx/41.content.docx
+++ b/fra/docx/41.content.docx
@@ -27537,7 +27537,25 @@
         <w:rPr>
           <w:lang w:val="fr_FR" w:bidi="fr_FR"/>
         </w:rPr>
-        <w:t xml:space="preserve"> qui fait référence à la vallée de Hinnom, qui bordait Jérusalem au sud-ouest. C'était une décharge pour la ville, et la combustion continue des déchets est devenue une métaphore pour le lieu où les pécheurs recevraient leur jugement final.</w:t>
+        <w:t xml:space="preserve"> qui fait référence à la vallée de Hinnom, qui bordait Jérusalem au sud-ouest. Elle est devenue une métaphore de l'enfer car les Israélites y avaient offert leurs enfants en sacrifice (</w:t>
+      </w:r>
+      <w:hyperlink r:id="rId624">
+        <w:r>
+          <w:rPr>
+            <w:lang w:val="fr_FR" w:bidi="fr_FR"/>
+          </w:rPr>
+          <w:rPr>
+            <w:color w:val="0000EE"/>
+            <w:u w:val="single"/>
+          </w:rPr>
+          <w:t>Jr 32.35</w:t>
+        </w:r>
+      </w:hyperlink>
+      <w:r>
+        <w:rPr>
+          <w:lang w:val="fr_FR" w:bidi="fr_FR"/>
+        </w:rPr>
+        <w:t>).</w:t>
       </w:r>
       <w:r>
         <w:rPr>
@@ -27587,7 +27605,7 @@
         </w:rPr>
         <w:t xml:space="preserve">La plupart des meilleurs manuscrits ne prennent pas en compte les versets </w:t>
       </w:r>
-      <w:hyperlink r:id="rId624">
+      <w:hyperlink r:id="rId625">
         <w:r>
           <w:rPr>
             <w:lang w:val="fr_FR" w:bidi="fr_FR"/>
@@ -27605,7 +27623,7 @@
         </w:rPr>
         <w:t xml:space="preserve">, </w:t>
       </w:r>
-      <w:hyperlink r:id="rId625">
+      <w:hyperlink r:id="rId626">
         <w:r>
           <w:rPr>
             <w:lang w:val="fr_FR" w:bidi="fr_FR"/>
@@ -27623,7 +27641,7 @@
         </w:rPr>
         <w:t xml:space="preserve">, mais quelques-uns les incluent. Ces deux versets ont très probablement été copiés de </w:t>
       </w:r>
-      <w:hyperlink r:id="rId626">
+      <w:hyperlink r:id="rId627">
         <w:r>
           <w:rPr>
             <w:lang w:val="fr_FR" w:bidi="fr_FR"/>
@@ -27689,7 +27707,7 @@
         </w:rPr>
         <w:t xml:space="preserve">L'éternité de l'enfer est soulignée par les expressions temporelles utilisées dans ce verset (cp. </w:t>
       </w:r>
-      <w:hyperlink r:id="rId627">
+      <w:hyperlink r:id="rId628">
         <w:r>
           <w:rPr>
             <w:lang w:val="fr_FR" w:bidi="fr_FR"/>
@@ -27705,19 +27723,7 @@
         <w:rPr>
           <w:lang w:val="fr_FR" w:bidi="fr_FR"/>
         </w:rPr>
-        <w:t xml:space="preserve">). L'horreur de l'enfer est soulignée par le fait qu'il soit représenté comme un lieu de feu éternel, de pourriture et de corruption où les vers dévorent éternellement tout. L'odeur putride de la décomposition et la présence de vers dans la Vallée de Hinnom peuvent être à l'origine de cette image (voir la </w:t>
-      </w:r>
-      <w:r>
-        <w:rPr>
-          <w:lang w:val="fr_FR" w:bidi="fr_FR"/>
-        </w:rPr>
-        <w:t>note d'étude sur 9.43</w:t>
-      </w:r>
-      <w:r>
-        <w:rPr>
-          <w:lang w:val="fr_FR" w:bidi="fr_FR"/>
-        </w:rPr>
-        <w:t>). Cette image est un avertissement puissant pour inciter les gens à se repentir afin d'échapper au châtiment de l'enfer.</w:t>
+        <w:t>). L'horreur de l'enfer est soulignée par le fait qu'il soit représenté comme un lieu de feu éternel, de pourriture et de corruption où les vers dévorent éternellement tout. Cette image est un avertissement puissant pour inciter les gens à se repentir afin d'échapper au châtiment de l'enfer.</w:t>
       </w:r>
       <w:r>
         <w:rPr>
@@ -27798,7 +27804,7 @@
         </w:rPr>
         <w:t xml:space="preserve">; </w:t>
       </w:r>
-      <w:hyperlink r:id="rId628">
+      <w:hyperlink r:id="rId629">
         <w:r>
           <w:rPr>
             <w:lang w:val="fr_FR" w:bidi="fr_FR"/>
@@ -27816,7 +27822,7 @@
         </w:rPr>
         <w:t xml:space="preserve">; </w:t>
       </w:r>
-      <w:hyperlink r:id="rId629">
+      <w:hyperlink r:id="rId630">
         <w:r>
           <w:rPr>
             <w:lang w:val="fr_FR" w:bidi="fr_FR"/>
@@ -27900,7 +27906,7 @@
         </w:rPr>
         <w:t xml:space="preserve">, </w:t>
       </w:r>
-      <w:hyperlink r:id="rId630">
+      <w:hyperlink r:id="rId631">
         <w:r>
           <w:rPr>
             <w:lang w:val="fr_FR" w:bidi="fr_FR"/>
@@ -27954,7 +27960,7 @@
         </w:rPr>
         <w:t xml:space="preserve">; </w:t>
       </w:r>
-      <w:hyperlink r:id="rId631">
+      <w:hyperlink r:id="rId632">
         <w:r>
           <w:rPr>
             <w:lang w:val="fr_FR" w:bidi="fr_FR"/>
@@ -27990,7 +27996,7 @@
         </w:rPr>
         <w:t>). Jean le Baptiste a été décapité pour avoir déclaré que le divorce et le remariage d'Hérode Antipas étaient contraires à la loi (</w:t>
       </w:r>
-      <w:hyperlink r:id="rId632">
+      <w:hyperlink r:id="rId633">
         <w:r>
           <w:rPr>
             <w:lang w:val="fr_FR" w:bidi="fr_FR"/>
@@ -28008,7 +28014,7 @@
         </w:rPr>
         <w:t xml:space="preserve">). De plus, selon l'historien juif Josèphe, Jean a été martyrisé près de l'emplacement où Jésus se trouve actuellement à l'est du Jourdain, au fort d'Hérode Antipas à Machéronte (voir </w:t>
       </w:r>
-      <w:hyperlink r:id="rId633">
+      <w:hyperlink r:id="rId634">
         <w:r>
           <w:rPr>
             <w:lang w:val="fr_FR" w:bidi="fr_FR"/>
@@ -28087,7 +28093,7 @@
         </w:rPr>
         <w:t xml:space="preserve">Jésus répond à la question piège des pharisiens par une autre question (cp. </w:t>
       </w:r>
-      <w:hyperlink r:id="rId634">
+      <w:hyperlink r:id="rId635">
         <w:r>
           <w:rPr>
             <w:lang w:val="fr_FR" w:bidi="fr_FR"/>
@@ -28153,7 +28159,7 @@
         </w:rPr>
         <w:t xml:space="preserve">Les Pharisiens citent ce que Moïse autorisait. Il y a beaucoup de débats parmi les rabbins sur ce qui peut être considéré comme "quelque chose de mal" (voir </w:t>
       </w:r>
-      <w:hyperlink r:id="rId635">
+      <w:hyperlink r:id="rId636">
         <w:r>
           <w:rPr>
             <w:lang w:val="fr_FR" w:bidi="fr_FR"/>
@@ -28232,7 +28238,7 @@
         </w:rPr>
         <w:t>Dieu autorise le divorce par concession aux personnes aux cœurs secs. Mais la volonté de Dieu est plus fidèlement exprimée dans les passages que Jésus cite de la loi de Moïse (</w:t>
       </w:r>
-      <w:hyperlink r:id="rId636">
+      <w:hyperlink r:id="rId637">
         <w:r>
           <w:rPr>
             <w:lang w:val="fr_FR" w:bidi="fr_FR"/>
@@ -28250,7 +28256,7 @@
         </w:rPr>
         <w:t xml:space="preserve">; </w:t>
       </w:r>
-      <w:hyperlink r:id="rId637">
+      <w:hyperlink r:id="rId638">
         <w:r>
           <w:rPr>
             <w:lang w:val="fr_FR" w:bidi="fr_FR"/>
@@ -28268,7 +28274,7 @@
         </w:rPr>
         <w:t xml:space="preserve">; voir aussi </w:t>
       </w:r>
-      <w:hyperlink r:id="rId638">
+      <w:hyperlink r:id="rId639">
         <w:r>
           <w:rPr>
             <w:lang w:val="fr_FR" w:bidi="fr_FR"/>
@@ -28334,7 +28340,7 @@
         </w:rPr>
         <w:t xml:space="preserve">Jésus explique souvent son enseignement à ses disciples dans l'intimité d'une maison (voir </w:t>
       </w:r>
-      <w:hyperlink r:id="rId639">
+      <w:hyperlink r:id="rId640">
         <w:r>
           <w:rPr>
             <w:lang w:val="fr_FR" w:bidi="fr_FR"/>
@@ -28370,7 +28376,7 @@
         </w:rPr>
         <w:t xml:space="preserve">, </w:t>
       </w:r>
-      <w:hyperlink r:id="rId640">
+      <w:hyperlink r:id="rId641">
         <w:r>
           <w:rPr>
             <w:lang w:val="fr_FR" w:bidi="fr_FR"/>
@@ -28436,7 +28442,7 @@
         </w:rPr>
         <w:t xml:space="preserve">L'histoire parallèle dans </w:t>
       </w:r>
-      <w:hyperlink r:id="rId641">
+      <w:hyperlink r:id="rId642">
         <w:r>
           <w:rPr>
             <w:lang w:val="fr_FR" w:bidi="fr_FR"/>
@@ -28454,7 +28460,7 @@
         </w:rPr>
         <w:t xml:space="preserve"> est en accord avec celle de Marc, et ne mentionne aucune exception à cette interdiction de divorce, tandis que le récit parallèle de Matthieu permet une exception en cas d'infidélité (</w:t>
       </w:r>
-      <w:hyperlink r:id="rId642">
+      <w:hyperlink r:id="rId643">
         <w:r>
           <w:rPr>
             <w:lang w:val="fr_FR" w:bidi="fr_FR"/>
@@ -28472,7 +28478,7 @@
         </w:rPr>
         <w:t xml:space="preserve">; voir aussi </w:t>
       </w:r>
-      <w:hyperlink r:id="rId643">
+      <w:hyperlink r:id="rId644">
         <w:r>
           <w:rPr>
             <w:lang w:val="fr_FR" w:bidi="fr_FR"/>
@@ -28490,7 +28496,7 @@
         </w:rPr>
         <w:t>). Paul permet également une exception si un partenaire abandonne le mariage (</w:t>
       </w:r>
-      <w:hyperlink r:id="rId644">
+      <w:hyperlink r:id="rId645">
         <w:r>
           <w:rPr>
             <w:lang w:val="fr_FR" w:bidi="fr_FR"/>
@@ -28508,7 +28514,7 @@
         </w:rPr>
         <w:t>). Le récit de Marc met l'accent sur les principes fondamentaux : Dieu déteste le divorce (</w:t>
       </w:r>
-      <w:hyperlink r:id="rId638">
+      <w:hyperlink r:id="rId639">
         <w:r>
           <w:rPr>
             <w:lang w:val="fr_FR" w:bidi="fr_FR"/>
@@ -28587,7 +28593,7 @@
         </w:rPr>
         <w:t>peut faire référence à un large éventail d'âges, d'un enfant de douze ans (</w:t>
       </w:r>
-      <w:hyperlink r:id="rId645">
+      <w:hyperlink r:id="rId646">
         <w:r>
           <w:rPr>
             <w:lang w:val="fr_FR" w:bidi="fr_FR"/>
@@ -28605,7 +28611,7 @@
         </w:rPr>
         <w:t>) jusqu'à un nourrisson de huit jours (</w:t>
       </w:r>
-      <w:hyperlink r:id="rId646">
+      <w:hyperlink r:id="rId647">
         <w:r>
           <w:rPr>
             <w:lang w:val="fr_FR" w:bidi="fr_FR"/>
@@ -28683,7 +28689,7 @@
         </w:rPr>
         <w:t xml:space="preserve">L'amour de Jésus et sa préoccupation pour les enfants ont déjà été mis en avant dans </w:t>
       </w:r>
-      <w:hyperlink r:id="rId647">
+      <w:hyperlink r:id="rId648">
         <w:r>
           <w:rPr>
             <w:lang w:val="fr_FR" w:bidi="fr_FR"/>
@@ -28701,7 +28707,7 @@
         </w:rPr>
         <w:t xml:space="preserve">; </w:t>
       </w:r>
-      <w:hyperlink r:id="rId648">
+      <w:hyperlink r:id="rId649">
         <w:r>
           <w:rPr>
             <w:lang w:val="fr_FR" w:bidi="fr_FR"/>
@@ -28719,7 +28725,7 @@
         </w:rPr>
         <w:t xml:space="preserve">, </w:t>
       </w:r>
-      <w:hyperlink r:id="rId649">
+      <w:hyperlink r:id="rId650">
         <w:r>
           <w:rPr>
             <w:lang w:val="fr_FR" w:bidi="fr_FR"/>
@@ -28798,7 +28804,7 @@
         </w:rPr>
         <w:t xml:space="preserve"> </w:t>
       </w:r>
-      <w:hyperlink r:id="rId650">
+      <w:hyperlink r:id="rId651">
         <w:r>
           <w:rPr>
             <w:lang w:val="fr_FR" w:bidi="fr_FR"/>
@@ -28864,7 +28870,7 @@
         </w:rPr>
         <w:t>L'homme riche (</w:t>
       </w:r>
-      <w:hyperlink r:id="rId651">
+      <w:hyperlink r:id="rId652">
         <w:r>
           <w:rPr>
             <w:lang w:val="fr_FR" w:bidi="fr_FR"/>
@@ -28882,7 +28888,7 @@
         </w:rPr>
         <w:t>) est un jeune dirigeant (</w:t>
       </w:r>
-      <w:hyperlink r:id="rId652">
+      <w:hyperlink r:id="rId653">
         <w:r>
           <w:rPr>
             <w:lang w:val="fr_FR" w:bidi="fr_FR"/>
@@ -28900,7 +28906,7 @@
         </w:rPr>
         <w:t xml:space="preserve">; </w:t>
       </w:r>
-      <w:hyperlink r:id="rId653">
+      <w:hyperlink r:id="rId654">
         <w:r>
           <w:rPr>
             <w:lang w:val="fr_FR" w:bidi="fr_FR"/>
@@ -28931,7 +28937,7 @@
         </w:rPr>
         <w:t xml:space="preserve"> est un titre fréquemment utilisé pour désigner Jésus dans Marc (voir </w:t>
       </w:r>
-      <w:hyperlink r:id="rId654">
+      <w:hyperlink r:id="rId655">
         <w:r>
           <w:rPr>
             <w:lang w:val="fr_FR" w:bidi="fr_FR"/>
@@ -28949,7 +28955,7 @@
         </w:rPr>
         <w:t xml:space="preserve">; </w:t>
       </w:r>
-      <w:hyperlink r:id="rId655">
+      <w:hyperlink r:id="rId656">
         <w:r>
           <w:rPr>
             <w:lang w:val="fr_FR" w:bidi="fr_FR"/>
@@ -28985,7 +28991,7 @@
         </w:rPr>
         <w:t xml:space="preserve">, </w:t>
       </w:r>
-      <w:hyperlink r:id="rId656">
+      <w:hyperlink r:id="rId657">
         <w:r>
           <w:rPr>
             <w:lang w:val="fr_FR" w:bidi="fr_FR"/>
@@ -29003,7 +29009,7 @@
         </w:rPr>
         <w:t xml:space="preserve">; </w:t>
       </w:r>
-      <w:hyperlink r:id="rId657">
+      <w:hyperlink r:id="rId658">
         <w:r>
           <w:rPr>
             <w:lang w:val="fr_FR" w:bidi="fr_FR"/>
@@ -29021,7 +29027,7 @@
         </w:rPr>
         <w:t xml:space="preserve">, </w:t>
       </w:r>
-      <w:hyperlink r:id="rId658">
+      <w:hyperlink r:id="rId659">
         <w:r>
           <w:rPr>
             <w:lang w:val="fr_FR" w:bidi="fr_FR"/>
@@ -29057,7 +29063,7 @@
         </w:rPr>
         <w:t xml:space="preserve">, </w:t>
       </w:r>
-      <w:hyperlink r:id="rId659">
+      <w:hyperlink r:id="rId660">
         <w:r>
           <w:rPr>
             <w:lang w:val="fr_FR" w:bidi="fr_FR"/>
@@ -29075,7 +29081,7 @@
         </w:rPr>
         <w:t xml:space="preserve">, </w:t>
       </w:r>
-      <w:hyperlink r:id="rId660">
+      <w:hyperlink r:id="rId661">
         <w:r>
           <w:rPr>
             <w:lang w:val="fr_FR" w:bidi="fr_FR"/>
@@ -29093,7 +29099,7 @@
         </w:rPr>
         <w:t xml:space="preserve">; </w:t>
       </w:r>
-      <w:hyperlink r:id="rId661">
+      <w:hyperlink r:id="rId662">
         <w:r>
           <w:rPr>
             <w:lang w:val="fr_FR" w:bidi="fr_FR"/>
@@ -29111,7 +29117,7 @@
         </w:rPr>
         <w:t xml:space="preserve">; </w:t>
       </w:r>
-      <w:hyperlink r:id="rId662">
+      <w:hyperlink r:id="rId663">
         <w:r>
           <w:rPr>
             <w:lang w:val="fr_FR" w:bidi="fr_FR"/>
@@ -29190,7 +29196,7 @@
         </w:rPr>
         <w:t xml:space="preserve">L'histoire de l'homme riche permet de continuer les thèmes de la formation des disciples qui a commencé en </w:t>
       </w:r>
-      <w:hyperlink r:id="rId640">
+      <w:hyperlink r:id="rId641">
         <w:r>
           <w:rPr>
             <w:lang w:val="fr_FR" w:bidi="fr_FR"/>
@@ -29335,7 +29341,7 @@
         </w:rPr>
         <w:t xml:space="preserve">La réponse de Jésus semble étrange aux Chrétiens familiers avec l'enseignement que Paul a fait à ce sujet (par ex., </w:t>
       </w:r>
-      <w:hyperlink r:id="rId663">
+      <w:hyperlink r:id="rId664">
         <w:r>
           <w:rPr>
             <w:lang w:val="fr_FR" w:bidi="fr_FR"/>
@@ -29353,7 +29359,7 @@
         </w:rPr>
         <w:t xml:space="preserve">; </w:t>
       </w:r>
-      <w:hyperlink r:id="rId664">
+      <w:hyperlink r:id="rId665">
         <w:r>
           <w:rPr>
             <w:lang w:val="fr_FR" w:bidi="fr_FR"/>
@@ -29371,7 +29377,7 @@
         </w:rPr>
         <w:t>). En nommant cinq des Dix Commandements, Jésus n'implique pas que l'homme peut gagner la vie éternelle en les respectant ; il lui dit simplement quelles sont les normes de Dieu afin de permettre à l'homme d'évaluer sa propre performance. Aimer Dieu de tout son cœur, de toute son âme, de tout son esprit et de toute sa force, et aimer son prochain comme soi-même (</w:t>
       </w:r>
-      <w:hyperlink r:id="rId665">
+      <w:hyperlink r:id="rId666">
         <w:r>
           <w:rPr>
             <w:lang w:val="fr_FR" w:bidi="fr_FR"/>
@@ -29407,7 +29413,7 @@
         </w:rPr>
         <w:t xml:space="preserve">; </w:t>
       </w:r>
-      <w:hyperlink r:id="rId666">
+      <w:hyperlink r:id="rId667">
         <w:r>
           <w:rPr>
             <w:lang w:val="fr_FR" w:bidi="fr_FR"/>
@@ -29425,7 +29431,7 @@
         </w:rPr>
         <w:t>), et de respecter ses commandements (</w:t>
       </w:r>
-      <w:hyperlink r:id="rId667">
+      <w:hyperlink r:id="rId668">
         <w:r>
           <w:rPr>
             <w:lang w:val="fr_FR" w:bidi="fr_FR"/>
@@ -29443,7 +29449,7 @@
         </w:rPr>
         <w:t xml:space="preserve">; </w:t>
       </w:r>
-      <w:hyperlink r:id="rId668">
+      <w:hyperlink r:id="rId669">
         <w:r>
           <w:rPr>
             <w:lang w:val="fr_FR" w:bidi="fr_FR"/>
@@ -29461,7 +29467,7 @@
         </w:rPr>
         <w:t xml:space="preserve">; </w:t>
       </w:r>
-      <w:hyperlink r:id="rId669">
+      <w:hyperlink r:id="rId670">
         <w:r>
           <w:rPr>
             <w:lang w:val="fr_FR" w:bidi="fr_FR"/>
@@ -29545,7 +29551,7 @@
         </w:rPr>
         <w:t xml:space="preserve">), mais elle n'est pas arrogante, comme en témoigne l'absence de réprimande (cp. </w:t>
       </w:r>
-      <w:hyperlink r:id="rId670">
+      <w:hyperlink r:id="rId671">
         <w:r>
           <w:rPr>
             <w:lang w:val="fr_FR" w:bidi="fr_FR"/>
@@ -29563,7 +29569,7 @@
         </w:rPr>
         <w:t xml:space="preserve">; </w:t>
       </w:r>
-      <w:hyperlink r:id="rId671">
+      <w:hyperlink r:id="rId672">
         <w:r>
           <w:rPr>
             <w:lang w:val="fr_FR" w:bidi="fr_FR"/>
@@ -29629,7 +29635,7 @@
         </w:rPr>
         <w:t>Au lieu d'avoir une discussion approfondie sur ce que respecter les commandements signifie vraiment, Jésus s'est concentré sur le problème spécifique de cet homme. Il lui manque encore une chose : il aime les richesses plus que Dieu, enfreignant ainsi le premier et le plus important commandement (</w:t>
       </w:r>
-      <w:hyperlink r:id="rId672">
+      <w:hyperlink r:id="rId673">
         <w:r>
           <w:rPr>
             <w:lang w:val="fr_FR" w:bidi="fr_FR"/>
@@ -29647,7 +29653,7 @@
         </w:rPr>
         <w:t xml:space="preserve">; </w:t>
       </w:r>
-      <w:hyperlink r:id="rId673">
+      <w:hyperlink r:id="rId674">
         <w:r>
           <w:rPr>
             <w:lang w:val="fr_FR" w:bidi="fr_FR"/>
@@ -29665,7 +29671,7 @@
         </w:rPr>
         <w:t xml:space="preserve">; </w:t>
       </w:r>
-      <w:hyperlink r:id="rId674">
+      <w:hyperlink r:id="rId675">
         <w:r>
           <w:rPr>
             <w:lang w:val="fr_FR" w:bidi="fr_FR"/>
@@ -29701,7 +29707,7 @@
         </w:rPr>
         <w:t xml:space="preserve">; </w:t>
       </w:r>
-      <w:hyperlink r:id="rId675">
+      <w:hyperlink r:id="rId676">
         <w:r>
           <w:rPr>
             <w:lang w:val="fr_FR" w:bidi="fr_FR"/>
@@ -29791,79 +29797,79 @@
         </w:rPr>
         <w:t xml:space="preserve">; </w:t>
       </w:r>
+      <w:hyperlink r:id="rId677">
+        <w:r>
+          <w:rPr>
+            <w:lang w:val="fr_FR" w:bidi="fr_FR"/>
+          </w:rPr>
+          <w:rPr>
+            <w:color w:val="0000EE"/>
+            <w:u w:val="single"/>
+          </w:rPr>
+          <w:t>10.28</w:t>
+        </w:r>
+      </w:hyperlink>
+      <w:r>
+        <w:rPr>
+          <w:lang w:val="fr_FR" w:bidi="fr_FR"/>
+        </w:rPr>
+        <w:t xml:space="preserve">; voir aussi </w:t>
+      </w:r>
+      <w:hyperlink r:id="rId678">
+        <w:r>
+          <w:rPr>
+            <w:lang w:val="fr_FR" w:bidi="fr_FR"/>
+          </w:rPr>
+          <w:rPr>
+            <w:color w:val="0000EE"/>
+            <w:u w:val="single"/>
+          </w:rPr>
+          <w:t>Actes 2.38</w:t>
+        </w:r>
+      </w:hyperlink>
+      <w:r>
+        <w:rPr>
+          <w:lang w:val="fr_FR" w:bidi="fr_FR"/>
+        </w:rPr>
+        <w:t xml:space="preserve">; </w:t>
+      </w:r>
+      <w:hyperlink r:id="rId679">
+        <w:r>
+          <w:rPr>
+            <w:lang w:val="fr_FR" w:bidi="fr_FR"/>
+          </w:rPr>
+          <w:rPr>
+            <w:color w:val="0000EE"/>
+            <w:u w:val="single"/>
+          </w:rPr>
+          <w:t>20.21</w:t>
+        </w:r>
+      </w:hyperlink>
+      <w:r>
+        <w:rPr>
+          <w:lang w:val="fr_FR" w:bidi="fr_FR"/>
+        </w:rPr>
+        <w:t>. Le commandement de Jésus à l'homme riche n'est pas une exigence universelle pour entrer dans le Royaume de Dieu mais est adressé à sa situation particulière. Il enseigne à quiconque cherche la vie éternelle que rien d'autre ne peut passer avant Dieu ; la repentance (</w:t>
+      </w:r>
+      <w:hyperlink r:id="rId186">
+        <w:r>
+          <w:rPr>
+            <w:lang w:val="fr_FR" w:bidi="fr_FR"/>
+          </w:rPr>
+          <w:rPr>
+            <w:color w:val="0000EE"/>
+            <w:u w:val="single"/>
+          </w:rPr>
+          <w:t>Marc 1.15</w:t>
+        </w:r>
+      </w:hyperlink>
+      <w:r>
+        <w:rPr>
+          <w:lang w:val="fr_FR" w:bidi="fr_FR"/>
+        </w:rPr>
+        <w:t xml:space="preserve">; </w:t>
+      </w:r>
       <w:hyperlink r:id="rId676">
-        <w:r>
-          <w:rPr>
-            <w:lang w:val="fr_FR" w:bidi="fr_FR"/>
-          </w:rPr>
-          <w:rPr>
-            <w:color w:val="0000EE"/>
-            <w:u w:val="single"/>
-          </w:rPr>
-          <w:t>10.28</w:t>
-        </w:r>
-      </w:hyperlink>
-      <w:r>
-        <w:rPr>
-          <w:lang w:val="fr_FR" w:bidi="fr_FR"/>
-        </w:rPr>
-        <w:t xml:space="preserve">; voir aussi </w:t>
-      </w:r>
-      <w:hyperlink r:id="rId677">
-        <w:r>
-          <w:rPr>
-            <w:lang w:val="fr_FR" w:bidi="fr_FR"/>
-          </w:rPr>
-          <w:rPr>
-            <w:color w:val="0000EE"/>
-            <w:u w:val="single"/>
-          </w:rPr>
-          <w:t>Actes 2.38</w:t>
-        </w:r>
-      </w:hyperlink>
-      <w:r>
-        <w:rPr>
-          <w:lang w:val="fr_FR" w:bidi="fr_FR"/>
-        </w:rPr>
-        <w:t xml:space="preserve">; </w:t>
-      </w:r>
-      <w:hyperlink r:id="rId678">
-        <w:r>
-          <w:rPr>
-            <w:lang w:val="fr_FR" w:bidi="fr_FR"/>
-          </w:rPr>
-          <w:rPr>
-            <w:color w:val="0000EE"/>
-            <w:u w:val="single"/>
-          </w:rPr>
-          <w:t>20.21</w:t>
-        </w:r>
-      </w:hyperlink>
-      <w:r>
-        <w:rPr>
-          <w:lang w:val="fr_FR" w:bidi="fr_FR"/>
-        </w:rPr>
-        <w:t>. Le commandement de Jésus à l'homme riche n'est pas une exigence universelle pour entrer dans le Royaume de Dieu mais est adressé à sa situation particulière. Il enseigne à quiconque cherche la vie éternelle que rien d'autre ne peut passer avant Dieu ; la repentance (</w:t>
-      </w:r>
-      <w:hyperlink r:id="rId186">
-        <w:r>
-          <w:rPr>
-            <w:lang w:val="fr_FR" w:bidi="fr_FR"/>
-          </w:rPr>
-          <w:rPr>
-            <w:color w:val="0000EE"/>
-            <w:u w:val="single"/>
-          </w:rPr>
-          <w:t>Marc 1.15</w:t>
-        </w:r>
-      </w:hyperlink>
-      <w:r>
-        <w:rPr>
-          <w:lang w:val="fr_FR" w:bidi="fr_FR"/>
-        </w:rPr>
-        <w:t xml:space="preserve">; </w:t>
-      </w:r>
-      <w:hyperlink r:id="rId675">
         <w:r>
           <w:rPr>
             <w:lang w:val="fr_FR" w:bidi="fr_FR"/>
@@ -29929,7 +29935,7 @@
         </w:rPr>
         <w:t>Marc raconte le choix tragique de l'homme riche. L'homme est parti, possédant encore ses richesses terrestres (</w:t>
       </w:r>
-      <w:hyperlink r:id="rId679">
+      <w:hyperlink r:id="rId680">
         <w:r>
           <w:rPr>
             <w:lang w:val="fr_FR" w:bidi="fr_FR"/>
@@ -29947,7 +29953,7 @@
         </w:rPr>
         <w:t>) mais sans trésor éternel (</w:t>
       </w:r>
-      <w:hyperlink r:id="rId680">
+      <w:hyperlink r:id="rId681">
         <w:r>
           <w:rPr>
             <w:lang w:val="fr_FR" w:bidi="fr_FR"/>
@@ -30122,7 +30128,7 @@
         </w:rPr>
         <w:t xml:space="preserve">) d'une aiguille est son plus petit trou. Certains riches semblent arriver à surmonter le problème créé par les richesses et suivre Jésus, mais la majorité des disciples de Jésus font partie des pauvres. Les explications concernant une porte dans le mur de Jérusalem qui serait appelé "Œil de l'Aiguille" sont mal conçues. Une telle porte n'a jamais existé, et cette explication ne prend pas en compte l'utilisation fréquente de Jésus de l'hyperbole dans ses enseignements (voir aussi </w:t>
       </w:r>
-      <w:hyperlink r:id="rId681">
+      <w:hyperlink r:id="rId682">
         <w:r>
           <w:rPr>
             <w:lang w:val="fr_FR" w:bidi="fr_FR"/>
@@ -30140,7 +30146,7 @@
         </w:rPr>
         <w:t xml:space="preserve">; </w:t>
       </w:r>
-      <w:hyperlink r:id="rId682">
+      <w:hyperlink r:id="rId683">
         <w:r>
           <w:rPr>
             <w:lang w:val="fr_FR" w:bidi="fr_FR"/>
@@ -30254,7 +30260,7 @@
         </w:rPr>
         <w:t>Ce verset est généralement interprété de deux manières différentes : (1) Bien que le salut par ses propres moyens soit impossible, par la grâce de Dieu les gens peuvent être sauvés par la foi (</w:t>
       </w:r>
-      <w:hyperlink r:id="rId683">
+      <w:hyperlink r:id="rId684">
         <w:r>
           <w:rPr>
             <w:lang w:val="fr_FR" w:bidi="fr_FR"/>
@@ -30338,7 +30344,7 @@
         </w:rPr>
         <w:t xml:space="preserve">; </w:t>
       </w:r>
-      <w:hyperlink r:id="rId684">
+      <w:hyperlink r:id="rId685">
         <w:r>
           <w:rPr>
             <w:lang w:val="fr_FR" w:bidi="fr_FR"/>
@@ -30452,7 +30458,7 @@
         </w:rPr>
         <w:t xml:space="preserve">Ce passage se termine par un proverbe. Par celui-ci, un contraste est fait entre la manière dont Dieu comprend la vie et la manière dont les humains la comprennent (pour des expressions similaires, voir </w:t>
       </w:r>
-      <w:hyperlink r:id="rId685">
+      <w:hyperlink r:id="rId686">
         <w:r>
           <w:rPr>
             <w:lang w:val="fr_FR" w:bidi="fr_FR"/>
@@ -30470,7 +30476,7 @@
         </w:rPr>
         <w:t xml:space="preserve">; </w:t>
       </w:r>
-      <w:hyperlink r:id="rId686">
+      <w:hyperlink r:id="rId687">
         <w:r>
           <w:rPr>
             <w:lang w:val="fr_FR" w:bidi="fr_FR"/>
@@ -30488,7 +30494,7 @@
         </w:rPr>
         <w:t>). Le royaume de Dieu est déjà arrivé pour ceux qui ont des yeux pour voir et des oreilles pour entendre (</w:t>
       </w:r>
-      <w:hyperlink r:id="rId687">
+      <w:hyperlink r:id="rId688">
         <w:r>
           <w:rPr>
             <w:lang w:val="fr_FR" w:bidi="fr_FR"/>
@@ -30506,7 +30512,7 @@
         </w:rPr>
         <w:t xml:space="preserve">; </w:t>
       </w:r>
-      <w:hyperlink r:id="rId688">
+      <w:hyperlink r:id="rId689">
         <w:r>
           <w:rPr>
             <w:lang w:val="fr_FR" w:bidi="fr_FR"/>
@@ -30590,7 +30596,7 @@
         </w:rPr>
         <w:t xml:space="preserve">; </w:t>
       </w:r>
-      <w:hyperlink r:id="rId689">
+      <w:hyperlink r:id="rId690">
         <w:r>
           <w:rPr>
             <w:lang w:val="fr_FR" w:bidi="fr_FR"/>
@@ -30644,7 +30650,7 @@
         </w:rPr>
         <w:t xml:space="preserve">). Il sait ce qui va se passer ; ce qui l'attend à Jérusalem n'est ni une tragédie ni le destin, mais la volonté de Dieu (voir </w:t>
       </w:r>
-      <w:hyperlink r:id="rId690">
+      <w:hyperlink r:id="rId691">
         <w:r>
           <w:rPr>
             <w:lang w:val="fr_FR" w:bidi="fr_FR"/>
@@ -30662,7 +30668,7 @@
         </w:rPr>
         <w:t xml:space="preserve">; </w:t>
       </w:r>
-      <w:hyperlink r:id="rId691">
+      <w:hyperlink r:id="rId692">
         <w:r>
           <w:rPr>
             <w:lang w:val="fr_FR" w:bidi="fr_FR"/>
@@ -30728,7 +30734,7 @@
         </w:rPr>
         <w:t>Les prêtres haut placés et les enseignants de la loi religieuse sont les agents humains qui accomplissent le dessein de Dieu à travers leur haine de Jésus. Ils n'ont pas le droit de mettre à mort quelqu'un (</w:t>
       </w:r>
-      <w:hyperlink r:id="rId692">
+      <w:hyperlink r:id="rId693">
         <w:r>
           <w:rPr>
             <w:lang w:val="fr_FR" w:bidi="fr_FR"/>
@@ -30794,7 +30800,7 @@
         </w:rPr>
         <w:t>Après la troisième prédiction de la souffrance de Jésus (</w:t>
       </w:r>
-      <w:hyperlink r:id="rId693">
+      <w:hyperlink r:id="rId694">
         <w:r>
           <w:rPr>
             <w:lang w:val="fr_FR" w:bidi="fr_FR"/>
@@ -30812,7 +30818,7 @@
         </w:rPr>
         <w:t xml:space="preserve">) vient un autre exemple d'échec des disciples (voir </w:t>
       </w:r>
-      <w:hyperlink r:id="rId690">
+      <w:hyperlink r:id="rId691">
         <w:r>
           <w:rPr>
             <w:lang w:val="fr_FR" w:bidi="fr_FR"/>
@@ -30830,7 +30836,7 @@
         </w:rPr>
         <w:t xml:space="preserve">; </w:t>
       </w:r>
-      <w:hyperlink r:id="rId694">
+      <w:hyperlink r:id="rId695">
         <w:r>
           <w:rPr>
             <w:lang w:val="fr_FR" w:bidi="fr_FR"/>
@@ -30866,7 +30872,7 @@
         </w:rPr>
         <w:t>) suivie par la réponse de Jésus (</w:t>
       </w:r>
-      <w:hyperlink r:id="rId695">
+      <w:hyperlink r:id="rId696">
         <w:r>
           <w:rPr>
             <w:lang w:val="fr_FR" w:bidi="fr_FR"/>
@@ -30884,7 +30890,7 @@
         </w:rPr>
         <w:t>). Ensuite, Jésus explique aux autres disciples ce que signifient la grandeur et le leadership dans le Royaume de Dieu (</w:t>
       </w:r>
-      <w:hyperlink r:id="rId696">
+      <w:hyperlink r:id="rId697">
         <w:r>
           <w:rPr>
             <w:lang w:val="fr_FR" w:bidi="fr_FR"/>
@@ -31004,7 +31010,7 @@
         </w:rPr>
         <w:t>). Cependant, ils ont complètement manqué ce que signifie être un leader dans le Royaume de Dieu (</w:t>
       </w:r>
-      <w:hyperlink r:id="rId697">
+      <w:hyperlink r:id="rId698">
         <w:r>
           <w:rPr>
             <w:lang w:val="fr_FR" w:bidi="fr_FR"/>
@@ -31070,7 +31076,7 @@
         </w:rPr>
         <w:t>Les deux frères ne se rendent pas compte de ce qu'ils demandent. Pour prendre part à sa gloire, ils doivent prendre part à ses souffrances en tant que serviteurs. Le fait de boire dans une coupe est souvent associé à la souffrance et à la mort (</w:t>
       </w:r>
-      <w:hyperlink r:id="rId698">
+      <w:hyperlink r:id="rId699">
         <w:r>
           <w:rPr>
             <w:lang w:val="fr_FR" w:bidi="fr_FR"/>
@@ -31088,7 +31094,7 @@
         </w:rPr>
         <w:t xml:space="preserve">; </w:t>
       </w:r>
-      <w:hyperlink r:id="rId699">
+      <w:hyperlink r:id="rId700">
         <w:r>
           <w:rPr>
             <w:lang w:val="fr_FR" w:bidi="fr_FR"/>
@@ -31106,7 +31112,7 @@
         </w:rPr>
         <w:t xml:space="preserve">, </w:t>
       </w:r>
-      <w:hyperlink r:id="rId700">
+      <w:hyperlink r:id="rId701">
         <w:r>
           <w:rPr>
             <w:lang w:val="fr_FR" w:bidi="fr_FR"/>
@@ -31124,7 +31130,7 @@
         </w:rPr>
         <w:t xml:space="preserve">; </w:t>
       </w:r>
-      <w:hyperlink r:id="rId701">
+      <w:hyperlink r:id="rId702">
         <w:r>
           <w:rPr>
             <w:lang w:val="fr_FR" w:bidi="fr_FR"/>
@@ -31142,7 +31148,7 @@
         </w:rPr>
         <w:t xml:space="preserve">; </w:t>
       </w:r>
-      <w:hyperlink r:id="rId702">
+      <w:hyperlink r:id="rId703">
         <w:r>
           <w:rPr>
             <w:lang w:val="fr_FR" w:bidi="fr_FR"/>
@@ -31160,7 +31166,7 @@
         </w:rPr>
         <w:t xml:space="preserve">; </w:t>
       </w:r>
-      <w:hyperlink r:id="rId703">
+      <w:hyperlink r:id="rId704">
         <w:r>
           <w:rPr>
             <w:lang w:val="fr_FR" w:bidi="fr_FR"/>
@@ -31178,7 +31184,7 @@
         </w:rPr>
         <w:t xml:space="preserve">; voir aussi </w:t>
       </w:r>
-      <w:hyperlink r:id="rId666">
+      <w:hyperlink r:id="rId667">
         <w:r>
           <w:rPr>
             <w:lang w:val="fr_FR" w:bidi="fr_FR"/>
@@ -31214,7 +31220,7 @@
         </w:rPr>
         <w:t>). Le baptême de la souffrance fait référence à l'engagement total de Jésus envers l'appel de Dieu lors de son baptême, et il fait également référence aux baptêmes des croyants dans la mort, l'enterrement et la résurrection de Jésus (</w:t>
       </w:r>
-      <w:hyperlink r:id="rId704">
+      <w:hyperlink r:id="rId705">
         <w:r>
           <w:rPr>
             <w:lang w:val="fr_FR" w:bidi="fr_FR"/>
@@ -31232,7 +31238,7 @@
         </w:rPr>
         <w:t xml:space="preserve">; </w:t>
       </w:r>
-      <w:hyperlink r:id="rId705">
+      <w:hyperlink r:id="rId706">
         <w:r>
           <w:rPr>
             <w:lang w:val="fr_FR" w:bidi="fr_FR"/>
@@ -31298,7 +31304,7 @@
         </w:rPr>
         <w:t>Jacques et Jean ont en effet bu une coupe amère de souffrance pour Jésus. Jacques est mort pour sa foi (</w:t>
       </w:r>
-      <w:hyperlink r:id="rId706">
+      <w:hyperlink r:id="rId707">
         <w:r>
           <w:rPr>
             <w:lang w:val="fr_FR" w:bidi="fr_FR"/>
@@ -31426,7 +31432,7 @@
         </w:rPr>
         <w:t xml:space="preserve">Jésus n'acorde pas leur requête à Jacques et à Jean. Ces places appartiennent à ceux pour qui Dieu le Père les a préparées (voir aussi </w:t>
       </w:r>
-      <w:hyperlink r:id="rId707">
+      <w:hyperlink r:id="rId708">
         <w:r>
           <w:rPr>
             <w:lang w:val="fr_FR" w:bidi="fr_FR"/>
@@ -31492,7 +31498,7 @@
         </w:rPr>
         <w:t>Il est possible que la réaction des disciples soit due au fait qu'ils veulent également être assis aux places demandées par Jacques et Jean. Tous les disciples de Jésus ont besoin d'une compréhension nouvelle de ce que signifie le leadership dans le Royaume de Dieu (</w:t>
       </w:r>
-      <w:hyperlink r:id="rId708">
+      <w:hyperlink r:id="rId709">
         <w:r>
           <w:rPr>
             <w:lang w:val="fr_FR" w:bidi="fr_FR"/>
@@ -31594,7 +31600,7 @@
         </w:rPr>
         <w:t xml:space="preserve">; </w:t>
       </w:r>
-      <w:hyperlink r:id="rId709">
+      <w:hyperlink r:id="rId710">
         <w:r>
           <w:rPr>
             <w:lang w:val="fr_FR" w:bidi="fr_FR"/>
@@ -31648,7 +31654,7 @@
         </w:rPr>
         <w:t xml:space="preserve">; </w:t>
       </w:r>
-      <w:hyperlink r:id="rId710">
+      <w:hyperlink r:id="rId711">
         <w:r>
           <w:rPr>
             <w:lang w:val="fr_FR" w:bidi="fr_FR"/>
@@ -31714,7 +31720,7 @@
         </w:rPr>
         <w:t xml:space="preserve">Jésus s'offre en exemple pour montrer ce que signifie le leadership dans le Royaume de Dieu. Jésus comprend sa mort comme une rançon. Une rançon est un paiement pour libérer un esclave ou un captif. L'expression "pour beaucoup" est probablement une allusion à </w:t>
       </w:r>
-      <w:hyperlink r:id="rId711">
+      <w:hyperlink r:id="rId712">
         <w:r>
           <w:rPr>
             <w:lang w:val="fr_FR" w:bidi="fr_FR"/>
@@ -31758,7 +31764,7 @@
         </w:rPr>
         <w:t xml:space="preserve"> (cf. </w:t>
       </w:r>
-      <w:hyperlink r:id="rId712">
+      <w:hyperlink r:id="rId713">
         <w:r>
           <w:rPr>
             <w:lang w:val="fr_FR" w:bidi="fr_FR"/>
@@ -31776,7 +31782,7 @@
         </w:rPr>
         <w:t xml:space="preserve">, </w:t>
       </w:r>
-      <w:hyperlink r:id="rId713">
+      <w:hyperlink r:id="rId714">
         <w:r>
           <w:rPr>
             <w:lang w:val="fr_FR" w:bidi="fr_FR"/>
@@ -31794,7 +31800,7 @@
         </w:rPr>
         <w:t>). Jésus est mort à la place de tout le monde. Plus tard, Jésus parlera de son sang comme étant versé pour beaucoup (</w:t>
       </w:r>
-      <w:hyperlink r:id="rId666">
+      <w:hyperlink r:id="rId667">
         <w:r>
           <w:rPr>
             <w:lang w:val="fr_FR" w:bidi="fr_FR"/>
@@ -31860,7 +31866,7 @@
         </w:rPr>
         <w:t xml:space="preserve">Le voyage que Jésus a commencé en </w:t>
       </w:r>
-      <w:hyperlink r:id="rId714">
+      <w:hyperlink r:id="rId715">
         <w:r>
           <w:rPr>
             <w:lang w:val="fr_FR" w:bidi="fr_FR"/>
@@ -31956,7 +31962,7 @@
         </w:rPr>
         <w:t xml:space="preserve">, "Caractéristiques littéraires"). C'est également une transition vers l'entrée de Jésus à Jérusalem en tant que Messie d'Israël dans </w:t>
       </w:r>
-      <w:hyperlink r:id="rId715">
+      <w:hyperlink r:id="rId716">
         <w:r>
           <w:rPr>
             <w:lang w:val="fr_FR" w:bidi="fr_FR"/>
@@ -31974,7 +31980,7 @@
         </w:rPr>
         <w:t>. La confession de Bartimée (Jésus, Fils de David) sert à préparer le lecteur à la confession du peuple lorsque Jésus arrive à Jérusalem (</w:t>
       </w:r>
-      <w:hyperlink r:id="rId716">
+      <w:hyperlink r:id="rId717">
         <w:r>
           <w:rPr>
             <w:lang w:val="fr_FR" w:bidi="fr_FR"/>
@@ -32040,7 +32046,7 @@
         </w:rPr>
         <w:t>Le fait que Bartimée ait déjà entendu parler de Jésus met en avant sa grande renommée qui s'est répandue jusqu'à Jéricho, tout comme elle s'est répandue dans les régions païennes (</w:t>
       </w:r>
-      <w:hyperlink r:id="rId717">
+      <w:hyperlink r:id="rId718">
         <w:r>
           <w:rPr>
             <w:lang w:val="fr_FR" w:bidi="fr_FR"/>
@@ -32070,7 +32076,7 @@
         </w:rPr>
         <w:t xml:space="preserve"> la place, Bartimée se concentre sur le fait que Jésus se préoccupe d'apporter le Royaume de Dieu aux pauvres, aux estropiés, aux boiteux et aux aveugles, et il demande la miséricorde et la guérison (</w:t>
       </w:r>
-      <w:hyperlink r:id="rId718">
+      <w:hyperlink r:id="rId719">
         <w:r>
           <w:rPr>
             <w:lang w:val="fr_FR" w:bidi="fr_FR"/>
@@ -32088,7 +32094,7 @@
         </w:rPr>
         <w:t xml:space="preserve">) — ce qui correspond bien à la manière dont Jésus comprend son propre ministère (cp. </w:t>
       </w:r>
-      <w:hyperlink r:id="rId719">
+      <w:hyperlink r:id="rId720">
         <w:r>
           <w:rPr>
             <w:lang w:val="fr_FR" w:bidi="fr_FR"/>
@@ -32263,7 +32269,7 @@
         </w:rPr>
         <w:t xml:space="preserve">; voir </w:t>
       </w:r>
-      <w:hyperlink r:id="rId720">
+      <w:hyperlink r:id="rId721">
         <w:r>
           <w:rPr>
             <w:lang w:val="fr_FR" w:bidi="fr_FR"/>
@@ -32335,7 +32341,7 @@
         </w:rPr>
         <w:t xml:space="preserve">; </w:t>
       </w:r>
-      <w:hyperlink r:id="rId721">
+      <w:hyperlink r:id="rId722">
         <w:r>
           <w:rPr>
             <w:lang w:val="fr_FR" w:bidi="fr_FR"/>
@@ -32353,7 +32359,7 @@
         </w:rPr>
         <w:t xml:space="preserve">; </w:t>
       </w:r>
-      <w:hyperlink r:id="rId722">
+      <w:hyperlink r:id="rId723">
         <w:r>
           <w:rPr>
             <w:lang w:val="fr_FR" w:bidi="fr_FR"/>
@@ -32425,7 +32431,7 @@
         </w:rPr>
         <w:t xml:space="preserve">; </w:t>
       </w:r>
-      <w:hyperlink r:id="rId723">
+      <w:hyperlink r:id="rId724">
         <w:r>
           <w:rPr>
             <w:lang w:val="fr_FR" w:bidi="fr_FR"/>
@@ -32461,7 +32467,7 @@
         </w:rPr>
         <w:t xml:space="preserve">; </w:t>
       </w:r>
-      <w:hyperlink r:id="rId724">
+      <w:hyperlink r:id="rId725">
         <w:r>
           <w:rPr>
             <w:lang w:val="fr_FR" w:bidi="fr_FR"/>
@@ -32479,7 +32485,7 @@
         </w:rPr>
         <w:t xml:space="preserve">, </w:t>
       </w:r>
-      <w:hyperlink r:id="rId676">
+      <w:hyperlink r:id="rId677">
         <w:r>
           <w:rPr>
             <w:lang w:val="fr_FR" w:bidi="fr_FR"/>
@@ -32515,7 +32521,7 @@
         </w:rPr>
         <w:t xml:space="preserve">) le long de la route (cp. </w:t>
       </w:r>
-      <w:hyperlink r:id="rId725">
+      <w:hyperlink r:id="rId726">
         <w:r>
           <w:rPr>
             <w:lang w:val="fr_FR" w:bidi="fr_FR"/>
@@ -32599,7 +32605,7 @@
         </w:rPr>
         <w:t>Le but final de Jésus a toujours été de se rendre à Jérusalem. Durant la semaine précédant sa crucifixion, Jésus est apparemment resté à Béthanie avec ses disciples (</w:t>
       </w:r>
-      <w:hyperlink r:id="rId726">
+      <w:hyperlink r:id="rId727">
         <w:r>
           <w:rPr>
             <w:lang w:val="fr_FR" w:bidi="fr_FR"/>
@@ -32617,7 +32623,7 @@
         </w:rPr>
         <w:t xml:space="preserve">; </w:t>
       </w:r>
-      <w:hyperlink r:id="rId727">
+      <w:hyperlink r:id="rId728">
         <w:r>
           <w:rPr>
             <w:lang w:val="fr_FR" w:bidi="fr_FR"/>
@@ -32635,7 +32641,7 @@
         </w:rPr>
         <w:t>). • Le mont des Oliviers est fréquemment associé au lieu du jugement final (</w:t>
       </w:r>
-      <w:hyperlink r:id="rId728">
+      <w:hyperlink r:id="rId729">
         <w:r>
           <w:rPr>
             <w:lang w:val="fr_FR" w:bidi="fr_FR"/>
@@ -32653,7 +32659,7 @@
         </w:rPr>
         <w:t>) et à l'endroit où le Messie devait se manifester (</w:t>
       </w:r>
-      <w:hyperlink r:id="rId729">
+      <w:hyperlink r:id="rId730">
         <w:r>
           <w:rPr>
             <w:lang w:val="fr_FR" w:bidi="fr_FR"/>
@@ -32671,7 +32677,7 @@
         </w:rPr>
         <w:t xml:space="preserve">; </w:t>
       </w:r>
-      <w:hyperlink r:id="rId730">
+      <w:hyperlink r:id="rId731">
         <w:r>
           <w:rPr>
             <w:lang w:val="fr_FR" w:bidi="fr_FR"/>
@@ -32768,7 +32774,7 @@
         </w:rPr>
         <w:t xml:space="preserve">Cette section se concentre sur les liens tissés entre Jésus et le temple de Jérusalem. Dans la manière dont Marc a rédigé son livre, tous les enseignements impliquant Jésus et les événements associés de près ou de loin à Jérusalem se trouvent dans le bloc </w:t>
       </w:r>
-      <w:hyperlink r:id="rId731">
+      <w:hyperlink r:id="rId732">
         <w:r>
           <w:rPr>
             <w:lang w:val="fr_FR" w:bidi="fr_FR"/>
@@ -32786,7 +32792,7 @@
         </w:rPr>
         <w:t>. • La section se conclut (</w:t>
       </w:r>
-      <w:hyperlink r:id="rId732">
+      <w:hyperlink r:id="rId733">
         <w:r>
           <w:rPr>
             <w:lang w:val="fr_FR" w:bidi="fr_FR"/>
@@ -32804,7 +32810,7 @@
         </w:rPr>
         <w:t xml:space="preserve">) avec le deuxième grand discours de Jésus (voir </w:t>
       </w:r>
-      <w:hyperlink r:id="rId733">
+      <w:hyperlink r:id="rId734">
         <w:r>
           <w:rPr>
             <w:lang w:val="fr_FR" w:bidi="fr_FR"/>
@@ -32822,7 +32828,7 @@
         </w:rPr>
         <w:t xml:space="preserve">), où il met l'accent sur la destruction du temple et la venue du Fils de l'homme. C'est le point culminant de nombreuses déclarations que l'on trouve dans </w:t>
       </w:r>
-      <w:hyperlink r:id="rId734">
+      <w:hyperlink r:id="rId735">
         <w:r>
           <w:rPr>
             <w:lang w:val="fr_FR" w:bidi="fr_FR"/>
@@ -32840,7 +32846,7 @@
         </w:rPr>
         <w:t xml:space="preserve">, et qui concernent le jugement divin qui est sur le point de s'abattre sur Jérusalem et sur son temple (voir en particulier </w:t>
       </w:r>
-      <w:hyperlink r:id="rId735">
+      <w:hyperlink r:id="rId736">
         <w:r>
           <w:rPr>
             <w:lang w:val="fr_FR" w:bidi="fr_FR"/>
@@ -32937,7 +32943,7 @@
         </w:rPr>
         <w:t>(</w:t>
       </w:r>
-      <w:hyperlink r:id="rId736">
+      <w:hyperlink r:id="rId737">
         <w:r>
           <w:rPr>
             <w:lang w:val="fr_FR" w:bidi="fr_FR"/>
@@ -32973,7 +32979,7 @@
         </w:rPr>
         <w:t xml:space="preserve">; </w:t>
       </w:r>
-      <w:hyperlink r:id="rId737">
+      <w:hyperlink r:id="rId738">
         <w:r>
           <w:rPr>
             <w:lang w:val="fr_FR" w:bidi="fr_FR"/>
@@ -32991,7 +32997,7 @@
         </w:rPr>
         <w:t>,</w:t>
       </w:r>
-      <w:hyperlink r:id="rId738">
+      <w:hyperlink r:id="rId739">
         <w:r>
           <w:rPr>
             <w:lang w:val="fr_FR" w:bidi="fr_FR"/>
@@ -33045,7 +33051,7 @@
         </w:rPr>
         <w:t>). Dans ce passage, les personnes acceptent joyeusement le besoin de Jésus de se servir de cet ânon (</w:t>
       </w:r>
-      <w:hyperlink r:id="rId739">
+      <w:hyperlink r:id="rId740">
         <w:r>
           <w:rPr>
             <w:lang w:val="fr_FR" w:bidi="fr_FR"/>
@@ -33063,7 +33069,7 @@
         </w:rPr>
         <w:t>,</w:t>
       </w:r>
-      <w:hyperlink r:id="rId740">
+      <w:hyperlink r:id="rId741">
         <w:r>
           <w:rPr>
             <w:lang w:val="fr_FR" w:bidi="fr_FR"/>
@@ -33081,7 +33087,7 @@
         </w:rPr>
         <w:t xml:space="preserve">), ce qui suggère que Jésus l'avait prévu à l'avance (voir </w:t>
       </w:r>
-      <w:hyperlink r:id="rId741">
+      <w:hyperlink r:id="rId742">
         <w:r>
           <w:rPr>
             <w:lang w:val="fr_FR" w:bidi="fr_FR"/>
@@ -33099,7 +33105,7 @@
         </w:rPr>
         <w:t xml:space="preserve">). Jésus avait intentionnellement prévu d'entrer à Jérusalem pour accomplir </w:t>
       </w:r>
-      <w:hyperlink r:id="rId742">
+      <w:hyperlink r:id="rId743">
         <w:r>
           <w:rPr>
             <w:lang w:val="fr_FR" w:bidi="fr_FR"/>
@@ -33196,7 +33202,7 @@
         </w:rPr>
         <w:t xml:space="preserve">; </w:t>
       </w:r>
-      <w:hyperlink r:id="rId743">
+      <w:hyperlink r:id="rId744">
         <w:r>
           <w:rPr>
             <w:lang w:val="fr_FR" w:bidi="fr_FR"/>
@@ -33214,7 +33220,7 @@
         </w:rPr>
         <w:t xml:space="preserve">; </w:t>
       </w:r>
-      <w:hyperlink r:id="rId744">
+      <w:hyperlink r:id="rId745">
         <w:r>
           <w:rPr>
             <w:lang w:val="fr_FR" w:bidi="fr_FR"/>
@@ -33232,7 +33238,7 @@
         </w:rPr>
         <w:t xml:space="preserve">; voir aussi </w:t>
       </w:r>
-      <w:hyperlink r:id="rId745">
+      <w:hyperlink r:id="rId746">
         <w:r>
           <w:rPr>
             <w:lang w:val="fr_FR" w:bidi="fr_FR"/>
@@ -33250,7 +33256,7 @@
         </w:rPr>
         <w:t xml:space="preserve">; </w:t>
       </w:r>
-      <w:hyperlink r:id="rId746">
+      <w:hyperlink r:id="rId747">
         <w:r>
           <w:rPr>
             <w:lang w:val="fr_FR" w:bidi="fr_FR"/>
@@ -33280,7 +33286,7 @@
         </w:rPr>
         <w:t xml:space="preserve"> (voir aussi </w:t>
       </w:r>
-      <w:hyperlink r:id="rId747">
+      <w:hyperlink r:id="rId748">
         <w:r>
           <w:rPr>
             <w:lang w:val="fr_FR" w:bidi="fr_FR"/>
@@ -33298,7 +33304,7 @@
         </w:rPr>
         <w:t xml:space="preserve">; </w:t>
       </w:r>
-      <w:hyperlink r:id="rId748">
+      <w:hyperlink r:id="rId749">
         <w:r>
           <w:rPr>
             <w:lang w:val="fr_FR" w:bidi="fr_FR"/>
@@ -33412,7 +33418,7 @@
         </w:rPr>
         <w:t xml:space="preserve">Alors que Jésus s'approche de la ville assis sur un ânon (voir </w:t>
       </w:r>
-      <w:hyperlink r:id="rId742">
+      <w:hyperlink r:id="rId743">
         <w:r>
           <w:rPr>
             <w:lang w:val="fr_FR" w:bidi="fr_FR"/>
@@ -33430,7 +33436,7 @@
         </w:rPr>
         <w:t xml:space="preserve">, certains doivent sans doute comprendre qu'ils assistent à l'arrivée du Messie. • Les disciples vont faire un siège pour Jésus en utilisant leurs vêtements, et d'autres étendent aussi leurs vêtements et des branches d'arbres en son honneur, pour faire une sorte de "tapis rouge" devant lui, alors qu'il s'apprête à monter à Jérusalem (voir </w:t>
       </w:r>
-      <w:hyperlink r:id="rId749">
+      <w:hyperlink r:id="rId750">
         <w:r>
           <w:rPr>
             <w:lang w:val="fr_FR" w:bidi="fr_FR"/>
@@ -33448,7 +33454,7 @@
         </w:rPr>
         <w:t xml:space="preserve">; </w:t>
       </w:r>
-      <w:hyperlink r:id="rId750">
+      <w:hyperlink r:id="rId751">
         <w:r>
           <w:rPr>
             <w:lang w:val="fr_FR" w:bidi="fr_FR"/>
@@ -33527,7 +33533,7 @@
         </w:rPr>
         <w:t xml:space="preserve"> n'était plus utilisée comme dans son ancien usage, pour marquer un cri et un appel au secours devant des ennemis, mais elle était devenue une expression idiomatique utilisée pour exprimer la joie et la jubilation (comme on pourrait dire aujourd'hui "loué soit le Seigneur !"). Pour le peuple, cette expression est ici utilisée pour accueillir avec joie et excitation (</w:t>
       </w:r>
-      <w:hyperlink r:id="rId751">
+      <w:hyperlink r:id="rId752">
         <w:r>
           <w:rPr>
             <w:lang w:val="fr_FR" w:bidi="fr_FR"/>
@@ -33545,7 +33551,7 @@
         </w:rPr>
         <w:t>) un célèbre pèlerin et prophète de Galilée (</w:t>
       </w:r>
-      <w:hyperlink r:id="rId752">
+      <w:hyperlink r:id="rId753">
         <w:r>
           <w:rPr>
             <w:lang w:val="fr_FR" w:bidi="fr_FR"/>
@@ -33563,7 +33569,7 @@
         </w:rPr>
         <w:t>). Le miracle de la résurrection de Lazare d'entre les morts a peut-être contribué à toute l'excitation entourant cette journée (</w:t>
       </w:r>
-      <w:hyperlink r:id="rId753">
+      <w:hyperlink r:id="rId754">
         <w:r>
           <w:rPr>
             <w:lang w:val="fr_FR" w:bidi="fr_FR"/>
@@ -33647,7 +33653,7 @@
         </w:rPr>
         <w:t>Le récit se termine de manière surprenante : la foule et son agitation se dissipe, et l'entrée de Jésus dans le temple se veut peu spectaculaire si on la compare à toute l'excitation qui accompagnait son approche. Dans l'esprit des gens, c'est comme si ce qui venait de se passer n'était pas vraiment d'une grande importance. Le regard que Jésus lance autour de lui prépare le lecteur au jugement de Dieu qui va s'abattre sur le Temple (</w:t>
       </w:r>
-      <w:hyperlink r:id="rId754">
+      <w:hyperlink r:id="rId755">
         <w:r>
           <w:rPr>
             <w:lang w:val="fr_FR" w:bidi="fr_FR"/>
@@ -33713,7 +33719,7 @@
         </w:rPr>
         <w:t xml:space="preserve">Dans les évangiles synoptiques, l'entrée messianique de Jésus à Jérusalem est intimement associée à la purification du temple (voir </w:t>
       </w:r>
-      <w:hyperlink r:id="rId754">
+      <w:hyperlink r:id="rId755">
         <w:r>
           <w:rPr>
             <w:lang w:val="fr_FR" w:bidi="fr_FR"/>
@@ -33731,7 +33737,7 @@
         </w:rPr>
         <w:t xml:space="preserve">; voir </w:t>
       </w:r>
-      <w:hyperlink r:id="rId755">
+      <w:hyperlink r:id="rId756">
         <w:r>
           <w:rPr>
             <w:lang w:val="fr_FR" w:bidi="fr_FR"/>
@@ -33749,7 +33755,7 @@
         </w:rPr>
         <w:t xml:space="preserve">; </w:t>
       </w:r>
-      <w:hyperlink r:id="rId756">
+      <w:hyperlink r:id="rId757">
         <w:r>
           <w:rPr>
             <w:lang w:val="fr_FR" w:bidi="fr_FR"/>
@@ -33767,7 +33773,7 @@
         </w:rPr>
         <w:t>). Cependant, dans l'évangile de Jean, le récit de la purification est relaté plus tôt dans le ministère de Jésus (</w:t>
       </w:r>
-      <w:hyperlink r:id="rId757">
+      <w:hyperlink r:id="rId758">
         <w:r>
           <w:rPr>
             <w:lang w:val="fr_FR" w:bidi="fr_FR"/>
@@ -33785,7 +33791,7 @@
         </w:rPr>
         <w:t>). En réalité, il est difficile de savoir s'il y a eu deux purifications distinctes du Temple (une intervenant au début du ministère de Jésus, que l'on retrouve dans l'évangile de Jean ; et une autre intervenant plus tard, que l'on retrouve dans les évangiles de Matthieu, Marc et Luc), ou bien s'il y a eu une seule et même purification consignée en deux endroits différents par Jean et les rédacteurs des évangiles synoptiques. • Dans le récit de l'évangile de Marc, le récit de la malédiction du figuier (</w:t>
       </w:r>
-      <w:hyperlink r:id="rId758">
+      <w:hyperlink r:id="rId759">
         <w:r>
           <w:rPr>
             <w:lang w:val="fr_FR" w:bidi="fr_FR"/>
@@ -33803,7 +33809,7 @@
         </w:rPr>
         <w:t>,</w:t>
       </w:r>
-      <w:hyperlink r:id="rId759">
+      <w:hyperlink r:id="rId760">
         <w:r>
           <w:rPr>
             <w:lang w:val="fr_FR" w:bidi="fr_FR"/>
@@ -33834,7 +33840,7 @@
         </w:rPr>
         <w:t xml:space="preserve"> autour de la purification du Temple (</w:t>
       </w:r>
-      <w:hyperlink r:id="rId760">
+      <w:hyperlink r:id="rId761">
         <w:r>
           <w:rPr>
             <w:lang w:val="fr_FR" w:bidi="fr_FR"/>
@@ -33900,7 +33906,7 @@
         </w:rPr>
         <w:t>Si Jésus maudit le figuier, ce n'est pas simplement parce qu'il manque de fruits. Au contraire, il accomplit par là un acte prophétique similaire à ceux des prophètes l'ayant précédé (</w:t>
       </w:r>
-      <w:hyperlink r:id="rId761">
+      <w:hyperlink r:id="rId762">
         <w:r>
           <w:rPr>
             <w:lang w:val="fr_FR" w:bidi="fr_FR"/>
@@ -33918,7 +33924,7 @@
         </w:rPr>
         <w:t xml:space="preserve">; </w:t>
       </w:r>
-      <w:hyperlink r:id="rId762">
+      <w:hyperlink r:id="rId763">
         <w:r>
           <w:rPr>
             <w:lang w:val="fr_FR" w:bidi="fr_FR"/>
@@ -33936,7 +33942,7 @@
         </w:rPr>
         <w:t xml:space="preserve">; </w:t>
       </w:r>
-      <w:hyperlink r:id="rId763">
+      <w:hyperlink r:id="rId764">
         <w:r>
           <w:rPr>
             <w:lang w:val="fr_FR" w:bidi="fr_FR"/>
@@ -33954,7 +33960,7 @@
         </w:rPr>
         <w:t xml:space="preserve">; </w:t>
       </w:r>
-      <w:hyperlink r:id="rId764">
+      <w:hyperlink r:id="rId765">
         <w:r>
           <w:rPr>
             <w:lang w:val="fr_FR" w:bidi="fr_FR"/>
@@ -34020,7 +34026,7 @@
         </w:rPr>
         <w:t xml:space="preserve">En entrant dans le temple, Jésus est profondément choqué par le commerce des animaux destinés aux sacrifices, et par tout l'argent qui y transite. Ce trafic est supervisé par les prêtres, qui sont les seuls habilités à pouvoir légiférer sur le caractère "acceptable" de toute potentielle offrande sacrificielle. En contrôlant la vente des animaux destinés aux sacrifices, les autorités souhaitent garantir le caractère sans défauts des animaux utilisés pour le service du temple. Tout ce système est facilité par l'installation de tables pour réaliser ces transactions dans des zones dédiées autour de Jérusalem. Cependant, des tables d'échange sont installées à l'intérieur même du temple le quinzième jour du mois d'Adar, le mois précédant Pâque. Habituellement, le taux de change implique une commission de 4 à 8 %. En raison des grandes sommes financières impliquées (voir </w:t>
       </w:r>
-      <w:hyperlink r:id="rId765">
+      <w:hyperlink r:id="rId766">
         <w:r>
           <w:rPr>
             <w:lang w:val="fr_FR" w:bidi="fr_FR"/>
@@ -34038,7 +34044,7 @@
         </w:rPr>
         <w:t>) et du grand nombre de sacrifices, ces échanges financiers et la vente d'animaux sacrificiels sont des commerces très rentables. La littérature juive de l'époque était très critique envers les prêtres pour avoir accumulé de grandes richesses en volant les pauvres. Jésus ne s'est pas systématiquement opposé au temple et à son système sacrificiel (</w:t>
       </w:r>
-      <w:hyperlink r:id="rId766">
+      <w:hyperlink r:id="rId767">
         <w:r>
           <w:rPr>
             <w:lang w:val="fr_FR" w:bidi="fr_FR"/>
@@ -34056,7 +34062,7 @@
         </w:rPr>
         <w:t xml:space="preserve">; </w:t>
       </w:r>
-      <w:hyperlink r:id="rId767">
+      <w:hyperlink r:id="rId768">
         <w:r>
           <w:rPr>
             <w:lang w:val="fr_FR" w:bidi="fr_FR"/>
@@ -34074,7 +34080,7 @@
         </w:rPr>
         <w:t>,</w:t>
       </w:r>
-      <w:hyperlink r:id="rId768">
+      <w:hyperlink r:id="rId769">
         <w:r>
           <w:rPr>
             <w:lang w:val="fr_FR" w:bidi="fr_FR"/>
@@ -34092,7 +34098,7 @@
         </w:rPr>
         <w:t xml:space="preserve">; </w:t>
       </w:r>
-      <w:hyperlink r:id="rId769">
+      <w:hyperlink r:id="rId770">
         <w:r>
           <w:rPr>
             <w:lang w:val="fr_FR" w:bidi="fr_FR"/>
@@ -34110,7 +34116,7 @@
         </w:rPr>
         <w:t xml:space="preserve">; </w:t>
       </w:r>
-      <w:hyperlink r:id="rId770">
+      <w:hyperlink r:id="rId771">
         <w:r>
           <w:rPr>
             <w:lang w:val="fr_FR" w:bidi="fr_FR"/>
@@ -34128,7 +34134,7 @@
         </w:rPr>
         <w:t xml:space="preserve">; </w:t>
       </w:r>
-      <w:hyperlink r:id="rId771">
+      <w:hyperlink r:id="rId772">
         <w:r>
           <w:rPr>
             <w:lang w:val="fr_FR" w:bidi="fr_FR"/>
@@ -34146,7 +34152,7 @@
         </w:rPr>
         <w:t xml:space="preserve">; </w:t>
       </w:r>
-      <w:hyperlink r:id="rId772">
+      <w:hyperlink r:id="rId773">
         <w:r>
           <w:rPr>
             <w:lang w:val="fr_FR" w:bidi="fr_FR"/>
@@ -34352,7 +34358,7 @@
         </w:rPr>
         <w:t xml:space="preserve">Jésus cite </w:t>
       </w:r>
-      <w:hyperlink r:id="rId773">
+      <w:hyperlink r:id="rId774">
         <w:r>
           <w:rPr>
             <w:lang w:val="fr_FR" w:bidi="fr_FR"/>
@@ -34370,7 +34376,7 @@
         </w:rPr>
         <w:t xml:space="preserve"> et </w:t>
       </w:r>
-      <w:hyperlink r:id="rId774">
+      <w:hyperlink r:id="rId775">
         <w:r>
           <w:rPr>
             <w:lang w:val="fr_FR" w:bidi="fr_FR"/>
@@ -34556,7 +34562,7 @@
         </w:rPr>
         <w:t>Jésus et ses disciples partent de la ville, probablement pour retourner à Béthanie (</w:t>
       </w:r>
-      <w:hyperlink r:id="rId775">
+      <w:hyperlink r:id="rId776">
         <w:r>
           <w:rPr>
             <w:lang w:val="fr_FR" w:bidi="fr_FR"/>
@@ -34574,7 +34580,7 @@
         </w:rPr>
         <w:t xml:space="preserve">; </w:t>
       </w:r>
-      <w:hyperlink r:id="rId776">
+      <w:hyperlink r:id="rId777">
         <w:r>
           <w:rPr>
             <w:lang w:val="fr_FR" w:bidi="fr_FR"/>
@@ -34688,7 +34694,7 @@
         </w:rPr>
         <w:t xml:space="preserve">En affirmant qu'il parle en vérité, Jésus souligne l'importance de ces paroles. • La montagne en question est probablement le mont du Temple, et non pas le mont des Oliviers. Le jugement sur le temple est au centre de </w:t>
       </w:r>
-      <w:hyperlink r:id="rId735">
+      <w:hyperlink r:id="rId736">
         <w:r>
           <w:rPr>
             <w:lang w:val="fr_FR" w:bidi="fr_FR"/>
@@ -34706,7 +34712,7 @@
         </w:rPr>
         <w:t xml:space="preserve">; il sera de nouveau mentionné dans </w:t>
       </w:r>
-      <w:hyperlink r:id="rId777">
+      <w:hyperlink r:id="rId778">
         <w:r>
           <w:rPr>
             <w:lang w:val="fr_FR" w:bidi="fr_FR"/>
@@ -34724,7 +34730,7 @@
         </w:rPr>
         <w:t xml:space="preserve">, et de manière plus détaillée dans </w:t>
       </w:r>
-      <w:hyperlink r:id="rId732">
+      <w:hyperlink r:id="rId733">
         <w:r>
           <w:rPr>
             <w:lang w:val="fr_FR" w:bidi="fr_FR"/>
@@ -34760,7 +34766,7 @@
         </w:rPr>
         <w:t>) et de sa crucifixion (</w:t>
       </w:r>
-      <w:hyperlink r:id="rId778">
+      <w:hyperlink r:id="rId779">
         <w:r>
           <w:rPr>
             <w:lang w:val="fr_FR" w:bidi="fr_FR"/>
@@ -34844,7 +34850,7 @@
         </w:rPr>
         <w:t>. Dans le premier (</w:t>
       </w:r>
-      <w:hyperlink r:id="rId779">
+      <w:hyperlink r:id="rId780">
         <w:r>
           <w:rPr>
             <w:lang w:val="fr_FR" w:bidi="fr_FR"/>
@@ -34862,7 +34868,7 @@
         </w:rPr>
         <w:t xml:space="preserve">), il est dit qu'on peut s'attendre à recevoir ce que l'on demande (voir </w:t>
       </w:r>
-      <w:hyperlink r:id="rId780">
+      <w:hyperlink r:id="rId781">
         <w:r>
           <w:rPr>
             <w:lang w:val="fr_FR" w:bidi="fr_FR"/>
@@ -34898,7 +34904,7 @@
         </w:rPr>
         <w:t>. • Le pardon est la deuxième condition pour qu'une prière soit exaucée. La prière la plus importante, celle où nous demandons à Dieu de nous pardonner, ne peut être exaucée que si nous pardonnons aux autres (</w:t>
       </w:r>
-      <w:hyperlink r:id="rId781">
+      <w:hyperlink r:id="rId782">
         <w:r>
           <w:rPr>
             <w:lang w:val="fr_FR" w:bidi="fr_FR"/>
@@ -34916,7 +34922,7 @@
         </w:rPr>
         <w:t xml:space="preserve">; </w:t>
       </w:r>
-      <w:hyperlink r:id="rId782">
+      <w:hyperlink r:id="rId783">
         <w:r>
           <w:rPr>
             <w:lang w:val="fr_FR" w:bidi="fr_FR"/>
@@ -34934,7 +34940,7 @@
         </w:rPr>
         <w:t>,</w:t>
       </w:r>
-      <w:hyperlink r:id="rId783">
+      <w:hyperlink r:id="rId784">
         <w:r>
           <w:rPr>
             <w:lang w:val="fr_FR" w:bidi="fr_FR"/>
@@ -34952,7 +34958,7 @@
         </w:rPr>
         <w:t xml:space="preserve">; </w:t>
       </w:r>
-      <w:hyperlink r:id="rId784">
+      <w:hyperlink r:id="rId785">
         <w:r>
           <w:rPr>
             <w:lang w:val="fr_FR" w:bidi="fr_FR"/>
@@ -34970,7 +34976,7 @@
         </w:rPr>
         <w:t xml:space="preserve">; </w:t>
       </w:r>
-      <w:hyperlink r:id="rId785">
+      <w:hyperlink r:id="rId786">
         <w:r>
           <w:rPr>
             <w:lang w:val="fr_FR" w:bidi="fr_FR"/>
@@ -34988,7 +34994,7 @@
         </w:rPr>
         <w:t xml:space="preserve">; voir </w:t>
       </w:r>
-      <w:hyperlink r:id="rId786">
+      <w:hyperlink r:id="rId787">
         <w:r>
           <w:rPr>
             <w:lang w:val="fr_FR" w:bidi="fr_FR"/>
@@ -35006,7 +35012,7 @@
         </w:rPr>
         <w:t>,</w:t>
       </w:r>
-      <w:hyperlink r:id="rId787">
+      <w:hyperlink r:id="rId788">
         <w:r>
           <w:rPr>
             <w:lang w:val="fr_FR" w:bidi="fr_FR"/>
@@ -35024,7 +35030,7 @@
         </w:rPr>
         <w:t xml:space="preserve">; </w:t>
       </w:r>
-      <w:hyperlink r:id="rId788">
+      <w:hyperlink r:id="rId789">
         <w:r>
           <w:rPr>
             <w:lang w:val="fr_FR" w:bidi="fr_FR"/>
@@ -35042,7 +35048,7 @@
         </w:rPr>
         <w:t xml:space="preserve">; </w:t>
       </w:r>
-      <w:hyperlink r:id="rId789">
+      <w:hyperlink r:id="rId790">
         <w:r>
           <w:rPr>
             <w:lang w:val="fr_FR" w:bidi="fr_FR"/>
@@ -35108,7 +35114,7 @@
         </w:rPr>
         <w:t xml:space="preserve">Alors qu'ils reviennent à Jérusalem (voir </w:t>
       </w:r>
-      <w:hyperlink r:id="rId790">
+      <w:hyperlink r:id="rId791">
         <w:r>
           <w:rPr>
             <w:lang w:val="fr_FR" w:bidi="fr_FR"/>
@@ -35126,7 +35132,7 @@
         </w:rPr>
         <w:t>,</w:t>
       </w:r>
-      <w:hyperlink r:id="rId775">
+      <w:hyperlink r:id="rId776">
         <w:r>
           <w:rPr>
             <w:lang w:val="fr_FR" w:bidi="fr_FR"/>
@@ -35144,7 +35150,7 @@
         </w:rPr>
         <w:t>,</w:t>
       </w:r>
-      <w:hyperlink r:id="rId791">
+      <w:hyperlink r:id="rId792">
         <w:r>
           <w:rPr>
             <w:lang w:val="fr_FR" w:bidi="fr_FR"/>
@@ -35162,7 +35168,7 @@
         </w:rPr>
         <w:t>), Jésus et les disciples entrent dans le temple. Cette insistance sur Jérusalem rappelle aux lecteurs ce qui va bientôt s'y passer (</w:t>
       </w:r>
-      <w:hyperlink r:id="rId709">
+      <w:hyperlink r:id="rId710">
         <w:r>
           <w:rPr>
             <w:lang w:val="fr_FR" w:bidi="fr_FR"/>
@@ -35216,7 +35222,7 @@
         </w:rPr>
         <w:t xml:space="preserve">; </w:t>
       </w:r>
-      <w:hyperlink r:id="rId792">
+      <w:hyperlink r:id="rId793">
         <w:r>
           <w:rPr>
             <w:lang w:val="fr_FR" w:bidi="fr_FR"/>
@@ -35288,7 +35294,7 @@
         </w:rPr>
         <w:t xml:space="preserve">; </w:t>
       </w:r>
-      <w:hyperlink r:id="rId793">
+      <w:hyperlink r:id="rId794">
         <w:r>
           <w:rPr>
             <w:lang w:val="fr_FR" w:bidi="fr_FR"/>
@@ -35354,7 +35360,7 @@
         </w:rPr>
         <w:t>Après la purification du temple (</w:t>
       </w:r>
-      <w:hyperlink r:id="rId754">
+      <w:hyperlink r:id="rId755">
         <w:r>
           <w:rPr>
             <w:lang w:val="fr_FR" w:bidi="fr_FR"/>
@@ -35372,7 +35378,7 @@
         </w:rPr>
         <w:t xml:space="preserve">; </w:t>
       </w:r>
-      <w:hyperlink r:id="rId794">
+      <w:hyperlink r:id="rId795">
         <w:r>
           <w:rPr>
             <w:lang w:val="fr_FR" w:bidi="fr_FR"/>
@@ -35390,7 +35396,7 @@
         </w:rPr>
         <w:t xml:space="preserve">; </w:t>
       </w:r>
-      <w:hyperlink r:id="rId795">
+      <w:hyperlink r:id="rId796">
         <w:r>
           <w:rPr>
             <w:lang w:val="fr_FR" w:bidi="fr_FR"/>
@@ -35408,7 +35414,7 @@
         </w:rPr>
         <w:t xml:space="preserve">), les opposants de Jésus vont remettre en question l'autorité le faisant agir de la sorte (voir aussi </w:t>
       </w:r>
-      <w:hyperlink r:id="rId796">
+      <w:hyperlink r:id="rId797">
         <w:r>
           <w:rPr>
             <w:lang w:val="fr_FR" w:bidi="fr_FR"/>
@@ -35426,7 +35432,7 @@
         </w:rPr>
         <w:t xml:space="preserve">; </w:t>
       </w:r>
-      <w:hyperlink r:id="rId797">
+      <w:hyperlink r:id="rId798">
         <w:r>
           <w:rPr>
             <w:lang w:val="fr_FR" w:bidi="fr_FR"/>
@@ -35444,7 +35450,7 @@
         </w:rPr>
         <w:t xml:space="preserve">; voir </w:t>
       </w:r>
-      <w:hyperlink r:id="rId798">
+      <w:hyperlink r:id="rId799">
         <w:r>
           <w:rPr>
             <w:lang w:val="fr_FR" w:bidi="fr_FR"/>
@@ -35546,7 +35552,7 @@
         </w:rPr>
         <w:t xml:space="preserve">; </w:t>
       </w:r>
-      <w:hyperlink r:id="rId799">
+      <w:hyperlink r:id="rId800">
         <w:r>
           <w:rPr>
             <w:lang w:val="fr_FR" w:bidi="fr_FR"/>
@@ -35564,7 +35570,7 @@
         </w:rPr>
         <w:t>), de guérir les malades (</w:t>
       </w:r>
-      <w:hyperlink r:id="rId800">
+      <w:hyperlink r:id="rId801">
         <w:r>
           <w:rPr>
             <w:lang w:val="fr_FR" w:bidi="fr_FR"/>
@@ -35582,7 +35588,7 @@
         </w:rPr>
         <w:t xml:space="preserve">; </w:t>
       </w:r>
-      <w:hyperlink r:id="rId801">
+      <w:hyperlink r:id="rId802">
         <w:r>
           <w:rPr>
             <w:lang w:val="fr_FR" w:bidi="fr_FR"/>
@@ -35666,7 +35672,7 @@
         </w:rPr>
         <w:t xml:space="preserve">Jésus utilise un moyen efficace pour enseigner et réfuter, en répondant souvent à ses opposants par des contre-questions (par exemple , </w:t>
       </w:r>
-      <w:hyperlink r:id="rId802">
+      <w:hyperlink r:id="rId803">
         <w:r>
           <w:rPr>
             <w:lang w:val="fr_FR" w:bidi="fr_FR"/>
@@ -35684,7 +35690,7 @@
         </w:rPr>
         <w:t>,</w:t>
       </w:r>
-      <w:hyperlink r:id="rId803">
+      <w:hyperlink r:id="rId804">
         <w:r>
           <w:rPr>
             <w:lang w:val="fr_FR" w:bidi="fr_FR"/>
@@ -35702,7 +35708,7 @@
         </w:rPr>
         <w:t>,</w:t>
       </w:r>
-      <w:hyperlink r:id="rId804">
+      <w:hyperlink r:id="rId805">
         <w:r>
           <w:rPr>
             <w:lang w:val="fr_FR" w:bidi="fr_FR"/>
@@ -35738,7 +35744,7 @@
         </w:rPr>
         <w:t>,</w:t>
       </w:r>
-      <w:hyperlink r:id="rId805">
+      <w:hyperlink r:id="rId806">
         <w:r>
           <w:rPr>
             <w:lang w:val="fr_FR" w:bidi="fr_FR"/>
@@ -35756,7 +35762,7 @@
         </w:rPr>
         <w:t xml:space="preserve">; </w:t>
       </w:r>
-      <w:hyperlink r:id="rId806">
+      <w:hyperlink r:id="rId807">
         <w:r>
           <w:rPr>
             <w:lang w:val="fr_FR" w:bidi="fr_FR"/>
@@ -35774,7 +35780,7 @@
         </w:rPr>
         <w:t>,</w:t>
       </w:r>
-      <w:hyperlink r:id="rId807">
+      <w:hyperlink r:id="rId808">
         <w:r>
           <w:rPr>
             <w:lang w:val="fr_FR" w:bidi="fr_FR"/>
@@ -35792,7 +35798,7 @@
         </w:rPr>
         <w:t xml:space="preserve">; voir aussi </w:t>
       </w:r>
-      <w:hyperlink r:id="rId808">
+      <w:hyperlink r:id="rId809">
         <w:r>
           <w:rPr>
             <w:lang w:val="fr_FR" w:bidi="fr_FR"/>
@@ -35858,7 +35864,7 @@
         </w:rPr>
         <w:t>En les questionnant ainsi, Jésus met ses adversaires dans une situation délicate. Toute réponse qu'ils pourraient donner, que ce soit un "oui" ou un "non", nuirait à leur réputation et à leur autorité aux yeux du peuple. S'ils nient l'autorité prophétique de Jean, le peuple se mettra probablement en colère. S'ils affirment son autorité, ils doivent admettre par la même occasion qu'ils auraient dû accepter les paroles de Jean, y compris ce qu'il a dit à propos de Jésus. En réalité, répondre à cette question pourrait les aider à répondre à leur propre questionnement (</w:t>
       </w:r>
-      <w:hyperlink r:id="rId809">
+      <w:hyperlink r:id="rId810">
         <w:r>
           <w:rPr>
             <w:lang w:val="fr_FR" w:bidi="fr_FR"/>
@@ -35942,7 +35948,7 @@
         </w:rPr>
         <w:t xml:space="preserve">; </w:t>
       </w:r>
-      <w:hyperlink r:id="rId810">
+      <w:hyperlink r:id="rId811">
         <w:r>
           <w:rPr>
             <w:lang w:val="fr_FR" w:bidi="fr_FR"/>
@@ -35960,7 +35966,7 @@
         </w:rPr>
         <w:t>), leur réticence à être éclairés (</w:t>
       </w:r>
-      <w:hyperlink r:id="rId811">
+      <w:hyperlink r:id="rId812">
         <w:r>
           <w:rPr>
             <w:lang w:val="fr_FR" w:bidi="fr_FR"/>
@@ -36080,7 +36086,7 @@
         </w:rPr>
         <w:t>). • Les premiers mots introduisant la parabole sont une reprise d'</w:t>
       </w:r>
-      <w:hyperlink r:id="rId812">
+      <w:hyperlink r:id="rId813">
         <w:r>
           <w:rPr>
             <w:lang w:val="fr_FR" w:bidi="fr_FR"/>
@@ -36146,6 +36152,91 @@
         </w:rPr>
         <w:t xml:space="preserve">Tous les événements de </w:t>
       </w:r>
+      <w:hyperlink r:id="rId814">
+        <w:r>
+          <w:rPr>
+            <w:lang w:val="fr_FR" w:bidi="fr_FR"/>
+          </w:rPr>
+          <w:rPr>
+            <w:color w:val="0000EE"/>
+            <w:u w:val="single"/>
+          </w:rPr>
+          <w:t>11.27–12.44</w:t>
+        </w:r>
+      </w:hyperlink>
+      <w:r>
+        <w:rPr>
+          <w:lang w:val="fr_FR" w:bidi="fr_FR"/>
+        </w:rPr>
+        <w:t xml:space="preserve"> se déroulent dans le temple (voir </w:t>
+      </w:r>
+      <w:hyperlink r:id="rId548">
+        <w:r>
+          <w:rPr>
+            <w:lang w:val="fr_FR" w:bidi="fr_FR"/>
+          </w:rPr>
+          <w:rPr>
+            <w:color w:val="0000EE"/>
+            <w:u w:val="single"/>
+          </w:rPr>
+          <w:t xml:space="preserve">11.27 </w:t>
+        </w:r>
+      </w:hyperlink>
+      <w:r>
+        <w:rPr>
+          <w:lang w:val="fr_FR" w:bidi="fr_FR"/>
+        </w:rPr>
+        <w:t xml:space="preserve">; </w:t>
+      </w:r>
+      <w:hyperlink r:id="rId662">
+        <w:r>
+          <w:rPr>
+            <w:lang w:val="fr_FR" w:bidi="fr_FR"/>
+          </w:rPr>
+          <w:rPr>
+            <w:color w:val="0000EE"/>
+            <w:u w:val="single"/>
+          </w:rPr>
+          <w:t>13.1</w:t>
+        </w:r>
+      </w:hyperlink>
+      <w:r>
+        <w:rPr>
+          <w:lang w:val="fr_FR" w:bidi="fr_FR"/>
+        </w:rPr>
+        <w:t xml:space="preserve">). Compte tenu des premiers mots introduisant le récit, on comprend que cette histoire (littéralement une </w:t>
+      </w:r>
+      <w:r>
+        <w:rPr>
+          <w:i/>
+          <w:lang w:val="fr_FR" w:bidi="fr_FR"/>
+        </w:rPr>
+        <w:t>parabole</w:t>
+      </w:r>
+      <w:r>
+        <w:rPr>
+          <w:lang w:val="fr_FR" w:bidi="fr_FR"/>
+        </w:rPr>
+        <w:t>) est intimement liée à la discussion précédente concernant l'autorité de Jésus (</w:t>
+      </w:r>
+      <w:hyperlink r:id="rId815">
+        <w:r>
+          <w:rPr>
+            <w:lang w:val="fr_FR" w:bidi="fr_FR"/>
+          </w:rPr>
+          <w:rPr>
+            <w:color w:val="0000EE"/>
+            <w:u w:val="single"/>
+          </w:rPr>
+          <w:t>11.27–33</w:t>
+        </w:r>
+      </w:hyperlink>
+      <w:r>
+        <w:rPr>
+          <w:lang w:val="fr_FR" w:bidi="fr_FR"/>
+        </w:rPr>
+        <w:t>). Cette parabole est une réponse étendue de Jésus aux chefs religieux. • Jésus veut que cette parabole soit interprétée à la lumière d'</w:t>
+      </w:r>
       <w:hyperlink r:id="rId813">
         <w:r>
           <w:rPr>
@@ -36155,25 +36246,79 @@
             <w:color w:val="0000EE"/>
             <w:u w:val="single"/>
           </w:rPr>
-          <w:t>11.27–12.44</w:t>
-        </w:r>
-      </w:hyperlink>
-      <w:r>
-        <w:rPr>
-          <w:lang w:val="fr_FR" w:bidi="fr_FR"/>
-        </w:rPr>
-        <w:t xml:space="preserve"> se déroulent dans le temple (voir </w:t>
-      </w:r>
-      <w:hyperlink r:id="rId548">
-        <w:r>
-          <w:rPr>
-            <w:lang w:val="fr_FR" w:bidi="fr_FR"/>
-          </w:rPr>
-          <w:rPr>
-            <w:color w:val="0000EE"/>
-            <w:u w:val="single"/>
-          </w:rPr>
-          <w:t xml:space="preserve">11.27 </w:t>
+          <w:t>Es 5.1–7</w:t>
+        </w:r>
+      </w:hyperlink>
+      <w:r>
+        <w:rPr>
+          <w:lang w:val="fr_FR" w:bidi="fr_FR"/>
+        </w:rPr>
+        <w:t>, une histoire similaire dans laquelle quelqu'un plante une vigne, bâtit une tour de guet pour la surveiller, entoure la vigne d'une haie, et creuse une fosse pour un pressoir à vin. La question posée dans ce texte est similaire à celle de Jésus : que va faire le propriétaire de la vigne ? (</w:t>
+      </w:r>
+      <w:hyperlink r:id="rId778">
+        <w:r>
+          <w:rPr>
+            <w:lang w:val="fr_FR" w:bidi="fr_FR"/>
+          </w:rPr>
+          <w:rPr>
+            <w:color w:val="0000EE"/>
+            <w:u w:val="single"/>
+          </w:rPr>
+          <w:t xml:space="preserve">Mc 12.9 </w:t>
+        </w:r>
+      </w:hyperlink>
+      <w:r>
+        <w:rPr>
+          <w:lang w:val="fr_FR" w:bidi="fr_FR"/>
+        </w:rPr>
+        <w:t xml:space="preserve">; voir </w:t>
+      </w:r>
+      <w:hyperlink r:id="rId816">
+        <w:r>
+          <w:rPr>
+            <w:lang w:val="fr_FR" w:bidi="fr_FR"/>
+          </w:rPr>
+          <w:rPr>
+            <w:color w:val="0000EE"/>
+            <w:u w:val="single"/>
+          </w:rPr>
+          <w:t>Es 5:4</w:t>
+        </w:r>
+      </w:hyperlink>
+      <w:r>
+        <w:rPr>
+          <w:lang w:val="fr_FR" w:bidi="fr_FR"/>
+        </w:rPr>
+        <w:t>). Ésaïe identifie explicitement la vigne au peuple d'Israël (</w:t>
+      </w:r>
+      <w:hyperlink r:id="rId817">
+        <w:r>
+          <w:rPr>
+            <w:lang w:val="fr_FR" w:bidi="fr_FR"/>
+          </w:rPr>
+          <w:rPr>
+            <w:color w:val="0000EE"/>
+            <w:u w:val="single"/>
+          </w:rPr>
+          <w:t>Es 5.7</w:t>
+        </w:r>
+      </w:hyperlink>
+      <w:r>
+        <w:rPr>
+          <w:lang w:val="fr_FR" w:bidi="fr_FR"/>
+        </w:rPr>
+        <w:t>). Les auditeurs de Jésus et les lecteurs de Marc ont tous compris cette histoire comme étant une allégorie pour décrire les Israélites, et il est évident que d'autres détails de l'histoire sont destinés à être interprétés de manière allégorique : les vignerons représentent les dirigeants d'Israël ; le maître de la vigne représente Dieu ; les serviteurs représentent les prophètes de l'Ancien Testament ; le fils bien-aimé représente Jésus, le Fils de Dieu ; le meurtre du fils représente la crucifixion de Jésus ; et le fait que la vigne soit donnée à d'autres représente le jugement qui vient sur Israël (</w:t>
+      </w:r>
+      <w:hyperlink r:id="rId755">
+        <w:r>
+          <w:rPr>
+            <w:lang w:val="fr_FR" w:bidi="fr_FR"/>
+          </w:rPr>
+          <w:rPr>
+            <w:color w:val="0000EE"/>
+            <w:u w:val="single"/>
+          </w:rPr>
+          <w:t xml:space="preserve">Mc 11.15–17 </w:t>
         </w:r>
       </w:hyperlink>
       <w:r>
@@ -36182,146 +36327,7 @@
         </w:rPr>
         <w:t xml:space="preserve">; </w:t>
       </w:r>
-      <w:hyperlink r:id="rId661">
-        <w:r>
-          <w:rPr>
-            <w:lang w:val="fr_FR" w:bidi="fr_FR"/>
-          </w:rPr>
-          <w:rPr>
-            <w:color w:val="0000EE"/>
-            <w:u w:val="single"/>
-          </w:rPr>
-          <w:t>13.1</w:t>
-        </w:r>
-      </w:hyperlink>
-      <w:r>
-        <w:rPr>
-          <w:lang w:val="fr_FR" w:bidi="fr_FR"/>
-        </w:rPr>
-        <w:t xml:space="preserve">). Compte tenu des premiers mots introduisant le récit, on comprend que cette histoire (littéralement une </w:t>
-      </w:r>
-      <w:r>
-        <w:rPr>
-          <w:i/>
-          <w:lang w:val="fr_FR" w:bidi="fr_FR"/>
-        </w:rPr>
-        <w:t>parabole</w:t>
-      </w:r>
-      <w:r>
-        <w:rPr>
-          <w:lang w:val="fr_FR" w:bidi="fr_FR"/>
-        </w:rPr>
-        <w:t>) est intimement liée à la discussion précédente concernant l'autorité de Jésus (</w:t>
-      </w:r>
-      <w:hyperlink r:id="rId814">
-        <w:r>
-          <w:rPr>
-            <w:lang w:val="fr_FR" w:bidi="fr_FR"/>
-          </w:rPr>
-          <w:rPr>
-            <w:color w:val="0000EE"/>
-            <w:u w:val="single"/>
-          </w:rPr>
-          <w:t>11.27–33</w:t>
-        </w:r>
-      </w:hyperlink>
-      <w:r>
-        <w:rPr>
-          <w:lang w:val="fr_FR" w:bidi="fr_FR"/>
-        </w:rPr>
-        <w:t>). Cette parabole est une réponse étendue de Jésus aux chefs religieux. • Jésus veut que cette parabole soit interprétée à la lumière d'</w:t>
-      </w:r>
-      <w:hyperlink r:id="rId812">
-        <w:r>
-          <w:rPr>
-            <w:lang w:val="fr_FR" w:bidi="fr_FR"/>
-          </w:rPr>
-          <w:rPr>
-            <w:color w:val="0000EE"/>
-            <w:u w:val="single"/>
-          </w:rPr>
-          <w:t>Es 5.1–7</w:t>
-        </w:r>
-      </w:hyperlink>
-      <w:r>
-        <w:rPr>
-          <w:lang w:val="fr_FR" w:bidi="fr_FR"/>
-        </w:rPr>
-        <w:t>, une histoire similaire dans laquelle quelqu'un plante une vigne, bâtit une tour de guet pour la surveiller, entoure la vigne d'une haie, et creuse une fosse pour un pressoir à vin. La question posée dans ce texte est similaire à celle de Jésus : que va faire le propriétaire de la vigne ? (</w:t>
-      </w:r>
-      <w:hyperlink r:id="rId777">
-        <w:r>
-          <w:rPr>
-            <w:lang w:val="fr_FR" w:bidi="fr_FR"/>
-          </w:rPr>
-          <w:rPr>
-            <w:color w:val="0000EE"/>
-            <w:u w:val="single"/>
-          </w:rPr>
-          <w:t xml:space="preserve">Mc 12.9 </w:t>
-        </w:r>
-      </w:hyperlink>
-      <w:r>
-        <w:rPr>
-          <w:lang w:val="fr_FR" w:bidi="fr_FR"/>
-        </w:rPr>
-        <w:t xml:space="preserve">; voir </w:t>
-      </w:r>
-      <w:hyperlink r:id="rId815">
-        <w:r>
-          <w:rPr>
-            <w:lang w:val="fr_FR" w:bidi="fr_FR"/>
-          </w:rPr>
-          <w:rPr>
-            <w:color w:val="0000EE"/>
-            <w:u w:val="single"/>
-          </w:rPr>
-          <w:t>Es 5:4</w:t>
-        </w:r>
-      </w:hyperlink>
-      <w:r>
-        <w:rPr>
-          <w:lang w:val="fr_FR" w:bidi="fr_FR"/>
-        </w:rPr>
-        <w:t>). Ésaïe identifie explicitement la vigne au peuple d'Israël (</w:t>
-      </w:r>
-      <w:hyperlink r:id="rId816">
-        <w:r>
-          <w:rPr>
-            <w:lang w:val="fr_FR" w:bidi="fr_FR"/>
-          </w:rPr>
-          <w:rPr>
-            <w:color w:val="0000EE"/>
-            <w:u w:val="single"/>
-          </w:rPr>
-          <w:t>Es 5.7</w:t>
-        </w:r>
-      </w:hyperlink>
-      <w:r>
-        <w:rPr>
-          <w:lang w:val="fr_FR" w:bidi="fr_FR"/>
-        </w:rPr>
-        <w:t>). Les auditeurs de Jésus et les lecteurs de Marc ont tous compris cette histoire comme étant une allégorie pour décrire les Israélites, et il est évident que d'autres détails de l'histoire sont destinés à être interprétés de manière allégorique : les vignerons représentent les dirigeants d'Israël ; le maître de la vigne représente Dieu ; les serviteurs représentent les prophètes de l'Ancien Testament ; le fils bien-aimé représente Jésus, le Fils de Dieu ; le meurtre du fils représente la crucifixion de Jésus ; et le fait que la vigne soit donnée à d'autres représente le jugement qui vient sur Israël (</w:t>
-      </w:r>
-      <w:hyperlink r:id="rId754">
-        <w:r>
-          <w:rPr>
-            <w:lang w:val="fr_FR" w:bidi="fr_FR"/>
-          </w:rPr>
-          <w:rPr>
-            <w:color w:val="0000EE"/>
-            <w:u w:val="single"/>
-          </w:rPr>
-          <w:t xml:space="preserve">Mc 11.15–17 </w:t>
-        </w:r>
-      </w:hyperlink>
-      <w:r>
-        <w:rPr>
-          <w:lang w:val="fr_FR" w:bidi="fr_FR"/>
-        </w:rPr>
-        <w:t xml:space="preserve">; </w:t>
-      </w:r>
-      <w:hyperlink r:id="rId732">
+      <w:hyperlink r:id="rId733">
         <w:r>
           <w:rPr>
             <w:lang w:val="fr_FR" w:bidi="fr_FR"/>
@@ -36405,7 +36411,7 @@
         </w:rPr>
         <w:t>Le moment auquel le texte fait référence est probablement celui de la vendange. Elle a lieu lorsque le nouveau vignoble produit sa première récolte, environ 4 ans après la plantation. En général, le paiement pour la location du vignoble se faisait par le don d'une quantité de raisins ou de vin, c'est-à-dire une part de la récolte, au propriétaire de la vigne. • Dans l'Ancien Testament, les prophètes sont souvent appelés serviteurs (</w:t>
       </w:r>
-      <w:hyperlink r:id="rId817">
+      <w:hyperlink r:id="rId818">
         <w:r>
           <w:rPr>
             <w:lang w:val="fr_FR" w:bidi="fr_FR"/>
@@ -36423,7 +36429,7 @@
         </w:rPr>
         <w:t xml:space="preserve">; </w:t>
       </w:r>
-      <w:hyperlink r:id="rId818">
+      <w:hyperlink r:id="rId819">
         <w:r>
           <w:rPr>
             <w:lang w:val="fr_FR" w:bidi="fr_FR"/>
@@ -36441,7 +36447,7 @@
         </w:rPr>
         <w:t xml:space="preserve">; </w:t>
       </w:r>
-      <w:hyperlink r:id="rId819">
+      <w:hyperlink r:id="rId820">
         <w:r>
           <w:rPr>
             <w:lang w:val="fr_FR" w:bidi="fr_FR"/>
@@ -36459,7 +36465,7 @@
         </w:rPr>
         <w:t>) ; ils étaient souvent maltraités et tués par les dirigeants israélites (</w:t>
       </w:r>
-      <w:hyperlink r:id="rId820">
+      <w:hyperlink r:id="rId821">
         <w:r>
           <w:rPr>
             <w:lang w:val="fr_FR" w:bidi="fr_FR"/>
@@ -36477,7 +36483,7 @@
         </w:rPr>
         <w:t xml:space="preserve">; </w:t>
       </w:r>
-      <w:hyperlink r:id="rId821">
+      <w:hyperlink r:id="rId822">
         <w:r>
           <w:rPr>
             <w:lang w:val="fr_FR" w:bidi="fr_FR"/>
@@ -36495,7 +36501,7 @@
         </w:rPr>
         <w:t>,</w:t>
       </w:r>
-      <w:hyperlink r:id="rId822">
+      <w:hyperlink r:id="rId823">
         <w:r>
           <w:rPr>
             <w:lang w:val="fr_FR" w:bidi="fr_FR"/>
@@ -36513,7 +36519,7 @@
         </w:rPr>
         <w:t xml:space="preserve">; </w:t>
       </w:r>
-      <w:hyperlink r:id="rId823">
+      <w:hyperlink r:id="rId824">
         <w:r>
           <w:rPr>
             <w:lang w:val="fr_FR" w:bidi="fr_FR"/>
@@ -36531,7 +36537,7 @@
         </w:rPr>
         <w:t xml:space="preserve">; </w:t>
       </w:r>
-      <w:hyperlink r:id="rId824">
+      <w:hyperlink r:id="rId825">
         <w:r>
           <w:rPr>
             <w:lang w:val="fr_FR" w:bidi="fr_FR"/>
@@ -36549,7 +36555,7 @@
         </w:rPr>
         <w:t xml:space="preserve">; </w:t>
       </w:r>
-      <w:hyperlink r:id="rId825">
+      <w:hyperlink r:id="rId826">
         <w:r>
           <w:rPr>
             <w:lang w:val="fr_FR" w:bidi="fr_FR"/>
@@ -36567,7 +36573,7 @@
         </w:rPr>
         <w:t xml:space="preserve">; </w:t>
       </w:r>
-      <w:hyperlink r:id="rId826">
+      <w:hyperlink r:id="rId827">
         <w:r>
           <w:rPr>
             <w:lang w:val="fr_FR" w:bidi="fr_FR"/>
@@ -36585,7 +36591,7 @@
         </w:rPr>
         <w:t xml:space="preserve">; voir </w:t>
       </w:r>
-      <w:hyperlink r:id="rId827">
+      <w:hyperlink r:id="rId828">
         <w:r>
           <w:rPr>
             <w:lang w:val="fr_FR" w:bidi="fr_FR"/>
@@ -36603,7 +36609,7 @@
         </w:rPr>
         <w:t>,</w:t>
       </w:r>
-      <w:hyperlink r:id="rId828">
+      <w:hyperlink r:id="rId829">
         <w:r>
           <w:rPr>
             <w:lang w:val="fr_FR" w:bidi="fr_FR"/>
@@ -36621,7 +36627,7 @@
         </w:rPr>
         <w:t xml:space="preserve">; </w:t>
       </w:r>
-      <w:hyperlink r:id="rId829">
+      <w:hyperlink r:id="rId830">
         <w:r>
           <w:rPr>
             <w:lang w:val="fr_FR" w:bidi="fr_FR"/>
@@ -36825,7 +36831,7 @@
         </w:rPr>
         <w:t xml:space="preserve">Le raisonnement des vignerons semble un peu obscur, et on ne comprend pas bien le lien entre ce projet de meurtre et le gain de l'héritage. Néanmoins, cela semblait clair pour les premiers auditeurs, puisque le texte ne s'embarrasse d'aucune explication supplémentaire (voir </w:t>
       </w:r>
-      <w:hyperlink r:id="rId830">
+      <w:hyperlink r:id="rId831">
         <w:r>
           <w:rPr>
             <w:lang w:val="fr_FR" w:bidi="fr_FR"/>
@@ -36843,7 +36849,7 @@
         </w:rPr>
         <w:t xml:space="preserve">; </w:t>
       </w:r>
-      <w:hyperlink r:id="rId831">
+      <w:hyperlink r:id="rId832">
         <w:r>
           <w:rPr>
             <w:lang w:val="fr_FR" w:bidi="fr_FR"/>
@@ -36909,7 +36915,7 @@
         </w:rPr>
         <w:t xml:space="preserve">Après avoir traité le fils de manière honteuse, ils ne vont pas même pas daigner enterrer son corps (voir </w:t>
       </w:r>
-      <w:hyperlink r:id="rId832">
+      <w:hyperlink r:id="rId833">
         <w:r>
           <w:rPr>
             <w:lang w:val="fr_FR" w:bidi="fr_FR"/>
@@ -36975,7 +36981,7 @@
         </w:rPr>
         <w:t xml:space="preserve">La parabole se conclut par deux questions rhétoriques (voir </w:t>
       </w:r>
-      <w:hyperlink r:id="rId805">
+      <w:hyperlink r:id="rId806">
         <w:r>
           <w:rPr>
             <w:lang w:val="fr_FR" w:bidi="fr_FR"/>
@@ -36993,7 +36999,7 @@
         </w:rPr>
         <w:t>,</w:t>
       </w:r>
-      <w:hyperlink r:id="rId833">
+      <w:hyperlink r:id="rId834">
         <w:r>
           <w:rPr>
             <w:lang w:val="fr_FR" w:bidi="fr_FR"/>
@@ -37029,7 +37035,7 @@
         </w:rPr>
         <w:t xml:space="preserve">; </w:t>
       </w:r>
-      <w:hyperlink r:id="rId834">
+      <w:hyperlink r:id="rId835">
         <w:r>
           <w:rPr>
             <w:lang w:val="fr_FR" w:bidi="fr_FR"/>
@@ -37065,7 +37071,7 @@
         </w:rPr>
         <w:t xml:space="preserve">). Dieu répond à la première question dans la parabole de la vigne que l'on trouve en </w:t>
       </w:r>
-      <w:hyperlink r:id="rId835">
+      <w:hyperlink r:id="rId836">
         <w:r>
           <w:rPr>
             <w:lang w:val="fr_FR" w:bidi="fr_FR"/>
@@ -37131,7 +37137,7 @@
         </w:rPr>
         <w:t xml:space="preserve">glise des non-juifs (voir </w:t>
       </w:r>
-      <w:hyperlink r:id="rId836">
+      <w:hyperlink r:id="rId837">
         <w:r>
           <w:rPr>
             <w:lang w:val="fr_FR" w:bidi="fr_FR"/>
@@ -37149,7 +37155,7 @@
         </w:rPr>
         <w:t xml:space="preserve">; </w:t>
       </w:r>
-      <w:hyperlink r:id="rId837">
+      <w:hyperlink r:id="rId838">
         <w:r>
           <w:rPr>
             <w:lang w:val="fr_FR" w:bidi="fr_FR"/>
@@ -37167,7 +37173,7 @@
         </w:rPr>
         <w:t xml:space="preserve">; </w:t>
       </w:r>
-      <w:hyperlink r:id="rId838">
+      <w:hyperlink r:id="rId839">
         <w:r>
           <w:rPr>
             <w:lang w:val="fr_FR" w:bidi="fr_FR"/>
@@ -37185,7 +37191,7 @@
         </w:rPr>
         <w:t>). Ainsi, la parabole de Jésus est en lien avec la destruction imminente de Jérusalem (</w:t>
       </w:r>
-      <w:hyperlink r:id="rId760">
+      <w:hyperlink r:id="rId761">
         <w:r>
           <w:rPr>
             <w:lang w:val="fr_FR" w:bidi="fr_FR"/>
@@ -37203,7 +37209,7 @@
         </w:rPr>
         <w:t xml:space="preserve">; </w:t>
       </w:r>
-      <w:hyperlink r:id="rId732">
+      <w:hyperlink r:id="rId733">
         <w:r>
           <w:rPr>
             <w:lang w:val="fr_FR" w:bidi="fr_FR"/>
@@ -37239,7 +37245,7 @@
         </w:rPr>
         <w:t xml:space="preserve">; </w:t>
       </w:r>
-      <w:hyperlink r:id="rId778">
+      <w:hyperlink r:id="rId779">
         <w:r>
           <w:rPr>
             <w:lang w:val="fr_FR" w:bidi="fr_FR"/>
@@ -37305,7 +37311,7 @@
         </w:rPr>
         <w:t xml:space="preserve">Dans sa deuxième question rhétorique, Jésus cite </w:t>
       </w:r>
-      <w:hyperlink r:id="rId839">
+      <w:hyperlink r:id="rId840">
         <w:r>
           <w:rPr>
             <w:lang w:val="fr_FR" w:bidi="fr_FR"/>
@@ -37323,7 +37329,7 @@
         </w:rPr>
         <w:t xml:space="preserve">. La pierre rejetée (le Fils) est devenue la pierre angulaire du Royaume de Dieu (voir </w:t>
       </w:r>
-      <w:hyperlink r:id="rId840">
+      <w:hyperlink r:id="rId841">
         <w:r>
           <w:rPr>
             <w:lang w:val="fr_FR" w:bidi="fr_FR"/>
@@ -37341,7 +37347,7 @@
         </w:rPr>
         <w:t xml:space="preserve">; </w:t>
       </w:r>
-      <w:hyperlink r:id="rId841">
+      <w:hyperlink r:id="rId842">
         <w:r>
           <w:rPr>
             <w:lang w:val="fr_FR" w:bidi="fr_FR"/>
@@ -37359,7 +37365,7 @@
         </w:rPr>
         <w:t>,</w:t>
       </w:r>
-      <w:hyperlink r:id="rId842">
+      <w:hyperlink r:id="rId843">
         <w:r>
           <w:rPr>
             <w:lang w:val="fr_FR" w:bidi="fr_FR"/>
@@ -37377,7 +37383,7 @@
         </w:rPr>
         <w:t>). Cette phrase est traditionnellement comprise comme faisant référence à la pierre angulaire, enfouie dans le sol, qui fait partie des fondations. Mais Jésus fait peut-être référence à la pierre angulaire que l'on place tout en haut d'un bâtiment, et qui marque son achèvement. En réalité, peu importe à quelle pierre il fait allusion, l'idée que veut transmettre le texte est simplement que c'est la plus importante. Malgré l'intention malveillante de certains des bâtisseurs (les chefs religieux), rien de ce qu'ils ont fait n'a échappé à la volonté de Dieu (</w:t>
       </w:r>
-      <w:hyperlink r:id="rId843">
+      <w:hyperlink r:id="rId844">
         <w:r>
           <w:rPr>
             <w:lang w:val="fr_FR" w:bidi="fr_FR"/>
@@ -37461,7 +37467,7 @@
         </w:rPr>
         <w:t xml:space="preserve">Pour la deuxième fois dans cet évangile, c'est la présence de la foule qui a contrecarré les projets malveillants des chefs religieux (voir </w:t>
       </w:r>
-      <w:hyperlink r:id="rId844">
+      <w:hyperlink r:id="rId845">
         <w:r>
           <w:rPr>
             <w:lang w:val="fr_FR" w:bidi="fr_FR"/>
@@ -37611,7 +37617,7 @@
         </w:rPr>
         <w:t xml:space="preserve">Le mot grec fait référence à un impôt ou à une taxe payée par tête (voir </w:t>
       </w:r>
-      <w:hyperlink r:id="rId845">
+      <w:hyperlink r:id="rId846">
         <w:r>
           <w:rPr>
             <w:lang w:val="fr_FR" w:bidi="fr_FR"/>
@@ -37629,7 +37635,7 @@
         </w:rPr>
         <w:t xml:space="preserve">; </w:t>
       </w:r>
-      <w:hyperlink r:id="rId846">
+      <w:hyperlink r:id="rId847">
         <w:r>
           <w:rPr>
             <w:lang w:val="fr_FR" w:bidi="fr_FR"/>
@@ -37804,7 +37810,7 @@
         </w:rPr>
         <w:t xml:space="preserve">Les paroles de Jésus ne peuvent pas être interprétées comme celles d'un zélote farouchement opposé au pouvoir romain, et s'opposant à la taxation des juifs par César. D'ailleurs, Jésus s'oppose clairement à la cause des zélotes en d'autres endroits (voir </w:t>
       </w:r>
-      <w:hyperlink r:id="rId847">
+      <w:hyperlink r:id="rId848">
         <w:r>
           <w:rPr>
             <w:lang w:val="fr_FR" w:bidi="fr_FR"/>
@@ -37822,7 +37828,7 @@
         </w:rPr>
         <w:t>,</w:t>
       </w:r>
-      <w:hyperlink r:id="rId848">
+      <w:hyperlink r:id="rId849">
         <w:r>
           <w:rPr>
             <w:lang w:val="fr_FR" w:bidi="fr_FR"/>
@@ -37840,7 +37846,7 @@
         </w:rPr>
         <w:t>,</w:t>
       </w:r>
-      <w:hyperlink r:id="rId849">
+      <w:hyperlink r:id="rId850">
         <w:r>
           <w:rPr>
             <w:lang w:val="fr_FR" w:bidi="fr_FR"/>
@@ -37858,7 +37864,7 @@
         </w:rPr>
         <w:t xml:space="preserve">; </w:t>
       </w:r>
-      <w:hyperlink r:id="rId850">
+      <w:hyperlink r:id="rId851">
         <w:r>
           <w:rPr>
             <w:lang w:val="fr_FR" w:bidi="fr_FR"/>
@@ -37996,7 +38002,7 @@
         </w:rPr>
         <w:t xml:space="preserve">). Les sadducéens ne croient pas en la résurrection des morts (voir </w:t>
       </w:r>
-      <w:hyperlink r:id="rId851">
+      <w:hyperlink r:id="rId852">
         <w:r>
           <w:rPr>
             <w:lang w:val="fr_FR" w:bidi="fr_FR"/>
@@ -38014,7 +38020,7 @@
         </w:rPr>
         <w:t xml:space="preserve">; </w:t>
       </w:r>
-      <w:hyperlink r:id="rId852">
+      <w:hyperlink r:id="rId853">
         <w:r>
           <w:rPr>
             <w:lang w:val="fr_FR" w:bidi="fr_FR"/>
@@ -38098,7 +38104,7 @@
         </w:rPr>
         <w:t>. Comme dans la plupart des récits où les sadducéens sont mentionnés dans le Nouveau Testament, le récit se déroule aux abords du temple (</w:t>
       </w:r>
-      <w:hyperlink r:id="rId853">
+      <w:hyperlink r:id="rId854">
         <w:r>
           <w:rPr>
             <w:lang w:val="fr_FR" w:bidi="fr_FR"/>
@@ -38123,7 +38129,7 @@
         </w:rPr>
         <w:t xml:space="preserve"> </w:t>
       </w:r>
-      <w:hyperlink r:id="rId854">
+      <w:hyperlink r:id="rId855">
         <w:r>
           <w:rPr>
             <w:lang w:val="fr_FR" w:bidi="fr_FR"/>
@@ -38141,7 +38147,7 @@
         </w:rPr>
         <w:t xml:space="preserve">; </w:t>
       </w:r>
-      <w:hyperlink r:id="rId855">
+      <w:hyperlink r:id="rId856">
         <w:r>
           <w:rPr>
             <w:lang w:val="fr_FR" w:bidi="fr_FR"/>
@@ -38159,7 +38165,7 @@
         </w:rPr>
         <w:t xml:space="preserve">; </w:t>
       </w:r>
-      <w:hyperlink r:id="rId856">
+      <w:hyperlink r:id="rId857">
         <w:r>
           <w:rPr>
             <w:lang w:val="fr_FR" w:bidi="fr_FR"/>
@@ -38177,7 +38183,7 @@
         </w:rPr>
         <w:t>,</w:t>
       </w:r>
-      <w:hyperlink r:id="rId857">
+      <w:hyperlink r:id="rId858">
         <w:r>
           <w:rPr>
             <w:lang w:val="fr_FR" w:bidi="fr_FR"/>
@@ -38195,7 +38201,7 @@
         </w:rPr>
         <w:t xml:space="preserve">; </w:t>
       </w:r>
-      <w:hyperlink r:id="rId858">
+      <w:hyperlink r:id="rId859">
         <w:r>
           <w:rPr>
             <w:lang w:val="fr_FR" w:bidi="fr_FR"/>
@@ -38213,7 +38219,7 @@
         </w:rPr>
         <w:t xml:space="preserve">; les exceptions sont </w:t>
       </w:r>
-      <w:hyperlink r:id="rId859">
+      <w:hyperlink r:id="rId860">
         <w:r>
           <w:rPr>
             <w:lang w:val="fr_FR" w:bidi="fr_FR"/>
@@ -38231,7 +38237,7 @@
         </w:rPr>
         <w:t xml:space="preserve">; </w:t>
       </w:r>
-      <w:hyperlink r:id="rId860">
+      <w:hyperlink r:id="rId861">
         <w:r>
           <w:rPr>
             <w:lang w:val="fr_FR" w:bidi="fr_FR"/>
@@ -38249,7 +38255,7 @@
         </w:rPr>
         <w:t>). • La question des sadducéens (</w:t>
       </w:r>
-      <w:hyperlink r:id="rId861">
+      <w:hyperlink r:id="rId862">
         <w:r>
           <w:rPr>
             <w:lang w:val="fr_FR" w:bidi="fr_FR"/>
@@ -38267,7 +38273,7 @@
         </w:rPr>
         <w:t>) est soigneusement élaborée, et basée sur un commandement de Moïse (</w:t>
       </w:r>
-      <w:hyperlink r:id="rId862">
+      <w:hyperlink r:id="rId863">
         <w:r>
           <w:rPr>
             <w:lang w:val="fr_FR" w:bidi="fr_FR"/>
@@ -38285,7 +38291,7 @@
         </w:rPr>
         <w:t xml:space="preserve">; voir </w:t>
       </w:r>
-      <w:hyperlink r:id="rId863">
+      <w:hyperlink r:id="rId864">
         <w:r>
           <w:rPr>
             <w:lang w:val="fr_FR" w:bidi="fr_FR"/>
@@ -38303,7 +38309,7 @@
         </w:rPr>
         <w:t xml:space="preserve">; </w:t>
       </w:r>
-      <w:hyperlink r:id="rId864">
+      <w:hyperlink r:id="rId865">
         <w:r>
           <w:rPr>
             <w:lang w:val="fr_FR" w:bidi="fr_FR"/>
@@ -38321,7 +38327,7 @@
         </w:rPr>
         <w:t xml:space="preserve">). Puisque les sept hommes ne peuvent pas tous avoir une seule et même femme comme épouse dans la résurrection, et puisqu'aucun d'entre eux n'a de privilège particulier à faire valoir sur les autres, les sadducéens pensent ainsi avoir prouvé l'absurdité de la doctrine de la résurrection des morts. Et ils pensent par la même occasion avoir réfuté à la fois Jésus et les pharisiens (voir </w:t>
       </w:r>
-      <w:hyperlink r:id="rId865">
+      <w:hyperlink r:id="rId866">
         <w:r>
           <w:rPr>
             <w:lang w:val="fr_FR" w:bidi="fr_FR"/>
@@ -38339,7 +38345,7 @@
         </w:rPr>
         <w:t xml:space="preserve">; </w:t>
       </w:r>
-      <w:hyperlink r:id="rId866">
+      <w:hyperlink r:id="rId867">
         <w:r>
           <w:rPr>
             <w:lang w:val="fr_FR" w:bidi="fr_FR"/>
@@ -38393,7 +38399,7 @@
         </w:rPr>
         <w:t xml:space="preserve">; </w:t>
       </w:r>
-      <w:hyperlink r:id="rId867">
+      <w:hyperlink r:id="rId868">
         <w:r>
           <w:rPr>
             <w:lang w:val="fr_FR" w:bidi="fr_FR"/>
@@ -38538,7 +38544,7 @@
         </w:rPr>
         <w:t>La réponse de Jésus comporte deux éléments. Tout d'abord, il réprimande les sadducéens pour leur ignorance en ce qui concerne les Écritures (c'est-à-dire l'Ancien Testament), puisque la résurrection des morts y est très clairement mentionnée, tant dans ce qu'on appelle les Prophètes (</w:t>
       </w:r>
-      <w:hyperlink r:id="rId868">
+      <w:hyperlink r:id="rId869">
         <w:r>
           <w:rPr>
             <w:lang w:val="fr_FR" w:bidi="fr_FR"/>
@@ -38556,7 +38562,7 @@
         </w:rPr>
         <w:t xml:space="preserve">; </w:t>
       </w:r>
-      <w:hyperlink r:id="rId869">
+      <w:hyperlink r:id="rId870">
         <w:r>
           <w:rPr>
             <w:lang w:val="fr_FR" w:bidi="fr_FR"/>
@@ -38574,7 +38580,7 @@
         </w:rPr>
         <w:t>) que dans les Écrits (</w:t>
       </w:r>
-      <w:hyperlink r:id="rId870">
+      <w:hyperlink r:id="rId871">
         <w:r>
           <w:rPr>
             <w:lang w:val="fr_FR" w:bidi="fr_FR"/>
@@ -38592,7 +38598,7 @@
         </w:rPr>
         <w:t xml:space="preserve">; </w:t>
       </w:r>
-      <w:hyperlink r:id="rId871">
+      <w:hyperlink r:id="rId872">
         <w:r>
           <w:rPr>
             <w:lang w:val="fr_FR" w:bidi="fr_FR"/>
@@ -38610,7 +38616,7 @@
         </w:rPr>
         <w:t xml:space="preserve">; </w:t>
       </w:r>
-      <w:hyperlink r:id="rId872">
+      <w:hyperlink r:id="rId873">
         <w:r>
           <w:rPr>
             <w:lang w:val="fr_FR" w:bidi="fr_FR"/>
@@ -38628,7 +38634,7 @@
         </w:rPr>
         <w:t xml:space="preserve">; </w:t>
       </w:r>
-      <w:hyperlink r:id="rId873">
+      <w:hyperlink r:id="rId874">
         <w:r>
           <w:rPr>
             <w:lang w:val="fr_FR" w:bidi="fr_FR"/>
@@ -38646,7 +38652,7 @@
         </w:rPr>
         <w:t xml:space="preserve">; </w:t>
       </w:r>
-      <w:hyperlink r:id="rId874">
+      <w:hyperlink r:id="rId875">
         <w:r>
           <w:rPr>
             <w:lang w:val="fr_FR" w:bidi="fr_FR"/>
@@ -38664,7 +38670,7 @@
         </w:rPr>
         <w:t xml:space="preserve">). Cependant, les sadducéens n'acceptent que la Torah (de Genèse à Deutéronome), et Jésus leur répond donc à partir de la Torah. En renvoyant à Dieu comme au Dieu d'Abraham, au Dieu d'Isaac et au Dieu de Jacob (voir </w:t>
       </w:r>
-      <w:hyperlink r:id="rId875">
+      <w:hyperlink r:id="rId876">
         <w:r>
           <w:rPr>
             <w:lang w:val="fr_FR" w:bidi="fr_FR"/>
@@ -38682,7 +38688,7 @@
         </w:rPr>
         <w:t>,</w:t>
       </w:r>
-      <w:hyperlink r:id="rId876">
+      <w:hyperlink r:id="rId877">
         <w:r>
           <w:rPr>
             <w:lang w:val="fr_FR" w:bidi="fr_FR"/>
@@ -38700,7 +38706,7 @@
         </w:rPr>
         <w:t>), Jésus montre que l'alliance de Dieu avec les patriarches ne peut pas être rompue par la mort. Les patriarches sont toujours vivants (</w:t>
       </w:r>
-      <w:hyperlink r:id="rId877">
+      <w:hyperlink r:id="rId878">
         <w:r>
           <w:rPr>
             <w:lang w:val="fr_FR" w:bidi="fr_FR"/>
@@ -38718,7 +38724,7 @@
         </w:rPr>
         <w:t xml:space="preserve">; </w:t>
       </w:r>
-      <w:hyperlink r:id="rId878">
+      <w:hyperlink r:id="rId879">
         <w:r>
           <w:rPr>
             <w:lang w:val="fr_FR" w:bidi="fr_FR"/>
@@ -38736,7 +38742,7 @@
         </w:rPr>
         <w:t xml:space="preserve">; </w:t>
       </w:r>
-      <w:hyperlink r:id="rId866">
+      <w:hyperlink r:id="rId867">
         <w:r>
           <w:rPr>
             <w:lang w:val="fr_FR" w:bidi="fr_FR"/>
@@ -38754,7 +38760,7 @@
         </w:rPr>
         <w:t xml:space="preserve">; </w:t>
       </w:r>
-      <w:hyperlink r:id="rId879">
+      <w:hyperlink r:id="rId880">
         <w:r>
           <w:rPr>
             <w:lang w:val="fr_FR" w:bidi="fr_FR"/>
@@ -38790,7 +38796,7 @@
         </w:rPr>
         <w:t xml:space="preserve">; </w:t>
       </w:r>
-      <w:hyperlink r:id="rId880">
+      <w:hyperlink r:id="rId881">
         <w:r>
           <w:rPr>
             <w:lang w:val="fr_FR" w:bidi="fr_FR"/>
@@ -38808,7 +38814,7 @@
         </w:rPr>
         <w:t xml:space="preserve">; </w:t>
       </w:r>
-      <w:hyperlink r:id="rId881">
+      <w:hyperlink r:id="rId882">
         <w:r>
           <w:rPr>
             <w:lang w:val="fr_FR" w:bidi="fr_FR"/>
@@ -38826,7 +38832,7 @@
         </w:rPr>
         <w:t xml:space="preserve">; </w:t>
       </w:r>
-      <w:hyperlink r:id="rId882">
+      <w:hyperlink r:id="rId883">
         <w:r>
           <w:rPr>
             <w:lang w:val="fr_FR" w:bidi="fr_FR"/>
@@ -38844,7 +38850,7 @@
         </w:rPr>
         <w:t>). C'est de ce point de vue-là que les croyants ressuscités sont semblables aux anges au ciel. • Jésus démontre sa sagesse à travers son argument, et vient affirmer ses disciples dans l'espérance de la résurrection. Jésus est la résurrection et la vie (</w:t>
       </w:r>
-      <w:hyperlink r:id="rId883">
+      <w:hyperlink r:id="rId884">
         <w:r>
           <w:rPr>
             <w:lang w:val="fr_FR" w:bidi="fr_FR"/>
@@ -38862,7 +38868,7 @@
         </w:rPr>
         <w:t>) ; il a vaincu la mort et assure à ceux qui croient en lui qu'ils ne vont pas périr, mais auront la vie éternelle (</w:t>
       </w:r>
-      <w:hyperlink r:id="rId884">
+      <w:hyperlink r:id="rId885">
         <w:r>
           <w:rPr>
             <w:lang w:val="fr_FR" w:bidi="fr_FR"/>
@@ -38928,7 +38934,7 @@
         </w:rPr>
         <w:t xml:space="preserve">La Torah (de Genèse à Deutéronome) contient 613 commandements distincts, et les enseignants juifs aimaient discuter de ceux qui étaient plus importants que les autres. Aucun commandement n'est considéré comme inutile, mais certains étaient reconnus comme plus importants que d'autres (voir </w:t>
       </w:r>
-      <w:hyperlink r:id="rId885">
+      <w:hyperlink r:id="rId886">
         <w:r>
           <w:rPr>
             <w:lang w:val="fr_FR" w:bidi="fr_FR"/>
@@ -38983,7 +38989,7 @@
         </w:rPr>
         <w:t xml:space="preserve"> ; voir aussi </w:t>
       </w:r>
-      <w:hyperlink r:id="rId886">
+      <w:hyperlink r:id="rId887">
         <w:r>
           <w:rPr>
             <w:lang w:val="fr_FR" w:bidi="fr_FR"/>
@@ -39001,7 +39007,7 @@
         </w:rPr>
         <w:t xml:space="preserve">; </w:t>
       </w:r>
-      <w:hyperlink r:id="rId886">
+      <w:hyperlink r:id="rId887">
         <w:r>
           <w:rPr>
             <w:lang w:val="fr_FR" w:bidi="fr_FR"/>
@@ -39019,7 +39025,7 @@
         </w:rPr>
         <w:t xml:space="preserve"> ; </w:t>
       </w:r>
-      <w:hyperlink r:id="rId887">
+      <w:hyperlink r:id="rId888">
         <w:r>
           <w:rPr>
             <w:lang w:val="fr_FR" w:bidi="fr_FR"/>
@@ -39037,7 +39043,7 @@
         </w:rPr>
         <w:t xml:space="preserve"> ; </w:t>
       </w:r>
-      <w:hyperlink r:id="rId888">
+      <w:hyperlink r:id="rId889">
         <w:r>
           <w:rPr>
             <w:lang w:val="fr_FR" w:bidi="fr_FR"/>
@@ -39055,7 +39061,7 @@
         </w:rPr>
         <w:t xml:space="preserve"> ; </w:t>
       </w:r>
-      <w:hyperlink r:id="rId889">
+      <w:hyperlink r:id="rId890">
         <w:r>
           <w:rPr>
             <w:lang w:val="fr_FR" w:bidi="fr_FR"/>
@@ -39073,7 +39079,7 @@
         </w:rPr>
         <w:t xml:space="preserve"> ; </w:t>
       </w:r>
-      <w:hyperlink r:id="rId890">
+      <w:hyperlink r:id="rId891">
         <w:r>
           <w:rPr>
             <w:lang w:val="fr_FR" w:bidi="fr_FR"/>
@@ -39091,7 +39097,7 @@
         </w:rPr>
         <w:t xml:space="preserve"> ; et </w:t>
       </w:r>
-      <w:hyperlink r:id="rId891">
+      <w:hyperlink r:id="rId892">
         <w:r>
           <w:rPr>
             <w:lang w:val="fr_FR" w:bidi="fr_FR"/>
@@ -39157,7 +39163,7 @@
         </w:rPr>
         <w:t xml:space="preserve">Après les trois manifestations d'hostilité de </w:t>
       </w:r>
-      <w:hyperlink r:id="rId892">
+      <w:hyperlink r:id="rId893">
         <w:r>
           <w:rPr>
             <w:lang w:val="fr_FR" w:bidi="fr_FR"/>
@@ -39175,7 +39181,7 @@
         </w:rPr>
         <w:t xml:space="preserve">, le lecteur pourrait s'attendre à ce que la prochaine question posée à Jésus adopte le même ton (voir </w:t>
       </w:r>
-      <w:hyperlink r:id="rId809">
+      <w:hyperlink r:id="rId810">
         <w:r>
           <w:rPr>
             <w:lang w:val="fr_FR" w:bidi="fr_FR"/>
@@ -39229,7 +39235,7 @@
         </w:rPr>
         <w:t>,</w:t>
       </w:r>
-      <w:hyperlink r:id="rId861">
+      <w:hyperlink r:id="rId862">
         <w:r>
           <w:rPr>
             <w:lang w:val="fr_FR" w:bidi="fr_FR"/>
@@ -39247,7 +39253,7 @@
         </w:rPr>
         <w:t>), mais ce n'est pas le cas. Dans les autres épisodes de l'évangile de Marc où apparaissent des spécialistes de la loi religieuse, ils sont dépeints comme étant opposés à l'œuvre de Dieu (</w:t>
       </w:r>
-      <w:hyperlink r:id="rId893">
+      <w:hyperlink r:id="rId894">
         <w:r>
           <w:rPr>
             <w:lang w:val="fr_FR" w:bidi="fr_FR"/>
@@ -39301,7 +39307,7 @@
         </w:rPr>
         <w:t xml:space="preserve">; </w:t>
       </w:r>
-      <w:hyperlink r:id="rId894">
+      <w:hyperlink r:id="rId895">
         <w:r>
           <w:rPr>
             <w:lang w:val="fr_FR" w:bidi="fr_FR"/>
@@ -39355,7 +39361,7 @@
         </w:rPr>
         <w:t xml:space="preserve">; </w:t>
       </w:r>
-      <w:hyperlink r:id="rId895">
+      <w:hyperlink r:id="rId896">
         <w:r>
           <w:rPr>
             <w:lang w:val="fr_FR" w:bidi="fr_FR"/>
@@ -39427,7 +39433,7 @@
         </w:rPr>
         <w:t>) et Jésus met en garde les foules contre leur hypocrisie (</w:t>
       </w:r>
-      <w:hyperlink r:id="rId896">
+      <w:hyperlink r:id="rId897">
         <w:r>
           <w:rPr>
             <w:lang w:val="fr_FR" w:bidi="fr_FR"/>
@@ -39445,7 +39451,7 @@
         </w:rPr>
         <w:t>). Mais ce spécialiste de la loi est bien disposé envers Jésus (</w:t>
       </w:r>
-      <w:hyperlink r:id="rId897">
+      <w:hyperlink r:id="rId898">
         <w:r>
           <w:rPr>
             <w:lang w:val="fr_FR" w:bidi="fr_FR"/>
@@ -39463,7 +39469,7 @@
         </w:rPr>
         <w:t>,</w:t>
       </w:r>
-      <w:hyperlink r:id="rId660">
+      <w:hyperlink r:id="rId661">
         <w:r>
           <w:rPr>
             <w:lang w:val="fr_FR" w:bidi="fr_FR"/>
@@ -39481,7 +39487,7 @@
         </w:rPr>
         <w:t>), il l'encense (</w:t>
       </w:r>
-      <w:hyperlink r:id="rId898">
+      <w:hyperlink r:id="rId899">
         <w:r>
           <w:rPr>
             <w:lang w:val="fr_FR" w:bidi="fr_FR"/>
@@ -39499,7 +39505,7 @@
         </w:rPr>
         <w:t>), et Jésus va souligner la justesse de sa réponse, tout en lui certifiant qu'il n'est pas loin du royaume de Dieu (</w:t>
       </w:r>
-      <w:hyperlink r:id="rId899">
+      <w:hyperlink r:id="rId900">
         <w:r>
           <w:rPr>
             <w:lang w:val="fr_FR" w:bidi="fr_FR"/>
@@ -39565,7 +39571,7 @@
         </w:rPr>
         <w:t xml:space="preserve">La réponse de Jésus combine deux commandements situés en deux endroits différents de la Torah. • Le premier, </w:t>
       </w:r>
-      <w:hyperlink r:id="rId900">
+      <w:hyperlink r:id="rId901">
         <w:r>
           <w:rPr>
             <w:lang w:val="fr_FR" w:bidi="fr_FR"/>
@@ -39609,7 +39615,7 @@
         </w:rPr>
         <w:t>). Le premier commandement correspond à la première partie des "Dix Commandements" (</w:t>
       </w:r>
-      <w:hyperlink r:id="rId901">
+      <w:hyperlink r:id="rId902">
         <w:r>
           <w:rPr>
             <w:lang w:val="fr_FR" w:bidi="fr_FR"/>
@@ -39627,7 +39633,7 @@
         </w:rPr>
         <w:t xml:space="preserve">), qui traite des rapports entre Dieu et les hommes. • L'unicité de Dieu est fondamentale pour le monothéisme juif et chrétien, et est au cœur du commandement d'aimer Dieu de tout son cœur (pensée et affection), de toute son âme (désir et sentiment), de toute sa pensée (compréhension) et de toute sa force (énergie et puissance). • Le deuxième commandement vient de </w:t>
       </w:r>
-      <w:hyperlink r:id="rId902">
+      <w:hyperlink r:id="rId903">
         <w:r>
           <w:rPr>
             <w:lang w:val="fr_FR" w:bidi="fr_FR"/>
@@ -39645,7 +39651,7 @@
         </w:rPr>
         <w:t>. Il correspond à la deuxième partie des "Dix Commandements" (</w:t>
       </w:r>
-      <w:hyperlink r:id="rId903">
+      <w:hyperlink r:id="rId904">
         <w:r>
           <w:rPr>
             <w:lang w:val="fr_FR" w:bidi="fr_FR"/>
@@ -39663,7 +39669,7 @@
         </w:rPr>
         <w:t>), qui traite des rapports entre les différents individus. Ce deuxième commandement se fonde sur l'inclination naturelle des gens à prendre soin d'eux-mêmes. Le fait qu'il soit fréquemment répété témoigne de son importance pour l'Église primitive (</w:t>
       </w:r>
-      <w:hyperlink r:id="rId904">
+      <w:hyperlink r:id="rId905">
         <w:r>
           <w:rPr>
             <w:lang w:val="fr_FR" w:bidi="fr_FR"/>
@@ -39681,7 +39687,7 @@
         </w:rPr>
         <w:t xml:space="preserve">; </w:t>
       </w:r>
-      <w:hyperlink r:id="rId905">
+      <w:hyperlink r:id="rId906">
         <w:r>
           <w:rPr>
             <w:lang w:val="fr_FR" w:bidi="fr_FR"/>
@@ -39717,7 +39723,7 @@
         </w:rPr>
         <w:t xml:space="preserve">; </w:t>
       </w:r>
-      <w:hyperlink r:id="rId906">
+      <w:hyperlink r:id="rId907">
         <w:r>
           <w:rPr>
             <w:lang w:val="fr_FR" w:bidi="fr_FR"/>
@@ -39735,7 +39741,7 @@
         </w:rPr>
         <w:t xml:space="preserve">; </w:t>
       </w:r>
-      <w:hyperlink r:id="rId907">
+      <w:hyperlink r:id="rId908">
         <w:r>
           <w:rPr>
             <w:lang w:val="fr_FR" w:bidi="fr_FR"/>
@@ -39753,7 +39759,7 @@
         </w:rPr>
         <w:t xml:space="preserve">; </w:t>
       </w:r>
-      <w:hyperlink r:id="rId908">
+      <w:hyperlink r:id="rId909">
         <w:r>
           <w:rPr>
             <w:lang w:val="fr_FR" w:bidi="fr_FR"/>
@@ -39880,7 +39886,7 @@
         </w:rPr>
         <w:t xml:space="preserve">Le récit se termine avec Jésus faisant l'éloge de ce spécialiste de la loi pour avoir reconnu que respecter ce double commandement est plus important que les holocaustes et les sacrifices (voir </w:t>
       </w:r>
-      <w:hyperlink r:id="rId909">
+      <w:hyperlink r:id="rId910">
         <w:r>
           <w:rPr>
             <w:lang w:val="fr_FR" w:bidi="fr_FR"/>
@@ -39953,7 +39959,7 @@
         </w:rPr>
         <w:t xml:space="preserve">Après avoir répondu à diverses questions, principalement de la part de ses opposants, c'est maintenant Jésus qui va leur poser une question (voir </w:t>
       </w:r>
-      <w:hyperlink r:id="rId910">
+      <w:hyperlink r:id="rId911">
         <w:r>
           <w:rPr>
             <w:lang w:val="fr_FR" w:bidi="fr_FR"/>
@@ -39971,7 +39977,7 @@
         </w:rPr>
         <w:t xml:space="preserve">; </w:t>
       </w:r>
-      <w:hyperlink r:id="rId911">
+      <w:hyperlink r:id="rId912">
         <w:r>
           <w:rPr>
             <w:lang w:val="fr_FR" w:bidi="fr_FR"/>
@@ -39989,7 +39995,7 @@
         </w:rPr>
         <w:t xml:space="preserve">; </w:t>
       </w:r>
-      <w:hyperlink r:id="rId912">
+      <w:hyperlink r:id="rId913">
         <w:r>
           <w:rPr>
             <w:lang w:val="fr_FR" w:bidi="fr_FR"/>
@@ -40007,7 +40013,7 @@
         </w:rPr>
         <w:t xml:space="preserve">; </w:t>
       </w:r>
-      <w:hyperlink r:id="rId913">
+      <w:hyperlink r:id="rId914">
         <w:r>
           <w:rPr>
             <w:lang w:val="fr_FR" w:bidi="fr_FR"/>
@@ -40025,7 +40031,7 @@
         </w:rPr>
         <w:t xml:space="preserve">). Le Messie était considéré comme le fils de David en raison de passages tels que </w:t>
       </w:r>
-      <w:hyperlink r:id="rId914">
+      <w:hyperlink r:id="rId915">
         <w:r>
           <w:rPr>
             <w:lang w:val="fr_FR" w:bidi="fr_FR"/>
@@ -40043,7 +40049,7 @@
         </w:rPr>
         <w:t xml:space="preserve">; </w:t>
       </w:r>
-      <w:hyperlink r:id="rId915">
+      <w:hyperlink r:id="rId916">
         <w:r>
           <w:rPr>
             <w:lang w:val="fr_FR" w:bidi="fr_FR"/>
@@ -40061,7 +40067,7 @@
         </w:rPr>
         <w:t xml:space="preserve">; </w:t>
       </w:r>
-      <w:hyperlink r:id="rId916">
+      <w:hyperlink r:id="rId917">
         <w:r>
           <w:rPr>
             <w:lang w:val="fr_FR" w:bidi="fr_FR"/>
@@ -40079,7 +40085,7 @@
         </w:rPr>
         <w:t xml:space="preserve">; </w:t>
       </w:r>
-      <w:hyperlink r:id="rId917">
+      <w:hyperlink r:id="rId918">
         <w:r>
           <w:rPr>
             <w:lang w:val="fr_FR" w:bidi="fr_FR"/>
@@ -40097,7 +40103,7 @@
         </w:rPr>
         <w:t xml:space="preserve">; </w:t>
       </w:r>
-      <w:hyperlink r:id="rId918">
+      <w:hyperlink r:id="rId919">
         <w:r>
           <w:rPr>
             <w:lang w:val="fr_FR" w:bidi="fr_FR"/>
@@ -40115,7 +40121,7 @@
         </w:rPr>
         <w:t xml:space="preserve">; </w:t>
       </w:r>
-      <w:hyperlink r:id="rId919">
+      <w:hyperlink r:id="rId920">
         <w:r>
           <w:rPr>
             <w:lang w:val="fr_FR" w:bidi="fr_FR"/>
@@ -40133,7 +40139,7 @@
         </w:rPr>
         <w:t>, et Jésus ne veut pas nier que le Messie est un descendant de David en posant cette question (</w:t>
       </w:r>
-      <w:hyperlink r:id="rId920">
+      <w:hyperlink r:id="rId921">
         <w:r>
           <w:rPr>
             <w:lang w:val="fr_FR" w:bidi="fr_FR"/>
@@ -40151,7 +40157,7 @@
         </w:rPr>
         <w:t xml:space="preserve">; </w:t>
       </w:r>
-      <w:hyperlink r:id="rId716">
+      <w:hyperlink r:id="rId717">
         <w:r>
           <w:rPr>
             <w:lang w:val="fr_FR" w:bidi="fr_FR"/>
@@ -40169,7 +40175,7 @@
         </w:rPr>
         <w:t xml:space="preserve">; voir </w:t>
       </w:r>
-      <w:hyperlink r:id="rId921">
+      <w:hyperlink r:id="rId922">
         <w:r>
           <w:rPr>
             <w:lang w:val="fr_FR" w:bidi="fr_FR"/>
@@ -40235,7 +40241,7 @@
         </w:rPr>
         <w:t xml:space="preserve">Le verset de l'Ancien Testament le plus cité dans le Nouveau Testament est le </w:t>
       </w:r>
-      <w:hyperlink r:id="rId922">
+      <w:hyperlink r:id="rId923">
         <w:r>
           <w:rPr>
             <w:lang w:val="fr_FR" w:bidi="fr_FR"/>
@@ -40253,7 +40259,7 @@
         </w:rPr>
         <w:t>. On comprend que le Messie est le Seigneur de David, puisque David affirme dans ce psaume que le Seigneur [Dieu] a parlé à son Seigneur [le Messie]. Ainsi, le Messie n'est pas seulement un fils de David : il est aussi le Fils de Dieu qui siège à la droite de Dieu (</w:t>
       </w:r>
-      <w:hyperlink r:id="rId923">
+      <w:hyperlink r:id="rId924">
         <w:r>
           <w:rPr>
             <w:lang w:val="fr_FR" w:bidi="fr_FR"/>
@@ -40289,7 +40295,7 @@
         </w:rPr>
         <w:t xml:space="preserve">; </w:t>
       </w:r>
-      <w:hyperlink r:id="rId924">
+      <w:hyperlink r:id="rId925">
         <w:r>
           <w:rPr>
             <w:lang w:val="fr_FR" w:bidi="fr_FR"/>
@@ -40307,7 +40313,7 @@
         </w:rPr>
         <w:t>,</w:t>
       </w:r>
-      <w:hyperlink r:id="rId925">
+      <w:hyperlink r:id="rId926">
         <w:r>
           <w:rPr>
             <w:lang w:val="fr_FR" w:bidi="fr_FR"/>
@@ -40409,7 +40415,7 @@
         </w:rPr>
         <w:t>. Les scribes ont enfreint les deux plus grands commandements (</w:t>
       </w:r>
-      <w:hyperlink r:id="rId665">
+      <w:hyperlink r:id="rId666">
         <w:r>
           <w:rPr>
             <w:lang w:val="fr_FR" w:bidi="fr_FR"/>
@@ -40427,7 +40433,7 @@
         </w:rPr>
         <w:t xml:space="preserve">). Ils ont enfreint le premier commandement en n'aimant pas Dieu, et en ne lui donnant pas à lui seul la révérence et l'adoration qu'ils recherchent pour eux-mêmes. • Les longues robes étaient probablement les vêtements portés par les hommes religieux ; et se faire appeler "Rabbi" (voir </w:t>
       </w:r>
-      <w:hyperlink r:id="rId926">
+      <w:hyperlink r:id="rId927">
         <w:r>
           <w:rPr>
             <w:lang w:val="fr_FR" w:bidi="fr_FR"/>
@@ -40493,7 +40499,7 @@
         </w:rPr>
         <w:t>Les enseignants de la loi religieuse ont enfreint le deuxième commandement en ne parvenant pas à aimer leurs prochains, comme en témoigne leur tendance à dépouiller les veuves et leurs biens. Ils exploitent clairement les personnes les plus vulnérables et celles dans le besoin, malgré la préoccupation de Dieu pour les veuves (</w:t>
       </w:r>
-      <w:hyperlink r:id="rId927">
+      <w:hyperlink r:id="rId928">
         <w:r>
           <w:rPr>
             <w:lang w:val="fr_FR" w:bidi="fr_FR"/>
@@ -40511,7 +40517,7 @@
         </w:rPr>
         <w:t xml:space="preserve">; </w:t>
       </w:r>
-      <w:hyperlink r:id="rId928">
+      <w:hyperlink r:id="rId929">
         <w:r>
           <w:rPr>
             <w:lang w:val="fr_FR" w:bidi="fr_FR"/>
@@ -40529,7 +40535,7 @@
         </w:rPr>
         <w:t xml:space="preserve">; </w:t>
       </w:r>
-      <w:hyperlink r:id="rId929">
+      <w:hyperlink r:id="rId930">
         <w:r>
           <w:rPr>
             <w:lang w:val="fr_FR" w:bidi="fr_FR"/>
@@ -40547,7 +40553,7 @@
         </w:rPr>
         <w:t xml:space="preserve">; </w:t>
       </w:r>
-      <w:hyperlink r:id="rId930">
+      <w:hyperlink r:id="rId931">
         <w:r>
           <w:rPr>
             <w:lang w:val="fr_FR" w:bidi="fr_FR"/>
@@ -40565,7 +40571,7 @@
         </w:rPr>
         <w:t xml:space="preserve">; </w:t>
       </w:r>
-      <w:hyperlink r:id="rId931">
+      <w:hyperlink r:id="rId932">
         <w:r>
           <w:rPr>
             <w:lang w:val="fr_FR" w:bidi="fr_FR"/>
@@ -40583,7 +40589,7 @@
         </w:rPr>
         <w:t xml:space="preserve">; </w:t>
       </w:r>
-      <w:hyperlink r:id="rId932">
+      <w:hyperlink r:id="rId933">
         <w:r>
           <w:rPr>
             <w:lang w:val="fr_FR" w:bidi="fr_FR"/>
@@ -40601,7 +40607,7 @@
         </w:rPr>
         <w:t>), et sa condamnation portée sur ceux qui les maltraitent (</w:t>
       </w:r>
-      <w:hyperlink r:id="rId933">
+      <w:hyperlink r:id="rId934">
         <w:r>
           <w:rPr>
             <w:lang w:val="fr_FR" w:bidi="fr_FR"/>
@@ -40619,7 +40625,7 @@
         </w:rPr>
         <w:t xml:space="preserve">; </w:t>
       </w:r>
-      <w:hyperlink r:id="rId934">
+      <w:hyperlink r:id="rId935">
         <w:r>
           <w:rPr>
             <w:lang w:val="fr_FR" w:bidi="fr_FR"/>
@@ -40637,7 +40643,7 @@
         </w:rPr>
         <w:t xml:space="preserve">; </w:t>
       </w:r>
-      <w:hyperlink r:id="rId935">
+      <w:hyperlink r:id="rId936">
         <w:r>
           <w:rPr>
             <w:lang w:val="fr_FR" w:bidi="fr_FR"/>
@@ -40655,7 +40661,7 @@
         </w:rPr>
         <w:t xml:space="preserve">; </w:t>
       </w:r>
-      <w:hyperlink r:id="rId936">
+      <w:hyperlink r:id="rId937">
         <w:r>
           <w:rPr>
             <w:lang w:val="fr_FR" w:bidi="fr_FR"/>
@@ -40673,7 +40679,7 @@
         </w:rPr>
         <w:t xml:space="preserve">). Ils portent en réalité le manteau de l'hypocrisie et de la fausse piété (voir </w:t>
       </w:r>
-      <w:hyperlink r:id="rId937">
+      <w:hyperlink r:id="rId938">
         <w:r>
           <w:rPr>
             <w:lang w:val="fr_FR" w:bidi="fr_FR"/>
@@ -40691,7 +40697,7 @@
         </w:rPr>
         <w:t xml:space="preserve">; </w:t>
       </w:r>
-      <w:hyperlink r:id="rId938">
+      <w:hyperlink r:id="rId939">
         <w:r>
           <w:rPr>
             <w:lang w:val="fr_FR" w:bidi="fr_FR"/>
@@ -40709,7 +40715,7 @@
         </w:rPr>
         <w:t>). • Au jugement final, ils seront plus sévèrement punis (</w:t>
       </w:r>
-      <w:hyperlink r:id="rId939">
+      <w:hyperlink r:id="rId940">
         <w:r>
           <w:rPr>
             <w:lang w:val="fr_FR" w:bidi="fr_FR"/>
@@ -40727,7 +40733,7 @@
         </w:rPr>
         <w:t xml:space="preserve">; voir </w:t>
       </w:r>
-      <w:hyperlink r:id="rId940">
+      <w:hyperlink r:id="rId941">
         <w:r>
           <w:rPr>
             <w:lang w:val="fr_FR" w:bidi="fr_FR"/>
@@ -40831,7 +40837,7 @@
         </w:rPr>
         <w:t>, soit le salaire correspondant à une journée de travail (</w:t>
       </w:r>
-      <w:hyperlink r:id="rId941">
+      <w:hyperlink r:id="rId942">
         <w:r>
           <w:rPr>
             <w:lang w:val="fr_FR" w:bidi="fr_FR"/>
@@ -40897,7 +40903,7 @@
         </w:rPr>
         <w:t>Le récit de cette pauvre veuve met en évidence le contraste entre les chefs religieux empreints d'une fausse piété (</w:t>
       </w:r>
-      <w:hyperlink r:id="rId896">
+      <w:hyperlink r:id="rId897">
         <w:r>
           <w:rPr>
             <w:lang w:val="fr_FR" w:bidi="fr_FR"/>
@@ -40963,7 +40969,7 @@
         </w:rPr>
         <w:t xml:space="preserve">Jésus appelle ses disciples à écouter son enseignement (voir </w:t>
       </w:r>
-      <w:hyperlink r:id="rId805">
+      <w:hyperlink r:id="rId806">
         <w:r>
           <w:rPr>
             <w:lang w:val="fr_FR" w:bidi="fr_FR"/>
@@ -41017,7 +41023,7 @@
         </w:rPr>
         <w:t xml:space="preserve">; </w:t>
       </w:r>
-      <w:hyperlink r:id="rId942">
+      <w:hyperlink r:id="rId943">
         <w:r>
           <w:rPr>
             <w:lang w:val="fr_FR" w:bidi="fr_FR"/>
@@ -41035,7 +41041,7 @@
         </w:rPr>
         <w:t xml:space="preserve">; voir aussi </w:t>
       </w:r>
-      <w:hyperlink r:id="rId943">
+      <w:hyperlink r:id="rId944">
         <w:r>
           <w:rPr>
             <w:lang w:val="fr_FR" w:bidi="fr_FR"/>
@@ -41089,7 +41095,7 @@
         </w:rPr>
         <w:t>, Jésus révèle la différence radicale entre sa pensée et celle du monde. Dans ce monde, personne n'aurait fait grand cas d'une veuve pour un don de deux petites pièces, mais Jésus et son Père regardent au cœur d'une personne (</w:t>
       </w:r>
-      <w:hyperlink r:id="rId944">
+      <w:hyperlink r:id="rId945">
         <w:r>
           <w:rPr>
             <w:lang w:val="fr_FR" w:bidi="fr_FR"/>
@@ -41107,7 +41113,7 @@
         </w:rPr>
         <w:t>). La veuve fait exactement ce que Jésus a dit de faire au jeune homme riche (</w:t>
       </w:r>
-      <w:hyperlink r:id="rId724">
+      <w:hyperlink r:id="rId725">
         <w:r>
           <w:rPr>
             <w:lang w:val="fr_FR" w:bidi="fr_FR"/>
@@ -41161,7 +41167,7 @@
         </w:rPr>
         <w:t xml:space="preserve">; </w:t>
       </w:r>
-      <w:hyperlink r:id="rId945">
+      <w:hyperlink r:id="rId946">
         <w:r>
           <w:rPr>
             <w:lang w:val="fr_FR" w:bidi="fr_FR"/>
@@ -41179,7 +41185,7 @@
         </w:rPr>
         <w:t xml:space="preserve">; </w:t>
       </w:r>
-      <w:hyperlink r:id="rId946">
+      <w:hyperlink r:id="rId947">
         <w:r>
           <w:rPr>
             <w:lang w:val="fr_FR" w:bidi="fr_FR"/>
@@ -41197,7 +41203,7 @@
         </w:rPr>
         <w:t xml:space="preserve">). Comme la femme de </w:t>
       </w:r>
-      <w:hyperlink r:id="rId727">
+      <w:hyperlink r:id="rId728">
         <w:r>
           <w:rPr>
             <w:lang w:val="fr_FR" w:bidi="fr_FR"/>
@@ -41215,7 +41221,7 @@
         </w:rPr>
         <w:t>, la pauvre veuve aime Dieu de tout son cœur, de toute son âme, de toute sa pensée et de toute sa force (</w:t>
       </w:r>
-      <w:hyperlink r:id="rId947">
+      <w:hyperlink r:id="rId948">
         <w:r>
           <w:rPr>
             <w:lang w:val="fr_FR" w:bidi="fr_FR"/>
@@ -41434,7 +41440,7 @@
         </w:rPr>
         <w:t xml:space="preserve">Ce passage conclut la section débutée en </w:t>
       </w:r>
-      <w:hyperlink r:id="rId790">
+      <w:hyperlink r:id="rId791">
         <w:r>
           <w:rPr>
             <w:lang w:val="fr_FR" w:bidi="fr_FR"/>
@@ -41452,7 +41458,7 @@
         </w:rPr>
         <w:t>. L'échec d'Israël, qui ne produit pas de bon fruits (</w:t>
       </w:r>
-      <w:hyperlink r:id="rId948">
+      <w:hyperlink r:id="rId949">
         <w:r>
           <w:rPr>
             <w:lang w:val="fr_FR" w:bidi="fr_FR"/>
@@ -41470,7 +41476,7 @@
         </w:rPr>
         <w:t xml:space="preserve">; </w:t>
       </w:r>
-      <w:hyperlink r:id="rId896">
+      <w:hyperlink r:id="rId897">
         <w:r>
           <w:rPr>
             <w:lang w:val="fr_FR" w:bidi="fr_FR"/>
@@ -41488,7 +41494,7 @@
         </w:rPr>
         <w:t>), et l'hostilité de ses dirigeants envers le Messie, l'oint de Dieu (</w:t>
       </w:r>
-      <w:hyperlink r:id="rId715">
+      <w:hyperlink r:id="rId716">
         <w:r>
           <w:rPr>
             <w:lang w:val="fr_FR" w:bidi="fr_FR"/>
@@ -41506,7 +41512,7 @@
         </w:rPr>
         <w:t xml:space="preserve">, </w:t>
       </w:r>
-      <w:hyperlink r:id="rId814">
+      <w:hyperlink r:id="rId815">
         <w:r>
           <w:rPr>
             <w:lang w:val="fr_FR" w:bidi="fr_FR"/>
@@ -41524,7 +41530,7 @@
         </w:rPr>
         <w:t xml:space="preserve">; </w:t>
       </w:r>
-      <w:hyperlink r:id="rId670">
+      <w:hyperlink r:id="rId671">
         <w:r>
           <w:rPr>
             <w:lang w:val="fr_FR" w:bidi="fr_FR"/>
@@ -41542,7 +41548,7 @@
         </w:rPr>
         <w:t xml:space="preserve">, </w:t>
       </w:r>
-      <w:hyperlink r:id="rId949">
+      <w:hyperlink r:id="rId950">
         <w:r>
           <w:rPr>
             <w:lang w:val="fr_FR" w:bidi="fr_FR"/>
@@ -41767,7 +41773,7 @@
         </w:rPr>
         <w:t xml:space="preserve">; </w:t>
       </w:r>
-      <w:hyperlink r:id="rId950">
+      <w:hyperlink r:id="rId951">
         <w:r>
           <w:rPr>
             <w:lang w:val="fr_FR" w:bidi="fr_FR"/>
@@ -41785,7 +41791,7 @@
         </w:rPr>
         <w:t xml:space="preserve">). • La prophétie de Jésus a suscité deux questions de la part des disciples. Bien que certains érudits soutiennent que la deuxième question va au-delà de la première, en interrogeant sur les signes qui accompagneront la venue du Fils de l'homme à la fin des temps, il est préférable d'interpréter ces deux questions comme se concentrant sur le moment et le signe associé à la destruction de Jérusalem et du temple (voir </w:t>
       </w:r>
-      <w:hyperlink r:id="rId951">
+      <w:hyperlink r:id="rId952">
         <w:r>
           <w:rPr>
             <w:lang w:val="fr_FR" w:bidi="fr_FR"/>
@@ -41803,7 +41809,7 @@
         </w:rPr>
         <w:t xml:space="preserve">; </w:t>
       </w:r>
-      <w:hyperlink r:id="rId952">
+      <w:hyperlink r:id="rId953">
         <w:r>
           <w:rPr>
             <w:lang w:val="fr_FR" w:bidi="fr_FR"/>
@@ -41821,7 +41827,7 @@
         </w:rPr>
         <w:t>). Ces questions découlent naturellement de la prophétie annoncée par Jésus dans</w:t>
       </w:r>
-      <w:hyperlink r:id="rId953">
+      <w:hyperlink r:id="rId954">
         <w:r>
           <w:rPr>
             <w:lang w:val="fr_FR" w:bidi="fr_FR"/>
@@ -41887,7 +41893,7 @@
         </w:rPr>
         <w:t>Jésus met en garde ses disciples afin qu'ils ne se laissent pas tromper par les nombreux faux messies qui pourraient venir, armés de grandes prétentions, trompant par là même beaucoup de personnes. Ces faussaires prétendraient être le Messie juif tant attendu (et non pas Jésus en soi), ou parler au nom du Messie. Parmi ces prétendants ont figuré Theudas le Galiléen (</w:t>
       </w:r>
-      <w:hyperlink r:id="rId954">
+      <w:hyperlink r:id="rId955">
         <w:r>
           <w:rPr>
             <w:lang w:val="fr_FR" w:bidi="fr_FR"/>
@@ -41965,7 +41971,7 @@
         </w:rPr>
         <w:t xml:space="preserve">Cette section est souvent divisée en deux parties, </w:t>
       </w:r>
-      <w:hyperlink r:id="rId955">
+      <w:hyperlink r:id="rId956">
         <w:r>
           <w:rPr>
             <w:lang w:val="fr_FR" w:bidi="fr_FR"/>
@@ -41983,7 +41989,7 @@
         </w:rPr>
         <w:t xml:space="preserve"> et </w:t>
       </w:r>
-      <w:hyperlink r:id="rId956">
+      <w:hyperlink r:id="rId957">
         <w:r>
           <w:rPr>
             <w:lang w:val="fr_FR" w:bidi="fr_FR"/>
@@ -42001,7 +42007,7 @@
         </w:rPr>
         <w:t xml:space="preserve">. La première partie est souvent interprétée comme décrivant la destruction de Jérusalem, qui a eu lieu en l'an 70, tandis que la deuxième partie est interprétée comme décrivant la venue du Fils de l'homme, encore à venir. Il est cependant préférable d'interpréter l'ensemble de </w:t>
       </w:r>
-      <w:hyperlink r:id="rId957">
+      <w:hyperlink r:id="rId958">
         <w:r>
           <w:rPr>
             <w:lang w:val="fr_FR" w:bidi="fr_FR"/>
@@ -42019,7 +42025,7 @@
         </w:rPr>
         <w:t xml:space="preserve"> comme décrivant les événements entourant la destruction de Jérusalem en l'an 70 car : (1) </w:t>
       </w:r>
-      <w:hyperlink r:id="rId957">
+      <w:hyperlink r:id="rId958">
         <w:r>
           <w:rPr>
             <w:lang w:val="fr_FR" w:bidi="fr_FR"/>
@@ -42037,6 +42043,150 @@
         </w:rPr>
         <w:t xml:space="preserve"> est la réponse de Jésus aux deux questions (</w:t>
       </w:r>
+      <w:hyperlink r:id="rId959">
+        <w:r>
+          <w:rPr>
+            <w:lang w:val="fr_FR" w:bidi="fr_FR"/>
+          </w:rPr>
+          <w:rPr>
+            <w:color w:val="0000EE"/>
+            <w:u w:val="single"/>
+          </w:rPr>
+          <w:t>13.4</w:t>
+        </w:r>
+      </w:hyperlink>
+      <w:r>
+        <w:rPr>
+          <w:lang w:val="fr_FR" w:bidi="fr_FR"/>
+        </w:rPr>
+        <w:t>) qui traitent de la destruction de Jérusalem (</w:t>
+      </w:r>
+      <w:hyperlink r:id="rId954">
+        <w:r>
+          <w:rPr>
+            <w:lang w:val="fr_FR" w:bidi="fr_FR"/>
+          </w:rPr>
+          <w:rPr>
+            <w:color w:val="0000EE"/>
+            <w:u w:val="single"/>
+          </w:rPr>
+          <w:t>13.2</w:t>
+        </w:r>
+      </w:hyperlink>
+      <w:r>
+        <w:rPr>
+          <w:lang w:val="fr_FR" w:bidi="fr_FR"/>
+        </w:rPr>
+        <w:t>); (2) Les commandements de fuir la Judée (</w:t>
+      </w:r>
+      <w:hyperlink r:id="rId960">
+        <w:r>
+          <w:rPr>
+            <w:lang w:val="fr_FR" w:bidi="fr_FR"/>
+          </w:rPr>
+          <w:rPr>
+            <w:color w:val="0000EE"/>
+            <w:u w:val="single"/>
+          </w:rPr>
+          <w:t>13.14–16</w:t>
+        </w:r>
+      </w:hyperlink>
+      <w:r>
+        <w:rPr>
+          <w:lang w:val="fr_FR" w:bidi="fr_FR"/>
+        </w:rPr>
+        <w:t>), le malheur annoncé aux femmes enceintes et allaitantes (</w:t>
+      </w:r>
+      <w:hyperlink r:id="rId961">
+        <w:r>
+          <w:rPr>
+            <w:lang w:val="fr_FR" w:bidi="fr_FR"/>
+          </w:rPr>
+          <w:rPr>
+            <w:color w:val="0000EE"/>
+            <w:u w:val="single"/>
+          </w:rPr>
+          <w:t>13.17</w:t>
+        </w:r>
+      </w:hyperlink>
+      <w:r>
+        <w:rPr>
+          <w:lang w:val="fr_FR" w:bidi="fr_FR"/>
+        </w:rPr>
+        <w:t>), et la prière pour que cela n'arrive pas en hiver (</w:t>
+      </w:r>
+      <w:hyperlink r:id="rId962">
+        <w:r>
+          <w:rPr>
+            <w:lang w:val="fr_FR" w:bidi="fr_FR"/>
+          </w:rPr>
+          <w:rPr>
+            <w:color w:val="0000EE"/>
+            <w:u w:val="single"/>
+          </w:rPr>
+          <w:t>13.18</w:t>
+        </w:r>
+      </w:hyperlink>
+      <w:r>
+        <w:rPr>
+          <w:lang w:val="fr_FR" w:bidi="fr_FR"/>
+        </w:rPr>
+        <w:t>) n'ont du sens que s'ils renvoient aux événements de l'an 70, mais pas s'ils renvoient au retour futur du Christ ; (3) Trois avertissements (</w:t>
+      </w:r>
+      <w:hyperlink r:id="rId963">
+        <w:r>
+          <w:rPr>
+            <w:lang w:val="fr_FR" w:bidi="fr_FR"/>
+          </w:rPr>
+          <w:rPr>
+            <w:color w:val="0000EE"/>
+            <w:u w:val="single"/>
+          </w:rPr>
+          <w:t>13.5</w:t>
+        </w:r>
+      </w:hyperlink>
+      <w:r>
+        <w:rPr>
+          <w:lang w:val="fr_FR" w:bidi="fr_FR"/>
+        </w:rPr>
+        <w:t>,</w:t>
+      </w:r>
+      <w:hyperlink r:id="rId964">
+        <w:r>
+          <w:rPr>
+            <w:lang w:val="fr_FR" w:bidi="fr_FR"/>
+          </w:rPr>
+          <w:rPr>
+            <w:color w:val="0000EE"/>
+            <w:u w:val="single"/>
+          </w:rPr>
+          <w:t>9</w:t>
+        </w:r>
+      </w:hyperlink>
+      <w:r>
+        <w:rPr>
+          <w:lang w:val="fr_FR" w:bidi="fr_FR"/>
+        </w:rPr>
+        <w:t>,</w:t>
+      </w:r>
+      <w:hyperlink r:id="rId965">
+        <w:r>
+          <w:rPr>
+            <w:lang w:val="fr_FR" w:bidi="fr_FR"/>
+          </w:rPr>
+          <w:rPr>
+            <w:color w:val="0000EE"/>
+            <w:u w:val="single"/>
+          </w:rPr>
+          <w:t>23</w:t>
+        </w:r>
+      </w:hyperlink>
+      <w:r>
+        <w:rPr>
+          <w:lang w:val="fr_FR" w:bidi="fr_FR"/>
+        </w:rPr>
+        <w:t xml:space="preserve">) font le lien entre les différentes parties de cette section, et indiquent que </w:t>
+      </w:r>
       <w:hyperlink r:id="rId958">
         <w:r>
           <w:rPr>
@@ -42046,150 +42196,6 @@
             <w:color w:val="0000EE"/>
             <w:u w:val="single"/>
           </w:rPr>
-          <w:t>13.4</w:t>
-        </w:r>
-      </w:hyperlink>
-      <w:r>
-        <w:rPr>
-          <w:lang w:val="fr_FR" w:bidi="fr_FR"/>
-        </w:rPr>
-        <w:t>) qui traitent de la destruction de Jérusalem (</w:t>
-      </w:r>
-      <w:hyperlink r:id="rId953">
-        <w:r>
-          <w:rPr>
-            <w:lang w:val="fr_FR" w:bidi="fr_FR"/>
-          </w:rPr>
-          <w:rPr>
-            <w:color w:val="0000EE"/>
-            <w:u w:val="single"/>
-          </w:rPr>
-          <w:t>13.2</w:t>
-        </w:r>
-      </w:hyperlink>
-      <w:r>
-        <w:rPr>
-          <w:lang w:val="fr_FR" w:bidi="fr_FR"/>
-        </w:rPr>
-        <w:t>); (2) Les commandements de fuir la Judée (</w:t>
-      </w:r>
-      <w:hyperlink r:id="rId959">
-        <w:r>
-          <w:rPr>
-            <w:lang w:val="fr_FR" w:bidi="fr_FR"/>
-          </w:rPr>
-          <w:rPr>
-            <w:color w:val="0000EE"/>
-            <w:u w:val="single"/>
-          </w:rPr>
-          <w:t>13.14–16</w:t>
-        </w:r>
-      </w:hyperlink>
-      <w:r>
-        <w:rPr>
-          <w:lang w:val="fr_FR" w:bidi="fr_FR"/>
-        </w:rPr>
-        <w:t>), le malheur annoncé aux femmes enceintes et allaitantes (</w:t>
-      </w:r>
-      <w:hyperlink r:id="rId960">
-        <w:r>
-          <w:rPr>
-            <w:lang w:val="fr_FR" w:bidi="fr_FR"/>
-          </w:rPr>
-          <w:rPr>
-            <w:color w:val="0000EE"/>
-            <w:u w:val="single"/>
-          </w:rPr>
-          <w:t>13.17</w:t>
-        </w:r>
-      </w:hyperlink>
-      <w:r>
-        <w:rPr>
-          <w:lang w:val="fr_FR" w:bidi="fr_FR"/>
-        </w:rPr>
-        <w:t>), et la prière pour que cela n'arrive pas en hiver (</w:t>
-      </w:r>
-      <w:hyperlink r:id="rId961">
-        <w:r>
-          <w:rPr>
-            <w:lang w:val="fr_FR" w:bidi="fr_FR"/>
-          </w:rPr>
-          <w:rPr>
-            <w:color w:val="0000EE"/>
-            <w:u w:val="single"/>
-          </w:rPr>
-          <w:t>13.18</w:t>
-        </w:r>
-      </w:hyperlink>
-      <w:r>
-        <w:rPr>
-          <w:lang w:val="fr_FR" w:bidi="fr_FR"/>
-        </w:rPr>
-        <w:t>) n'ont du sens que s'ils renvoient aux événements de l'an 70, mais pas s'ils renvoient au retour futur du Christ ; (3) Trois avertissements (</w:t>
-      </w:r>
-      <w:hyperlink r:id="rId962">
-        <w:r>
-          <w:rPr>
-            <w:lang w:val="fr_FR" w:bidi="fr_FR"/>
-          </w:rPr>
-          <w:rPr>
-            <w:color w:val="0000EE"/>
-            <w:u w:val="single"/>
-          </w:rPr>
-          <w:t>13.5</w:t>
-        </w:r>
-      </w:hyperlink>
-      <w:r>
-        <w:rPr>
-          <w:lang w:val="fr_FR" w:bidi="fr_FR"/>
-        </w:rPr>
-        <w:t>,</w:t>
-      </w:r>
-      <w:hyperlink r:id="rId963">
-        <w:r>
-          <w:rPr>
-            <w:lang w:val="fr_FR" w:bidi="fr_FR"/>
-          </w:rPr>
-          <w:rPr>
-            <w:color w:val="0000EE"/>
-            <w:u w:val="single"/>
-          </w:rPr>
-          <w:t>9</w:t>
-        </w:r>
-      </w:hyperlink>
-      <w:r>
-        <w:rPr>
-          <w:lang w:val="fr_FR" w:bidi="fr_FR"/>
-        </w:rPr>
-        <w:t>,</w:t>
-      </w:r>
-      <w:hyperlink r:id="rId964">
-        <w:r>
-          <w:rPr>
-            <w:lang w:val="fr_FR" w:bidi="fr_FR"/>
-          </w:rPr>
-          <w:rPr>
-            <w:color w:val="0000EE"/>
-            <w:u w:val="single"/>
-          </w:rPr>
-          <w:t>23</w:t>
-        </w:r>
-      </w:hyperlink>
-      <w:r>
-        <w:rPr>
-          <w:lang w:val="fr_FR" w:bidi="fr_FR"/>
-        </w:rPr>
-        <w:t xml:space="preserve">) font le lien entre les différentes parties de cette section, et indiquent que </w:t>
-      </w:r>
-      <w:hyperlink r:id="rId957">
-        <w:r>
-          <w:rPr>
-            <w:lang w:val="fr_FR" w:bidi="fr_FR"/>
-          </w:rPr>
-          <w:rPr>
-            <w:color w:val="0000EE"/>
-            <w:u w:val="single"/>
-          </w:rPr>
           <w:t>13.5–23</w:t>
         </w:r>
       </w:hyperlink>
@@ -42199,7 +42205,7 @@
         </w:rPr>
         <w:t xml:space="preserve"> devrait être compris comme une unité. • Les subdivisions de cette section sont disposées en chiasme (motif en forme de X) : A: Des faussaires prétendent être le Messie (</w:t>
       </w:r>
-      <w:hyperlink r:id="rId965">
+      <w:hyperlink r:id="rId966">
         <w:r>
           <w:rPr>
             <w:lang w:val="fr_FR" w:bidi="fr_FR"/>
@@ -42217,7 +42223,7 @@
         </w:rPr>
         <w:t>). B: Il y a des échos de combats et de catastrophes naturelles (</w:t>
       </w:r>
-      <w:hyperlink r:id="rId966">
+      <w:hyperlink r:id="rId967">
         <w:r>
           <w:rPr>
             <w:lang w:val="fr_FR" w:bidi="fr_FR"/>
@@ -42235,7 +42241,7 @@
         </w:rPr>
         <w:t>). C: On assiste la persécution des croyants (</w:t>
       </w:r>
-      <w:hyperlink r:id="rId967">
+      <w:hyperlink r:id="rId968">
         <w:r>
           <w:rPr>
             <w:lang w:val="fr_FR" w:bidi="fr_FR"/>
@@ -42253,7 +42259,7 @@
         </w:rPr>
         <w:t>). B': Les combats en Judée et la tribulation qui en résulte commencent (</w:t>
       </w:r>
-      <w:hyperlink r:id="rId968">
+      <w:hyperlink r:id="rId969">
         <w:r>
           <w:rPr>
             <w:lang w:val="fr_FR" w:bidi="fr_FR"/>
@@ -42271,7 +42277,7 @@
         </w:rPr>
         <w:t>). A': Des faussaires prétendent être le Messie (</w:t>
       </w:r>
-      <w:hyperlink r:id="rId969">
+      <w:hyperlink r:id="rId970">
         <w:r>
           <w:rPr>
             <w:lang w:val="fr_FR" w:bidi="fr_FR"/>
@@ -42421,7 +42427,7 @@
         </w:rPr>
         <w:t xml:space="preserve">; </w:t>
       </w:r>
-      <w:hyperlink r:id="rId684">
+      <w:hyperlink r:id="rId685">
         <w:r>
           <w:rPr>
             <w:lang w:val="fr_FR" w:bidi="fr_FR"/>
@@ -42439,7 +42445,7 @@
         </w:rPr>
         <w:t xml:space="preserve">; </w:t>
       </w:r>
-      <w:hyperlink r:id="rId970">
+      <w:hyperlink r:id="rId971">
         <w:r>
           <w:rPr>
             <w:lang w:val="fr_FR" w:bidi="fr_FR"/>
@@ -42475,7 +42481,7 @@
         </w:rPr>
         <w:t xml:space="preserve">). Les chrétiens d'origine juive allaient être traduits devant les conseils locaux des chefs juifs, qui avaient autorité sur les communautés juives. Dans </w:t>
       </w:r>
-      <w:hyperlink r:id="rId971">
+      <w:hyperlink r:id="rId972">
         <w:r>
           <w:rPr>
             <w:lang w:val="fr_FR" w:bidi="fr_FR"/>
@@ -42493,7 +42499,7 @@
         </w:rPr>
         <w:t xml:space="preserve"> et probablement dans </w:t>
       </w:r>
-      <w:hyperlink r:id="rId972">
+      <w:hyperlink r:id="rId973">
         <w:r>
           <w:rPr>
             <w:lang w:val="fr_FR" w:bidi="fr_FR"/>
@@ -42511,7 +42517,7 @@
         </w:rPr>
         <w:t xml:space="preserve"> (voir aussi </w:t>
       </w:r>
-      <w:hyperlink r:id="rId973">
+      <w:hyperlink r:id="rId974">
         <w:r>
           <w:rPr>
             <w:lang w:val="fr_FR" w:bidi="fr_FR"/>
@@ -42529,7 +42535,7 @@
         </w:rPr>
         <w:t xml:space="preserve">), il est fait référence à de tels conseils. • Lorsque Paul évoque des situations où il a été passé à tabac dans </w:t>
       </w:r>
-      <w:hyperlink r:id="rId974">
+      <w:hyperlink r:id="rId975">
         <w:r>
           <w:rPr>
             <w:lang w:val="fr_FR" w:bidi="fr_FR"/>
@@ -42547,7 +42553,7 @@
         </w:rPr>
         <w:t xml:space="preserve">, cela s'est probablement déroulé dans une synagogue locale. • Les disciples de Jésus étaient également susceptibles d'être jugés devant des gouverneurs et des rois (voir </w:t>
       </w:r>
-      <w:hyperlink r:id="rId975">
+      <w:hyperlink r:id="rId976">
         <w:r>
           <w:rPr>
             <w:lang w:val="fr_FR" w:bidi="fr_FR"/>
@@ -42565,7 +42571,7 @@
         </w:rPr>
         <w:t xml:space="preserve">; </w:t>
       </w:r>
-      <w:hyperlink r:id="rId976">
+      <w:hyperlink r:id="rId977">
         <w:r>
           <w:rPr>
             <w:lang w:val="fr_FR" w:bidi="fr_FR"/>
@@ -42583,7 +42589,7 @@
         </w:rPr>
         <w:t xml:space="preserve">; </w:t>
       </w:r>
-      <w:hyperlink r:id="rId977">
+      <w:hyperlink r:id="rId978">
         <w:r>
           <w:rPr>
             <w:lang w:val="fr_FR" w:bidi="fr_FR"/>
@@ -42601,7 +42607,7 @@
         </w:rPr>
         <w:t>). S'ils devaient supporter de tels procès, c'était en raison de leur qualité de disciples (</w:t>
       </w:r>
-      <w:hyperlink r:id="rId963">
+      <w:hyperlink r:id="rId964">
         <w:r>
           <w:rPr>
             <w:lang w:val="fr_FR" w:bidi="fr_FR"/>
@@ -42637,7 +42643,7 @@
         </w:rPr>
         <w:t xml:space="preserve">), et non en raison d'une faute réelle (voir </w:t>
       </w:r>
-      <w:hyperlink r:id="rId978">
+      <w:hyperlink r:id="rId979">
         <w:r>
           <w:rPr>
             <w:lang w:val="fr_FR" w:bidi="fr_FR"/>
@@ -42703,7 +42709,7 @@
         </w:rPr>
         <w:t>Dieu allait utiliser de tels procès (</w:t>
       </w:r>
-      <w:hyperlink r:id="rId963">
+      <w:hyperlink r:id="rId964">
         <w:r>
           <w:rPr>
             <w:lang w:val="fr_FR" w:bidi="fr_FR"/>
@@ -42721,7 +42727,7 @@
         </w:rPr>
         <w:t>,</w:t>
       </w:r>
-      <w:hyperlink r:id="rId979">
+      <w:hyperlink r:id="rId980">
         <w:r>
           <w:rPr>
             <w:lang w:val="fr_FR" w:bidi="fr_FR"/>
@@ -42739,7 +42745,7 @@
         </w:rPr>
         <w:t xml:space="preserve">) pour que la Bonne Nouvelle soit prêchée à toutes les nations. Et un tel déploiement de l'évangile devait se passer avant la destruction de Jérusalem. D'une certain façon, Paul pensait que la Bonne Nouvelle avait déjà été prêchée à toutes les nations de son époque (voir </w:t>
       </w:r>
-      <w:hyperlink r:id="rId980">
+      <w:hyperlink r:id="rId981">
         <w:r>
           <w:rPr>
             <w:lang w:val="fr_FR" w:bidi="fr_FR"/>
@@ -42757,7 +42763,7 @@
         </w:rPr>
         <w:t xml:space="preserve">; </w:t>
       </w:r>
-      <w:hyperlink r:id="rId981">
+      <w:hyperlink r:id="rId982">
         <w:r>
           <w:rPr>
             <w:lang w:val="fr_FR" w:bidi="fr_FR"/>
@@ -42775,7 +42781,7 @@
         </w:rPr>
         <w:t>,</w:t>
       </w:r>
-      <w:hyperlink r:id="rId982">
+      <w:hyperlink r:id="rId983">
         <w:r>
           <w:rPr>
             <w:lang w:val="fr_FR" w:bidi="fr_FR"/>
@@ -42793,7 +42799,7 @@
         </w:rPr>
         <w:t xml:space="preserve"> et aussi </w:t>
       </w:r>
-      <w:hyperlink r:id="rId983">
+      <w:hyperlink r:id="rId984">
         <w:r>
           <w:rPr>
             <w:lang w:val="fr_FR" w:bidi="fr_FR"/>
@@ -42811,7 +42817,7 @@
         </w:rPr>
         <w:t>,</w:t>
       </w:r>
-      <w:hyperlink r:id="rId984">
+      <w:hyperlink r:id="rId985">
         <w:r>
           <w:rPr>
             <w:lang w:val="fr_FR" w:bidi="fr_FR"/>
@@ -42829,7 +42835,7 @@
         </w:rPr>
         <w:t xml:space="preserve">; </w:t>
       </w:r>
-      <w:hyperlink r:id="rId985">
+      <w:hyperlink r:id="rId986">
         <w:r>
           <w:rPr>
             <w:lang w:val="fr_FR" w:bidi="fr_FR"/>
@@ -42847,7 +42853,7 @@
         </w:rPr>
         <w:t xml:space="preserve">; </w:t>
       </w:r>
-      <w:hyperlink r:id="rId986">
+      <w:hyperlink r:id="rId987">
         <w:r>
           <w:rPr>
             <w:lang w:val="fr_FR" w:bidi="fr_FR"/>
@@ -42865,7 +42871,7 @@
         </w:rPr>
         <w:t>,</w:t>
       </w:r>
-      <w:hyperlink r:id="rId987">
+      <w:hyperlink r:id="rId988">
         <w:r>
           <w:rPr>
             <w:lang w:val="fr_FR" w:bidi="fr_FR"/>
@@ -42931,7 +42937,7 @@
         </w:rPr>
         <w:t xml:space="preserve">Un mot d'encouragement suit l'avertissement de </w:t>
       </w:r>
-      <w:hyperlink r:id="rId963">
+      <w:hyperlink r:id="rId964">
         <w:r>
           <w:rPr>
             <w:lang w:val="fr_FR" w:bidi="fr_FR"/>
@@ -42949,7 +42955,7 @@
         </w:rPr>
         <w:t xml:space="preserve">. Les disciples de Jésus n'ont pas besoin de craindre ce qu'ils vont devoir dire dans ces circonstances. La plupart des premiers disciples de Jésus étaient des personnes sans éducation et sans influence politique (voir </w:t>
       </w:r>
-      <w:hyperlink r:id="rId988">
+      <w:hyperlink r:id="rId989">
         <w:r>
           <w:rPr>
             <w:lang w:val="fr_FR" w:bidi="fr_FR"/>
@@ -42967,7 +42973,7 @@
         </w:rPr>
         <w:t xml:space="preserve">; </w:t>
       </w:r>
-      <w:hyperlink r:id="rId989">
+      <w:hyperlink r:id="rId990">
         <w:r>
           <w:rPr>
             <w:lang w:val="fr_FR" w:bidi="fr_FR"/>
@@ -43033,7 +43039,7 @@
         </w:rPr>
         <w:t xml:space="preserve">Les chrétiens persécutés n'avaient aucun groupe, pas même leur propre famille, vers lequel ils pouvaient se réfugier pour avoir de l'aide (voir </w:t>
       </w:r>
-      <w:hyperlink r:id="rId990">
+      <w:hyperlink r:id="rId991">
         <w:r>
           <w:rPr>
             <w:lang w:val="fr_FR" w:bidi="fr_FR"/>
@@ -43051,7 +43057,7 @@
         </w:rPr>
         <w:t xml:space="preserve">; </w:t>
       </w:r>
-      <w:hyperlink r:id="rId991">
+      <w:hyperlink r:id="rId992">
         <w:r>
           <w:rPr>
             <w:lang w:val="fr_FR" w:bidi="fr_FR"/>
@@ -43123,7 +43129,7 @@
         </w:rPr>
         <w:t>,</w:t>
       </w:r>
-      <w:hyperlink r:id="rId992">
+      <w:hyperlink r:id="rId993">
         <w:r>
           <w:rPr>
             <w:lang w:val="fr_FR" w:bidi="fr_FR"/>
@@ -43141,7 +43147,7 @@
         </w:rPr>
         <w:t>,</w:t>
       </w:r>
-      <w:hyperlink r:id="rId993">
+      <w:hyperlink r:id="rId994">
         <w:r>
           <w:rPr>
             <w:lang w:val="fr_FR" w:bidi="fr_FR"/>
@@ -43159,7 +43165,7 @@
         </w:rPr>
         <w:t xml:space="preserve">; </w:t>
       </w:r>
-      <w:hyperlink r:id="rId994">
+      <w:hyperlink r:id="rId995">
         <w:r>
           <w:rPr>
             <w:lang w:val="fr_FR" w:bidi="fr_FR"/>
@@ -43177,7 +43183,7 @@
         </w:rPr>
         <w:t>,</w:t>
       </w:r>
-      <w:hyperlink r:id="rId995">
+      <w:hyperlink r:id="rId996">
         <w:r>
           <w:rPr>
             <w:lang w:val="fr_FR" w:bidi="fr_FR"/>
@@ -43195,7 +43201,7 @@
         </w:rPr>
         <w:t>,</w:t>
       </w:r>
-      <w:hyperlink r:id="rId996">
+      <w:hyperlink r:id="rId997">
         <w:r>
           <w:rPr>
             <w:lang w:val="fr_FR" w:bidi="fr_FR"/>
@@ -43285,7 +43291,7 @@
         </w:rPr>
         <w:t>Marc n'explique pas ce qu'est cette abomination qui va advenir, mais les lecteurs juifs du premier siècle connaissent bien ce terme. Le prophète Daniel a prédit qu’une telle chose arriverait dans le temple de Jérusalem (</w:t>
       </w:r>
-      <w:hyperlink r:id="rId997">
+      <w:hyperlink r:id="rId998">
         <w:r>
           <w:rPr>
             <w:lang w:val="fr_FR" w:bidi="fr_FR"/>
@@ -43303,7 +43309,7 @@
         </w:rPr>
         <w:t xml:space="preserve">; </w:t>
       </w:r>
-      <w:hyperlink r:id="rId998">
+      <w:hyperlink r:id="rId999">
         <w:r>
           <w:rPr>
             <w:lang w:val="fr_FR" w:bidi="fr_FR"/>
@@ -43359,7 +43365,7 @@
         </w:rPr>
         <w:t xml:space="preserve"> la lumière du contexte historique et de la référence faite à Jérusalem (</w:t>
       </w:r>
-      <w:hyperlink r:id="rId953">
+      <w:hyperlink r:id="rId954">
         <w:r>
           <w:rPr>
             <w:lang w:val="fr_FR" w:bidi="fr_FR"/>
@@ -43377,7 +43383,7 @@
         </w:rPr>
         <w:t xml:space="preserve">, </w:t>
       </w:r>
-      <w:hyperlink r:id="rId958">
+      <w:hyperlink r:id="rId959">
         <w:r>
           <w:rPr>
             <w:lang w:val="fr_FR" w:bidi="fr_FR"/>
@@ -43395,7 +43401,7 @@
         </w:rPr>
         <w:t>) et à la Judée (</w:t>
       </w:r>
-      <w:hyperlink r:id="rId999">
+      <w:hyperlink r:id="rId1000">
         <w:r>
           <w:rPr>
             <w:lang w:val="fr_FR" w:bidi="fr_FR"/>
@@ -43621,7 +43627,7 @@
         </w:rPr>
         <w:t xml:space="preserve">D'un événement futur lié à la venue de l'antéchrist (voir </w:t>
       </w:r>
-      <w:hyperlink r:id="rId1000">
+      <w:hyperlink r:id="rId1001">
         <w:r>
           <w:rPr>
             <w:lang w:val="fr_FR" w:bidi="fr_FR"/>
@@ -43666,7 +43672,7 @@
         </w:rPr>
         <w:t xml:space="preserve">l'expression concerne le Temple, son autel et ses rituels sacrificiels. Dans </w:t>
       </w:r>
-      <w:hyperlink r:id="rId968">
+      <w:hyperlink r:id="rId969">
         <w:r>
           <w:rPr>
             <w:lang w:val="fr_FR" w:bidi="fr_FR"/>
@@ -43684,7 +43690,7 @@
         </w:rPr>
         <w:t xml:space="preserve">, il s'agit d'un signe pour que les gens fuient la Judée, et ce à quoi il fait référence doit se produire alors qu'il est encore temps de fuir (c'est-à-dire avant que l'armée romaine occupe la Judée et assiège Jérusalem). Les évènements décrits dans les explications (1) et (2) sont arrivés trop tôt pour avoir servi de signe reconnaissable indiquant la nécessité de fuir la Judée. Aussi, ces hommes n'ont pas réellement souillé le Temple, et les chrétiens n'ont pas fui Jérusalem en cette période. Les explications (4) à (6) sont trop tardives, car il n'y avait plus vraiment de possibilité de fuite après l'entrée de Titus à Jérusalem. Dans l'explication (7), aucune référence n'est faite à la destruction de Jérusalem en 70 apr. J.-C., ce qui est le sujet de </w:t>
       </w:r>
-      <w:hyperlink r:id="rId968">
+      <w:hyperlink r:id="rId969">
         <w:r>
           <w:rPr>
             <w:lang w:val="fr_FR" w:bidi="fr_FR"/>
@@ -43763,7 +43769,7 @@
         </w:rPr>
         <w:t xml:space="preserve">Le signe demandé en </w:t>
       </w:r>
-      <w:hyperlink r:id="rId958">
+      <w:hyperlink r:id="rId959">
         <w:r>
           <w:rPr>
             <w:lang w:val="fr_FR" w:bidi="fr_FR"/>
@@ -43781,7 +43787,7 @@
         </w:rPr>
         <w:t xml:space="preserve"> est maintenant révélé par Jésus, et il instruit ses disciples sur la manière dont ils doivent réagir lorsqu'ils le verront advenir. Dans </w:t>
       </w:r>
-      <w:hyperlink r:id="rId955">
+      <w:hyperlink r:id="rId956">
         <w:r>
           <w:rPr>
             <w:lang w:val="fr_FR" w:bidi="fr_FR"/>
@@ -43847,7 +43853,7 @@
         </w:rPr>
         <w:t xml:space="preserve">Après avoir discerné et vu le signe de l'abomination, une personne flânant sur le toit de sa maison en Judée ne devait même pas prendre le temps de faire ses bagages, mais descendre et fuir. De même, une personne présente au champ ne devrait pas rentrer chez elle pour récupérer son manteau. Dès l'apparition du signe de </w:t>
       </w:r>
-      <w:hyperlink r:id="rId999">
+      <w:hyperlink r:id="rId1000">
         <w:r>
           <w:rPr>
             <w:lang w:val="fr_FR" w:bidi="fr_FR"/>
@@ -43913,7 +43919,7 @@
         </w:rPr>
         <w:t xml:space="preserve">L'intensité de la catastrophe imminente est illustrée par la souffrance des plus vulnérables. En ce jour-là, la joie de la maternité (voir </w:t>
       </w:r>
-      <w:hyperlink r:id="rId1001">
+      <w:hyperlink r:id="rId1002">
         <w:r>
           <w:rPr>
             <w:lang w:val="fr_FR" w:bidi="fr_FR"/>
@@ -43931,7 +43937,7 @@
         </w:rPr>
         <w:t>,</w:t>
       </w:r>
-      <w:hyperlink r:id="rId1002">
+      <w:hyperlink r:id="rId1003">
         <w:r>
           <w:rPr>
             <w:lang w:val="fr_FR" w:bidi="fr_FR"/>
@@ -44045,7 +44051,7 @@
         </w:rPr>
         <w:t xml:space="preserve">On retrouve souvent de telles hyperboles dans la littérature sémitique : le but est d'exprimer l'aspect dramatique de la vie à cette époque, mais il ne faut pas y voir une analyse statistique exacte de la manière dont cette souffrance se compare à d'autres catastrophes. • Il faut ne pas voir dans les événements de </w:t>
       </w:r>
-      <w:hyperlink r:id="rId956">
+      <w:hyperlink r:id="rId957">
         <w:r>
           <w:rPr>
             <w:lang w:val="fr_FR" w:bidi="fr_FR"/>
@@ -44175,7 +44181,7 @@
         </w:rPr>
         <w:t>La section plus large (</w:t>
       </w:r>
-      <w:hyperlink r:id="rId957">
+      <w:hyperlink r:id="rId958">
         <w:r>
           <w:rPr>
             <w:lang w:val="fr_FR" w:bidi="fr_FR"/>
@@ -44205,7 +44211,7 @@
         </w:rPr>
         <w:t xml:space="preserve">Ici, les prétendants sont associés aux événements de l'an 70, alors qu'en </w:t>
       </w:r>
-      <w:hyperlink r:id="rId965">
+      <w:hyperlink r:id="rId966">
         <w:r>
           <w:rPr>
             <w:lang w:val="fr_FR" w:bidi="fr_FR"/>
@@ -44223,7 +44229,7 @@
         </w:rPr>
         <w:t>, ils étaient associés au cours normal des événements. En plus des faux messies, des prophètes de mensonge apparaîtront et accompliront des signes et des prodiges (</w:t>
       </w:r>
-      <w:hyperlink r:id="rId1003">
+      <w:hyperlink r:id="rId1004">
         <w:r>
           <w:rPr>
             <w:lang w:val="fr_FR" w:bidi="fr_FR"/>
@@ -44241,7 +44247,7 @@
         </w:rPr>
         <w:t>), espérant tromper non seulement les juifs de Judée et de Jérusalem, mais aussi les chrétiens (les élus de Dieu). Jésus a averti ses disciples de ne pas croire en de tels hommes. Lorsque le Messie viendra du ciel (</w:t>
       </w:r>
-      <w:hyperlink r:id="rId1004">
+      <w:hyperlink r:id="rId1005">
         <w:r>
           <w:rPr>
             <w:lang w:val="fr_FR" w:bidi="fr_FR"/>
@@ -44259,7 +44265,7 @@
         </w:rPr>
         <w:t xml:space="preserve">), tout le monde le verra et le reconnaîtra (voir </w:t>
       </w:r>
-      <w:hyperlink r:id="rId1005">
+      <w:hyperlink r:id="rId1006">
         <w:r>
           <w:rPr>
             <w:lang w:val="fr_FR" w:bidi="fr_FR"/>
@@ -44277,7 +44283,7 @@
         </w:rPr>
         <w:t>). • L'invitation à être prudent et sur ses gardes vient unifier et conclure la section (</w:t>
       </w:r>
-      <w:hyperlink r:id="rId957">
+      <w:hyperlink r:id="rId958">
         <w:r>
           <w:rPr>
             <w:lang w:val="fr_FR" w:bidi="fr_FR"/>
@@ -44321,7 +44327,7 @@
         </w:rPr>
         <w:t>17.10.8) a pu décrire les grands dommages causés par ces faux prétendants, qui ont encouragé le peuple juif à la révolte contre les Romains. Rien ne devait détourner les chrétiens de fuir la Judée et Jérusalem lorsqu'ils verraient l'abominable dévastation (annonciatrice de la profanation) émerger. • Pour les lecteurs de l'évangile de Marc qui se situaient à Rome, le message de Jésus devait avoir une application différente. Marc veut que ses lecteurs se méfient de ceux qui s'appuient sur des calendriers pour annoncer l'imminence d'une prophétie. Ils ne pouvaient pas connaître le moment de sa venue (</w:t>
       </w:r>
-      <w:hyperlink r:id="rId707">
+      <w:hyperlink r:id="rId708">
         <w:r>
           <w:rPr>
             <w:lang w:val="fr_FR" w:bidi="fr_FR"/>
@@ -44339,7 +44345,7 @@
         </w:rPr>
         <w:t>), et toute frénésie autour du second avènement du Christ était interdite. Cependant, ils devaient être vigilants (</w:t>
       </w:r>
-      <w:hyperlink r:id="rId1006">
+      <w:hyperlink r:id="rId1007">
         <w:r>
           <w:rPr>
             <w:lang w:val="fr_FR" w:bidi="fr_FR"/>
@@ -44357,7 +44363,7 @@
         </w:rPr>
         <w:t>) et se préparer à la persécution (</w:t>
       </w:r>
-      <w:hyperlink r:id="rId967">
+      <w:hyperlink r:id="rId968">
         <w:r>
           <w:rPr>
             <w:lang w:val="fr_FR" w:bidi="fr_FR"/>
@@ -44375,7 +44381,7 @@
         </w:rPr>
         <w:t xml:space="preserve">; voir </w:t>
       </w:r>
-      <w:hyperlink r:id="rId684">
+      <w:hyperlink r:id="rId685">
         <w:r>
           <w:rPr>
             <w:lang w:val="fr_FR" w:bidi="fr_FR"/>
@@ -44393,7 +44399,7 @@
         </w:rPr>
         <w:t>) selon les paroles adressées par Jésus (</w:t>
       </w:r>
-      <w:hyperlink r:id="rId979">
+      <w:hyperlink r:id="rId980">
         <w:r>
           <w:rPr>
             <w:lang w:val="fr_FR" w:bidi="fr_FR"/>
@@ -44477,7 +44483,7 @@
         </w:rPr>
         <w:t>Dans certains passages du Nouveau Testament, il est parlé du son d'une trompette qui accompagne la seconde venue de Jésus (</w:t>
       </w:r>
-      <w:hyperlink r:id="rId1007">
+      <w:hyperlink r:id="rId1008">
         <w:r>
           <w:rPr>
             <w:lang w:val="fr_FR" w:bidi="fr_FR"/>
@@ -44495,7 +44501,7 @@
         </w:rPr>
         <w:t xml:space="preserve">). Cela semble être métaphorique puisque dans l'Ancien Testament, un langage cosmique est fréquemment utilisé pour décrire (métaphoriquement) des événements historiques (voir </w:t>
       </w:r>
-      <w:hyperlink r:id="rId1008">
+      <w:hyperlink r:id="rId1009">
         <w:r>
           <w:rPr>
             <w:lang w:val="fr_FR" w:bidi="fr_FR"/>
@@ -44513,7 +44519,7 @@
         </w:rPr>
         <w:t xml:space="preserve">; </w:t>
       </w:r>
-      <w:hyperlink r:id="rId1009">
+      <w:hyperlink r:id="rId1010">
         <w:r>
           <w:rPr>
             <w:lang w:val="fr_FR" w:bidi="fr_FR"/>
@@ -44531,7 +44537,7 @@
         </w:rPr>
         <w:t xml:space="preserve">; </w:t>
       </w:r>
-      <w:hyperlink r:id="rId1010">
+      <w:hyperlink r:id="rId1011">
         <w:r>
           <w:rPr>
             <w:lang w:val="fr_FR" w:bidi="fr_FR"/>
@@ -44549,7 +44555,7 @@
         </w:rPr>
         <w:t xml:space="preserve">; </w:t>
       </w:r>
-      <w:hyperlink r:id="rId1011">
+      <w:hyperlink r:id="rId1012">
         <w:r>
           <w:rPr>
             <w:lang w:val="fr_FR" w:bidi="fr_FR"/>
@@ -44567,7 +44573,7 @@
         </w:rPr>
         <w:t xml:space="preserve">). Il est donc possible que cette imagerie puisse renvoyer à un événement passé, tel que la destruction de Jérusalem, si c'est le sens de </w:t>
       </w:r>
-      <w:hyperlink r:id="rId924">
+      <w:hyperlink r:id="rId925">
         <w:r>
           <w:rPr>
             <w:lang w:val="fr_FR" w:bidi="fr_FR"/>
@@ -44585,7 +44591,7 @@
         </w:rPr>
         <w:t xml:space="preserve">. Cependant, les auteurs du Nouveau Testament ont clairement associé la venue du Fils de l'homme au retour futur de Jésus, un retour personnel et visible (voir </w:t>
       </w:r>
-      <w:hyperlink r:id="rId1012">
+      <w:hyperlink r:id="rId1013">
         <w:r>
           <w:rPr>
             <w:lang w:val="fr_FR" w:bidi="fr_FR"/>
@@ -44651,7 +44657,7 @@
         </w:rPr>
         <w:t xml:space="preserve">De nombreux érudits soutiennent que les signes cosmiques de </w:t>
       </w:r>
-      <w:hyperlink r:id="rId1013">
+      <w:hyperlink r:id="rId1014">
         <w:r>
           <w:rPr>
             <w:lang w:val="fr_FR" w:bidi="fr_FR"/>
@@ -44669,7 +44675,7 @@
         </w:rPr>
         <w:t xml:space="preserve">, la venue du Fils de l'homme en </w:t>
       </w:r>
-      <w:hyperlink r:id="rId1004">
+      <w:hyperlink r:id="rId1005">
         <w:r>
           <w:rPr>
             <w:lang w:val="fr_FR" w:bidi="fr_FR"/>
@@ -44687,7 +44693,7 @@
         </w:rPr>
         <w:t xml:space="preserve">, et le rassemblement des élus du monde entier en </w:t>
       </w:r>
-      <w:hyperlink r:id="rId1014">
+      <w:hyperlink r:id="rId1015">
         <w:r>
           <w:rPr>
             <w:lang w:val="fr_FR" w:bidi="fr_FR"/>
@@ -44718,7 +44724,7 @@
         </w:rPr>
         <w:t>). Cette interprétation convient mieux pour différentes raisons : (1) Le temps de détresse du v.</w:t>
       </w:r>
-      <w:hyperlink r:id="rId1004">
+      <w:hyperlink r:id="rId1005">
         <w:r>
           <w:rPr>
             <w:lang w:val="fr_FR" w:bidi="fr_FR"/>
@@ -44736,7 +44742,7 @@
         </w:rPr>
         <w:t xml:space="preserve"> fait référence à la destruction de Jérusalem, et les événements mentionnés se déroulent après ce temps, pas en même temps. Les jours en question se déroulant après ce temps de détresse peuvent se produire à tout moment après les événements de </w:t>
       </w:r>
-      <w:hyperlink r:id="rId957">
+      <w:hyperlink r:id="rId958">
         <w:r>
           <w:rPr>
             <w:lang w:val="fr_FR" w:bidi="fr_FR"/>
@@ -44754,7 +44760,7 @@
         </w:rPr>
         <w:t xml:space="preserve">; (2) Plusieurs mots utilisés dans </w:t>
       </w:r>
-      <w:hyperlink r:id="rId1004">
+      <w:hyperlink r:id="rId1005">
         <w:r>
           <w:rPr>
             <w:lang w:val="fr_FR" w:bidi="fr_FR"/>
@@ -44790,7 +44796,7 @@
         </w:rPr>
         <w:t>), puissance et nuée (</w:t>
       </w:r>
-      <w:hyperlink r:id="rId923">
+      <w:hyperlink r:id="rId924">
         <w:r>
           <w:rPr>
             <w:lang w:val="fr_FR" w:bidi="fr_FR"/>
@@ -44808,7 +44814,7 @@
         </w:rPr>
         <w:t>); et (3) à la lumière du désir de l'Église et de sa prière pour que le Seigneur revienne (</w:t>
       </w:r>
-      <w:hyperlink r:id="rId1015">
+      <w:hyperlink r:id="rId1016">
         <w:r>
           <w:rPr>
             <w:lang w:val="fr_FR" w:bidi="fr_FR"/>
@@ -44826,7 +44832,7 @@
         </w:rPr>
         <w:t xml:space="preserve">; </w:t>
       </w:r>
-      <w:hyperlink r:id="rId1016">
+      <w:hyperlink r:id="rId1017">
         <w:r>
           <w:rPr>
             <w:lang w:val="fr_FR" w:bidi="fr_FR"/>
@@ -44844,7 +44850,7 @@
         </w:rPr>
         <w:t xml:space="preserve">), les lecteurs de Marc ont pu interpréter </w:t>
       </w:r>
-      <w:hyperlink r:id="rId1004">
+      <w:hyperlink r:id="rId1005">
         <w:r>
           <w:rPr>
             <w:lang w:val="fr_FR" w:bidi="fr_FR"/>
@@ -44862,7 +44868,7 @@
         </w:rPr>
         <w:t xml:space="preserve"> comme faisant référence à la seconde venue de Jésus, qui allait mettre fin à l'histoire telle que nous la connaissons. Les prophètes, Jésus et les auteurs des évangiles ont décrit cet événement comme s'ils l'avaient vu à travers un télescope, et la distance entre les événements n'est pas toujours très claire ; personne ne sait quand cet événement adviendra, si ce n'est Dieu lui-même (</w:t>
       </w:r>
-      <w:hyperlink r:id="rId707">
+      <w:hyperlink r:id="rId708">
         <w:r>
           <w:rPr>
             <w:lang w:val="fr_FR" w:bidi="fr_FR"/>
@@ -44880,7 +44886,7 @@
         </w:rPr>
         <w:t xml:space="preserve">). Les événements de </w:t>
       </w:r>
-      <w:hyperlink r:id="rId957">
+      <w:hyperlink r:id="rId958">
         <w:r>
           <w:rPr>
             <w:lang w:val="fr_FR" w:bidi="fr_FR"/>
@@ -44898,7 +44904,7 @@
         </w:rPr>
         <w:t xml:space="preserve"> et </w:t>
       </w:r>
-      <w:hyperlink r:id="rId924">
+      <w:hyperlink r:id="rId925">
         <w:r>
           <w:rPr>
             <w:lang w:val="fr_FR" w:bidi="fr_FR"/>
@@ -44964,7 +44970,7 @@
         </w:rPr>
         <w:t xml:space="preserve">Lorsqu'il viendra, le Fils de l'homme rassemblera son peuple élu (ceux qui croient en lui et le suivent) des quatre coins du monde (voir </w:t>
       </w:r>
-      <w:hyperlink r:id="rId1017">
+      <w:hyperlink r:id="rId1018">
         <w:r>
           <w:rPr>
             <w:lang w:val="fr_FR" w:bidi="fr_FR"/>
@@ -44982,7 +44988,7 @@
         </w:rPr>
         <w:t xml:space="preserve">), et jusqu'aux confins de la terre et du ciel (voir </w:t>
       </w:r>
-      <w:hyperlink r:id="rId1018">
+      <w:hyperlink r:id="rId1019">
         <w:r>
           <w:rPr>
             <w:lang w:val="fr_FR" w:bidi="fr_FR"/>
@@ -45000,7 +45006,7 @@
         </w:rPr>
         <w:t xml:space="preserve">; </w:t>
       </w:r>
-      <w:hyperlink r:id="rId1019">
+      <w:hyperlink r:id="rId1020">
         <w:r>
           <w:rPr>
             <w:lang w:val="fr_FR" w:bidi="fr_FR"/>
@@ -45018,7 +45024,7 @@
         </w:rPr>
         <w:t xml:space="preserve">; </w:t>
       </w:r>
-      <w:hyperlink r:id="rId1020">
+      <w:hyperlink r:id="rId1021">
         <w:r>
           <w:rPr>
             <w:lang w:val="fr_FR" w:bidi="fr_FR"/>
@@ -45036,7 +45042,7 @@
         </w:rPr>
         <w:t xml:space="preserve">; </w:t>
       </w:r>
-      <w:hyperlink r:id="rId1021">
+      <w:hyperlink r:id="rId1022">
         <w:r>
           <w:rPr>
             <w:lang w:val="fr_FR" w:bidi="fr_FR"/>
@@ -45054,7 +45060,7 @@
         </w:rPr>
         <w:t xml:space="preserve">). Dans l'Ancien Testament, il est souvent fait mention de cette attente et de cette espérance (par exemple, </w:t>
       </w:r>
-      <w:hyperlink r:id="rId1022">
+      <w:hyperlink r:id="rId1023">
         <w:r>
           <w:rPr>
             <w:lang w:val="fr_FR" w:bidi="fr_FR"/>
@@ -45072,7 +45078,7 @@
         </w:rPr>
         <w:t xml:space="preserve">; </w:t>
       </w:r>
-      <w:hyperlink r:id="rId1023">
+      <w:hyperlink r:id="rId1024">
         <w:r>
           <w:rPr>
             <w:lang w:val="fr_FR" w:bidi="fr_FR"/>
@@ -45090,7 +45096,7 @@
         </w:rPr>
         <w:t xml:space="preserve">; </w:t>
       </w:r>
-      <w:hyperlink r:id="rId1024">
+      <w:hyperlink r:id="rId1025">
         <w:r>
           <w:rPr>
             <w:lang w:val="fr_FR" w:bidi="fr_FR"/>
@@ -45108,7 +45114,7 @@
         </w:rPr>
         <w:t xml:space="preserve">; </w:t>
       </w:r>
-      <w:hyperlink r:id="rId1025">
+      <w:hyperlink r:id="rId1026">
         <w:r>
           <w:rPr>
             <w:lang w:val="fr_FR" w:bidi="fr_FR"/>
@@ -45126,7 +45132,7 @@
         </w:rPr>
         <w:t xml:space="preserve">; </w:t>
       </w:r>
-      <w:hyperlink r:id="rId1026">
+      <w:hyperlink r:id="rId1027">
         <w:r>
           <w:rPr>
             <w:lang w:val="fr_FR" w:bidi="fr_FR"/>
@@ -45144,7 +45150,7 @@
         </w:rPr>
         <w:t xml:space="preserve">; </w:t>
       </w:r>
-      <w:hyperlink r:id="rId1027">
+      <w:hyperlink r:id="rId1028">
         <w:r>
           <w:rPr>
             <w:lang w:val="fr_FR" w:bidi="fr_FR"/>
@@ -45162,7 +45168,7 @@
         </w:rPr>
         <w:t xml:space="preserve">; </w:t>
       </w:r>
-      <w:hyperlink r:id="rId1028">
+      <w:hyperlink r:id="rId1029">
         <w:r>
           <w:rPr>
             <w:lang w:val="fr_FR" w:bidi="fr_FR"/>
@@ -45180,7 +45186,7 @@
         </w:rPr>
         <w:t xml:space="preserve">). Ce passage encourage les lecteurs de Marc à rester fidèles malgré les persécutions prédites dans </w:t>
       </w:r>
-      <w:hyperlink r:id="rId967">
+      <w:hyperlink r:id="rId968">
         <w:r>
           <w:rPr>
             <w:lang w:val="fr_FR" w:bidi="fr_FR"/>
@@ -45216,7 +45222,7 @@
         </w:rPr>
         <w:t xml:space="preserve">; </w:t>
       </w:r>
-      <w:hyperlink r:id="rId925">
+      <w:hyperlink r:id="rId926">
         <w:r>
           <w:rPr>
             <w:lang w:val="fr_FR" w:bidi="fr_FR"/>
@@ -45234,7 +45240,7 @@
         </w:rPr>
         <w:t xml:space="preserve">; </w:t>
       </w:r>
-      <w:hyperlink r:id="rId1029">
+      <w:hyperlink r:id="rId1030">
         <w:r>
           <w:rPr>
             <w:lang w:val="fr_FR" w:bidi="fr_FR"/>
@@ -45252,7 +45258,7 @@
         </w:rPr>
         <w:t xml:space="preserve">; </w:t>
       </w:r>
-      <w:hyperlink r:id="rId1030">
+      <w:hyperlink r:id="rId1031">
         <w:r>
           <w:rPr>
             <w:lang w:val="fr_FR" w:bidi="fr_FR"/>
@@ -45270,7 +45276,7 @@
         </w:rPr>
         <w:t xml:space="preserve">; </w:t>
       </w:r>
-      <w:hyperlink r:id="rId1031">
+      <w:hyperlink r:id="rId1032">
         <w:r>
           <w:rPr>
             <w:lang w:val="fr_FR" w:bidi="fr_FR"/>
@@ -45354,7 +45360,7 @@
         </w:rPr>
         <w:t>Dans ce passage, on retrouve une instruction tirée de la parabole du figuier (</w:t>
       </w:r>
-      <w:hyperlink r:id="rId1032">
+      <w:hyperlink r:id="rId1033">
         <w:r>
           <w:rPr>
             <w:lang w:val="fr_FR" w:bidi="fr_FR"/>
@@ -45372,7 +45378,7 @@
         </w:rPr>
         <w:t>), ainsi que deux autres dires (</w:t>
       </w:r>
-      <w:hyperlink r:id="rId1033">
+      <w:hyperlink r:id="rId1034">
         <w:r>
           <w:rPr>
             <w:lang w:val="fr_FR" w:bidi="fr_FR"/>
@@ -45390,7 +45396,7 @@
         </w:rPr>
         <w:t xml:space="preserve">). On y trouve des liens étroits avec la section </w:t>
       </w:r>
-      <w:hyperlink r:id="rId1034">
+      <w:hyperlink r:id="rId1035">
         <w:r>
           <w:rPr>
             <w:lang w:val="fr_FR" w:bidi="fr_FR"/>
@@ -45408,7 +45414,7 @@
         </w:rPr>
         <w:t xml:space="preserve"> (voir v.4 ; v.</w:t>
       </w:r>
-      <w:hyperlink r:id="rId999">
+      <w:hyperlink r:id="rId1000">
         <w:r>
           <w:rPr>
             <w:lang w:val="fr_FR" w:bidi="fr_FR"/>
@@ -45426,7 +45432,7 @@
         </w:rPr>
         <w:t xml:space="preserve">; v. </w:t>
       </w:r>
-      <w:hyperlink r:id="rId1035">
+      <w:hyperlink r:id="rId1036">
         <w:r>
           <w:rPr>
             <w:lang w:val="fr_FR" w:bidi="fr_FR"/>
@@ -45492,7 +45498,7 @@
         </w:rPr>
         <w:t xml:space="preserve">Le grec n'a pas de sujet explicite, donc le choix de traduction entre "il est proche" ou "elle est proche" dépend de savoir si </w:t>
       </w:r>
-      <w:hyperlink r:id="rId951">
+      <w:hyperlink r:id="rId952">
         <w:r>
           <w:rPr>
             <w:lang w:val="fr_FR" w:bidi="fr_FR"/>
@@ -45510,7 +45516,7 @@
         </w:rPr>
         <w:t xml:space="preserve"> renvoie à </w:t>
       </w:r>
-      <w:hyperlink r:id="rId1034">
+      <w:hyperlink r:id="rId1035">
         <w:r>
           <w:rPr>
             <w:lang w:val="fr_FR" w:bidi="fr_FR"/>
@@ -45528,7 +45534,7 @@
         </w:rPr>
         <w:t xml:space="preserve"> ou à </w:t>
       </w:r>
-      <w:hyperlink r:id="rId924">
+      <w:hyperlink r:id="rId925">
         <w:r>
           <w:rPr>
             <w:lang w:val="fr_FR" w:bidi="fr_FR"/>
@@ -45546,7 +45552,7 @@
         </w:rPr>
         <w:t xml:space="preserve">. Puisque les mots de </w:t>
       </w:r>
-      <w:hyperlink r:id="rId958">
+      <w:hyperlink r:id="rId959">
         <w:r>
           <w:rPr>
             <w:lang w:val="fr_FR" w:bidi="fr_FR"/>
@@ -45564,7 +45570,7 @@
         </w:rPr>
         <w:t xml:space="preserve"> sont répétés dans </w:t>
       </w:r>
-      <w:hyperlink r:id="rId1035">
+      <w:hyperlink r:id="rId1036">
         <w:r>
           <w:rPr>
             <w:lang w:val="fr_FR" w:bidi="fr_FR"/>
@@ -45612,7 +45618,7 @@
         </w:rPr>
         <w:t>), d'autres l'interprètent comme renvoyant à la destruction de Jérusalem. Tout comme la pousse du figuier est un signe de l'été, la venue de l'abominable dévastation (</w:t>
       </w:r>
-      <w:hyperlink r:id="rId999">
+      <w:hyperlink r:id="rId1000">
         <w:r>
           <w:rPr>
             <w:lang w:val="fr_FR" w:bidi="fr_FR"/>
@@ -45726,7 +45732,7 @@
         </w:rPr>
         <w:t xml:space="preserve">Jésus va garantir tout ce qu'il vient de dire, et en parlant de ses paroles, Jésus vise spécifiquement ce qu'il a dit dans l'ensemble de son discours de </w:t>
       </w:r>
-      <w:hyperlink r:id="rId732">
+      <w:hyperlink r:id="rId733">
         <w:r>
           <w:rPr>
             <w:lang w:val="fr_FR" w:bidi="fr_FR"/>
@@ -45762,7 +45768,7 @@
         </w:rPr>
         <w:t xml:space="preserve">). Les paroles de Jésus sont éternelles, tout comme les écritures de l'Ancien Testament (voir </w:t>
       </w:r>
-      <w:hyperlink r:id="rId1036">
+      <w:hyperlink r:id="rId1037">
         <w:r>
           <w:rPr>
             <w:lang w:val="fr_FR" w:bidi="fr_FR"/>
@@ -45780,7 +45786,7 @@
         </w:rPr>
         <w:t xml:space="preserve">). Ses enseignements sont plus durables que les éléments de la création elle-même, puisqu'à la différence des paroles de Jésus, cette création disparaîtra (voir aussi </w:t>
       </w:r>
-      <w:hyperlink r:id="rId1037">
+      <w:hyperlink r:id="rId1038">
         <w:r>
           <w:rPr>
             <w:lang w:val="fr_FR" w:bidi="fr_FR"/>
@@ -45798,7 +45804,7 @@
         </w:rPr>
         <w:t xml:space="preserve">; </w:t>
       </w:r>
-      <w:hyperlink r:id="rId1038">
+      <w:hyperlink r:id="rId1039">
         <w:r>
           <w:rPr>
             <w:lang w:val="fr_FR" w:bidi="fr_FR"/>
@@ -45816,7 +45822,7 @@
         </w:rPr>
         <w:t xml:space="preserve">; </w:t>
       </w:r>
-      <w:hyperlink r:id="rId1039">
+      <w:hyperlink r:id="rId1040">
         <w:r>
           <w:rPr>
             <w:lang w:val="fr_FR" w:bidi="fr_FR"/>
@@ -45834,7 +45840,7 @@
         </w:rPr>
         <w:t xml:space="preserve">; </w:t>
       </w:r>
-      <w:hyperlink r:id="rId1040">
+      <w:hyperlink r:id="rId1041">
         <w:r>
           <w:rPr>
             <w:lang w:val="fr_FR" w:bidi="fr_FR"/>
@@ -45852,7 +45858,7 @@
         </w:rPr>
         <w:t xml:space="preserve">; </w:t>
       </w:r>
-      <w:hyperlink r:id="rId1041">
+      <w:hyperlink r:id="rId1042">
         <w:r>
           <w:rPr>
             <w:lang w:val="fr_FR" w:bidi="fr_FR"/>
@@ -45870,7 +45876,7 @@
         </w:rPr>
         <w:t xml:space="preserve">; </w:t>
       </w:r>
-      <w:hyperlink r:id="rId1042">
+      <w:hyperlink r:id="rId1043">
         <w:r>
           <w:rPr>
             <w:lang w:val="fr_FR" w:bidi="fr_FR"/>
@@ -45888,7 +45894,7 @@
         </w:rPr>
         <w:t>,</w:t>
       </w:r>
-      <w:hyperlink r:id="rId1043">
+      <w:hyperlink r:id="rId1044">
         <w:r>
           <w:rPr>
             <w:lang w:val="fr_FR" w:bidi="fr_FR"/>
@@ -45906,7 +45912,7 @@
         </w:rPr>
         <w:t xml:space="preserve">; </w:t>
       </w:r>
-      <w:hyperlink r:id="rId1044">
+      <w:hyperlink r:id="rId1045">
         <w:r>
           <w:rPr>
             <w:lang w:val="fr_FR" w:bidi="fr_FR"/>
@@ -45972,7 +45978,7 @@
         </w:rPr>
         <w:t>Avant d'appeler à la vigilance (</w:t>
       </w:r>
-      <w:hyperlink r:id="rId1006">
+      <w:hyperlink r:id="rId1007">
         <w:r>
           <w:rPr>
             <w:lang w:val="fr_FR" w:bidi="fr_FR"/>
@@ -45990,7 +45996,7 @@
         </w:rPr>
         <w:t xml:space="preserve">), Jésus rappelle que personne ne connaît le jour ni l'heure (voir </w:t>
       </w:r>
-      <w:hyperlink r:id="rId1045">
+      <w:hyperlink r:id="rId1046">
         <w:r>
           <w:rPr>
             <w:lang w:val="fr_FR" w:bidi="fr_FR"/>
@@ -46021,7 +46027,7 @@
         </w:rPr>
         <w:t xml:space="preserve"> celui qui est au-dessus des anges, mais qui ignore des choses seulement connues du Père. Cette déclaration vient limiter la portée de la connaissance de Jésus et vient plaider en faveur de son authenticité, puisque l'Église primitive n'aurait probablement jamais imaginé quelque chose comme ça par elle-même. Par ailleurs, dans les évangiles apocryphes (datant d'environ 150–300 apr. J.-C.), la tendance est d'exalter et de magnifier les attributs divins de Jésus (voir l'évangile de l'enfance de Jésus, selon Thomas). Dans le miracle de l'incarnation, Jésus a fait l'expérience de la finitude (</w:t>
       </w:r>
-      <w:hyperlink r:id="rId1046">
+      <w:hyperlink r:id="rId1047">
         <w:r>
           <w:rPr>
             <w:lang w:val="fr_FR" w:bidi="fr_FR"/>
@@ -46039,7 +46045,7 @@
         </w:rPr>
         <w:t xml:space="preserve">; </w:t>
       </w:r>
-      <w:hyperlink r:id="rId707">
+      <w:hyperlink r:id="rId708">
         <w:r>
           <w:rPr>
             <w:lang w:val="fr_FR" w:bidi="fr_FR"/>
@@ -46105,7 +46111,7 @@
         </w:rPr>
         <w:t xml:space="preserve">Tout comme </w:t>
       </w:r>
-      <w:hyperlink r:id="rId1047">
+      <w:hyperlink r:id="rId1048">
         <w:r>
           <w:rPr>
             <w:lang w:val="fr_FR" w:bidi="fr_FR"/>
@@ -46123,7 +46129,7 @@
         </w:rPr>
         <w:t xml:space="preserve"> semble reprendre le thème de </w:t>
       </w:r>
-      <w:hyperlink r:id="rId957">
+      <w:hyperlink r:id="rId958">
         <w:r>
           <w:rPr>
             <w:lang w:val="fr_FR" w:bidi="fr_FR"/>
@@ -46141,6 +46147,24 @@
         </w:rPr>
         <w:t xml:space="preserve"> en parlant de la destruction de Jérusalem, </w:t>
       </w:r>
+      <w:hyperlink r:id="rId926">
+        <w:r>
+          <w:rPr>
+            <w:lang w:val="fr_FR" w:bidi="fr_FR"/>
+          </w:rPr>
+          <w:rPr>
+            <w:color w:val="0000EE"/>
+            <w:u w:val="single"/>
+          </w:rPr>
+          <w:t>13.32–37</w:t>
+        </w:r>
+      </w:hyperlink>
+      <w:r>
+        <w:rPr>
+          <w:lang w:val="fr_FR" w:bidi="fr_FR"/>
+        </w:rPr>
+        <w:t xml:space="preserve"> reprend apparemment le thème de </w:t>
+      </w:r>
       <w:hyperlink r:id="rId925">
         <w:r>
           <w:rPr>
@@ -46150,24 +46174,6 @@
             <w:color w:val="0000EE"/>
             <w:u w:val="single"/>
           </w:rPr>
-          <w:t>13.32–37</w:t>
-        </w:r>
-      </w:hyperlink>
-      <w:r>
-        <w:rPr>
-          <w:lang w:val="fr_FR" w:bidi="fr_FR"/>
-        </w:rPr>
-        <w:t xml:space="preserve"> reprend apparemment le thème de </w:t>
-      </w:r>
-      <w:hyperlink r:id="rId924">
-        <w:r>
-          <w:rPr>
-            <w:lang w:val="fr_FR" w:bidi="fr_FR"/>
-          </w:rPr>
-          <w:rPr>
-            <w:color w:val="0000EE"/>
-            <w:u w:val="single"/>
-          </w:rPr>
           <w:t>13.24–27</w:t>
         </w:r>
       </w:hyperlink>
@@ -46177,7 +46183,7 @@
         </w:rPr>
         <w:t xml:space="preserve"> et parle de la venue du Fils de l'homme. On retrouve un avertissement introductif contre les spéculations concernant la fin des temps (</w:t>
       </w:r>
-      <w:hyperlink r:id="rId707">
+      <w:hyperlink r:id="rId708">
         <w:r>
           <w:rPr>
             <w:lang w:val="fr_FR" w:bidi="fr_FR"/>
@@ -46195,7 +46201,7 @@
         </w:rPr>
         <w:t>) qui est suivi d'une exhortation à se tenir en éveil, car on ne peut pas connaître le moment de la fin (</w:t>
       </w:r>
-      <w:hyperlink r:id="rId1048">
+      <w:hyperlink r:id="rId1049">
         <w:r>
           <w:rPr>
             <w:lang w:val="fr_FR" w:bidi="fr_FR"/>
@@ -46213,7 +46219,7 @@
         </w:rPr>
         <w:t>). Jésus va raconter une histoire pour illustrer le besoin d'être prêt pour le retour du Seigneur (</w:t>
       </w:r>
-      <w:hyperlink r:id="rId1049">
+      <w:hyperlink r:id="rId1050">
         <w:r>
           <w:rPr>
             <w:lang w:val="fr_FR" w:bidi="fr_FR"/>
@@ -46231,7 +46237,7 @@
         </w:rPr>
         <w:t>), et il va donner des applications qui réitèrent le besoin de veiller, de peur de ne pas être prêts (</w:t>
       </w:r>
-      <w:hyperlink r:id="rId1050">
+      <w:hyperlink r:id="rId1051">
         <w:r>
           <w:rPr>
             <w:lang w:val="fr_FR" w:bidi="fr_FR"/>
@@ -46249,7 +46255,7 @@
         </w:rPr>
         <w:t>) ; l'avertissement final invite également à rester vigilants (</w:t>
       </w:r>
-      <w:hyperlink r:id="rId1051">
+      <w:hyperlink r:id="rId1052">
         <w:r>
           <w:rPr>
             <w:lang w:val="fr_FR" w:bidi="fr_FR"/>
@@ -46363,7 +46369,7 @@
         </w:rPr>
         <w:t xml:space="preserve">L'argument donné n'est pas que le retour du Seigneur est quelque chose d'incertain (voir </w:t>
       </w:r>
-      <w:hyperlink r:id="rId1052">
+      <w:hyperlink r:id="rId1053">
         <w:r>
           <w:rPr>
             <w:lang w:val="fr_FR" w:bidi="fr_FR"/>
@@ -46381,7 +46387,7 @@
         </w:rPr>
         <w:t xml:space="preserve">; </w:t>
       </w:r>
-      <w:hyperlink r:id="rId1053">
+      <w:hyperlink r:id="rId1054">
         <w:r>
           <w:rPr>
             <w:lang w:val="fr_FR" w:bidi="fr_FR"/>
@@ -46399,7 +46405,7 @@
         </w:rPr>
         <w:t xml:space="preserve">; </w:t>
       </w:r>
-      <w:hyperlink r:id="rId1054">
+      <w:hyperlink r:id="rId1055">
         <w:r>
           <w:rPr>
             <w:lang w:val="fr_FR" w:bidi="fr_FR"/>
@@ -46417,7 +46423,7 @@
         </w:rPr>
         <w:t xml:space="preserve">; </w:t>
       </w:r>
-      <w:hyperlink r:id="rId1055">
+      <w:hyperlink r:id="rId1056">
         <w:r>
           <w:rPr>
             <w:lang w:val="fr_FR" w:bidi="fr_FR"/>
@@ -46522,7 +46528,7 @@
         </w:rPr>
         <w:t>Le passage s'adresse initialement aux disciples (</w:t>
       </w:r>
-      <w:hyperlink r:id="rId962">
+      <w:hyperlink r:id="rId963">
         <w:r>
           <w:rPr>
             <w:lang w:val="fr_FR" w:bidi="fr_FR"/>
@@ -46540,7 +46546,7 @@
         </w:rPr>
         <w:t>), mais il est également destiné à tous les lecteurs de l'évangile de Marc (tout le monde). • L'église primitive était appelée à être vigilante et prête (</w:t>
       </w:r>
-      <w:hyperlink r:id="rId925">
+      <w:hyperlink r:id="rId926">
         <w:r>
           <w:rPr>
             <w:lang w:val="fr_FR" w:bidi="fr_FR"/>
@@ -46558,7 +46564,7 @@
         </w:rPr>
         <w:t>), dans l'attente joyeuse du retour du Seigneur Jésus-Christ (</w:t>
       </w:r>
-      <w:hyperlink r:id="rId1056">
+      <w:hyperlink r:id="rId1057">
         <w:r>
           <w:rPr>
             <w:lang w:val="fr_FR" w:bidi="fr_FR"/>
@@ -46589,7 +46595,7 @@
         </w:rPr>
         <w:t xml:space="preserve"> (c'est à dire "Viens Seigneur" voir </w:t>
       </w:r>
-      <w:hyperlink r:id="rId1015">
+      <w:hyperlink r:id="rId1016">
         <w:r>
           <w:rPr>
             <w:lang w:val="fr_FR" w:bidi="fr_FR"/>
@@ -46607,7 +46613,7 @@
         </w:rPr>
         <w:t xml:space="preserve">; </w:t>
       </w:r>
-      <w:hyperlink r:id="rId1016">
+      <w:hyperlink r:id="rId1017">
         <w:r>
           <w:rPr>
             <w:lang w:val="fr_FR" w:bidi="fr_FR"/>
@@ -46625,7 +46631,7 @@
         </w:rPr>
         <w:t>), et aujourd'hui, nous attendons avec impatience sa manifestation (</w:t>
       </w:r>
-      <w:hyperlink r:id="rId1057">
+      <w:hyperlink r:id="rId1058">
         <w:r>
           <w:rPr>
             <w:lang w:val="fr_FR" w:bidi="fr_FR"/>
@@ -46857,6 +46863,73 @@
         </w:rPr>
         <w:t>L'histoire de Jésus et de la femme originaire de Béthanie qui déverse un parfum sur sa tête (</w:t>
       </w:r>
+      <w:hyperlink r:id="rId728">
+        <w:r>
+          <w:rPr>
+            <w:lang w:val="fr_FR" w:bidi="fr_FR"/>
+          </w:rPr>
+          <w:rPr>
+            <w:color w:val="0000EE"/>
+            <w:u w:val="single"/>
+          </w:rPr>
+          <w:t>14.3–9</w:t>
+        </w:r>
+      </w:hyperlink>
+      <w:r>
+        <w:rPr>
+          <w:lang w:val="fr_FR" w:bidi="fr_FR"/>
+        </w:rPr>
+        <w:t>) prépare les événements à venir. Le récit qu'on retrouve dans l'évangile de Luc (</w:t>
+      </w:r>
+      <w:hyperlink r:id="rId187">
+        <w:r>
+          <w:rPr>
+            <w:lang w:val="fr_FR" w:bidi="fr_FR"/>
+          </w:rPr>
+          <w:rPr>
+            <w:color w:val="0000EE"/>
+            <w:u w:val="single"/>
+          </w:rPr>
+          <w:t>Lc 7.36–50</w:t>
+        </w:r>
+      </w:hyperlink>
+      <w:r>
+        <w:rPr>
+          <w:lang w:val="fr_FR" w:bidi="fr_FR"/>
+        </w:rPr>
+        <w:t>) est foncièrement différent, et il fait peut-être référence à un événement distinct. Cet incident a eu lieu à Béthanie</w:t>
+      </w:r>
+      <w:r>
+        <w:rPr>
+          <w:i/>
+          <w:lang w:val="fr_FR" w:bidi="fr_FR"/>
+        </w:rPr>
+        <w:t>,</w:t>
+      </w:r>
+      <w:r>
+        <w:rPr>
+          <w:lang w:val="fr_FR" w:bidi="fr_FR"/>
+        </w:rPr>
+        <w:t xml:space="preserve"> à environ 3km à l'est de Jérusalem, sur la pente inférieure-est du mont des Oliviers, où Jésus apparemment séjournait lorsqu'il était en Judée (</w:t>
+      </w:r>
+      <w:hyperlink r:id="rId791">
+        <w:r>
+          <w:rPr>
+            <w:lang w:val="fr_FR" w:bidi="fr_FR"/>
+          </w:rPr>
+          <w:rPr>
+            <w:color w:val="0000EE"/>
+            <w:u w:val="single"/>
+          </w:rPr>
+          <w:t>Mc 11.1</w:t>
+        </w:r>
+      </w:hyperlink>
+      <w:r>
+        <w:rPr>
+          <w:lang w:val="fr_FR" w:bidi="fr_FR"/>
+        </w:rPr>
+        <w:t>,</w:t>
+      </w:r>
       <w:hyperlink r:id="rId727">
         <w:r>
           <w:rPr>
@@ -46866,32 +46939,14 @@
             <w:color w:val="0000EE"/>
             <w:u w:val="single"/>
           </w:rPr>
-          <w:t>14.3–9</w:t>
-        </w:r>
-      </w:hyperlink>
-      <w:r>
-        <w:rPr>
-          <w:lang w:val="fr_FR" w:bidi="fr_FR"/>
-        </w:rPr>
-        <w:t>) prépare les événements à venir. Le récit qu'on retrouve dans l'évangile de Luc (</w:t>
-      </w:r>
-      <w:hyperlink r:id="rId187">
-        <w:r>
-          <w:rPr>
-            <w:lang w:val="fr_FR" w:bidi="fr_FR"/>
-          </w:rPr>
-          <w:rPr>
-            <w:color w:val="0000EE"/>
-            <w:u w:val="single"/>
-          </w:rPr>
-          <w:t>Lc 7.36–50</w:t>
-        </w:r>
-      </w:hyperlink>
-      <w:r>
-        <w:rPr>
-          <w:lang w:val="fr_FR" w:bidi="fr_FR"/>
-        </w:rPr>
-        <w:t>) est foncièrement différent, et il fait peut-être référence à un événement distinct. Cet incident a eu lieu à Béthanie</w:t>
+          <w:t>11–12</w:t>
+        </w:r>
+      </w:hyperlink>
+      <w:r>
+        <w:rPr>
+          <w:lang w:val="fr_FR" w:bidi="fr_FR"/>
+        </w:rPr>
+        <w:t>). La maison appartenait à Simon</w:t>
       </w:r>
       <w:r>
         <w:rPr>
@@ -46904,55 +46959,6 @@
         <w:rPr>
           <w:lang w:val="fr_FR" w:bidi="fr_FR"/>
         </w:rPr>
-        <w:t xml:space="preserve"> à environ 3km à l'est de Jérusalem, sur la pente inférieure-est du mont des Oliviers, où Jésus apparemment séjournait lorsqu'il était en Judée (</w:t>
-      </w:r>
-      <w:hyperlink r:id="rId790">
-        <w:r>
-          <w:rPr>
-            <w:lang w:val="fr_FR" w:bidi="fr_FR"/>
-          </w:rPr>
-          <w:rPr>
-            <w:color w:val="0000EE"/>
-            <w:u w:val="single"/>
-          </w:rPr>
-          <w:t>Mc 11.1</w:t>
-        </w:r>
-      </w:hyperlink>
-      <w:r>
-        <w:rPr>
-          <w:lang w:val="fr_FR" w:bidi="fr_FR"/>
-        </w:rPr>
-        <w:t>,</w:t>
-      </w:r>
-      <w:hyperlink r:id="rId726">
-        <w:r>
-          <w:rPr>
-            <w:lang w:val="fr_FR" w:bidi="fr_FR"/>
-          </w:rPr>
-          <w:rPr>
-            <w:color w:val="0000EE"/>
-            <w:u w:val="single"/>
-          </w:rPr>
-          <w:t>11–12</w:t>
-        </w:r>
-      </w:hyperlink>
-      <w:r>
-        <w:rPr>
-          <w:lang w:val="fr_FR" w:bidi="fr_FR"/>
-        </w:rPr>
-        <w:t>). La maison appartenait à Simon</w:t>
-      </w:r>
-      <w:r>
-        <w:rPr>
-          <w:i/>
-          <w:lang w:val="fr_FR" w:bidi="fr_FR"/>
-        </w:rPr>
-        <w:t>,</w:t>
-      </w:r>
-      <w:r>
-        <w:rPr>
-          <w:lang w:val="fr_FR" w:bidi="fr_FR"/>
-        </w:rPr>
         <w:t xml:space="preserve"> un ancien lépreux (les lépreux étaient isolés de la société ; et il avait peut-être été guéri par Jésus; voir </w:t>
       </w:r>
       <w:hyperlink r:id="rId145">
@@ -46973,7 +46979,7 @@
         </w:rPr>
         <w:t xml:space="preserve">). • Cela s'est passé lorsqu'il se trouvait à table (ou allongé), car le repas était un banquet. Une femme (voir </w:t>
       </w:r>
-      <w:hyperlink r:id="rId1058">
+      <w:hyperlink r:id="rId1059">
         <w:r>
           <w:rPr>
             <w:lang w:val="fr_FR" w:bidi="fr_FR"/>
@@ -46991,7 +46997,7 @@
         </w:rPr>
         <w:t xml:space="preserve">) a brisé un vase contenant un parfum coûteux (nard pur) et l'a versé entièrement sur la tête de Jésus (voir </w:t>
       </w:r>
-      <w:hyperlink r:id="rId1059">
+      <w:hyperlink r:id="rId1060">
         <w:r>
           <w:rPr>
             <w:lang w:val="fr_FR" w:bidi="fr_FR"/>
@@ -47009,7 +47015,7 @@
         </w:rPr>
         <w:t xml:space="preserve">; </w:t>
       </w:r>
-      <w:hyperlink r:id="rId1060">
+      <w:hyperlink r:id="rId1061">
         <w:r>
           <w:rPr>
             <w:lang w:val="fr_FR" w:bidi="fr_FR"/>
@@ -47075,7 +47081,7 @@
         </w:rPr>
         <w:t xml:space="preserve">Certaines personnes sont indignées parce qu'elles considèrent cet acte comme le gaspillage d'un parfum coûteux, censé valoir le salaire annuel d'un travailleur moyen (voir </w:t>
       </w:r>
-      <w:hyperlink r:id="rId1061">
+      <w:hyperlink r:id="rId1062">
         <w:r>
           <w:rPr>
             <w:lang w:val="fr_FR" w:bidi="fr_FR"/>
@@ -47093,7 +47099,7 @@
         </w:rPr>
         <w:t xml:space="preserve">; </w:t>
       </w:r>
-      <w:hyperlink r:id="rId1062">
+      <w:hyperlink r:id="rId1063">
         <w:r>
           <w:rPr>
             <w:lang w:val="fr_FR" w:bidi="fr_FR"/>
@@ -47288,7 +47294,7 @@
         </w:rPr>
         <w:t>Marc ne donne pas le nom de la femme, mais son geste (</w:t>
       </w:r>
-      <w:hyperlink r:id="rId1063">
+      <w:hyperlink r:id="rId1064">
         <w:r>
           <w:rPr>
             <w:lang w:val="fr_FR" w:bidi="fr_FR"/>
@@ -47354,7 +47360,7 @@
         </w:rPr>
         <w:t>Judas l'Iscariot, l'un des douze disciples, propose de trahir Jésus pour de l'argent, ce qui contraste fortement avec la manière d'agir de la femme (</w:t>
       </w:r>
-      <w:hyperlink r:id="rId1064">
+      <w:hyperlink r:id="rId1065">
         <w:r>
           <w:rPr>
             <w:lang w:val="fr_FR" w:bidi="fr_FR"/>
@@ -47372,7 +47378,7 @@
         </w:rPr>
         <w:t xml:space="preserve">; </w:t>
       </w:r>
-      <w:hyperlink r:id="rId1065">
+      <w:hyperlink r:id="rId1066">
         <w:r>
           <w:rPr>
             <w:lang w:val="fr_FR" w:bidi="fr_FR"/>
@@ -47390,7 +47396,7 @@
         </w:rPr>
         <w:t>,</w:t>
       </w:r>
-      <w:hyperlink r:id="rId1066">
+      <w:hyperlink r:id="rId1067">
         <w:r>
           <w:rPr>
             <w:lang w:val="fr_FR" w:bidi="fr_FR"/>
@@ -47456,7 +47462,7 @@
         </w:rPr>
         <w:t>L'agneau pascal est sacrifié au crépuscule du 14 du mois Nisan (</w:t>
       </w:r>
-      <w:hyperlink r:id="rId1067">
+      <w:hyperlink r:id="rId1068">
         <w:r>
           <w:rPr>
             <w:lang w:val="fr_FR" w:bidi="fr_FR"/>
@@ -47522,7 +47528,7 @@
         </w:rPr>
         <w:t>La préparation du repas de la Pâque (</w:t>
       </w:r>
-      <w:hyperlink r:id="rId1068">
+      <w:hyperlink r:id="rId1069">
         <w:r>
           <w:rPr>
             <w:lang w:val="fr_FR" w:bidi="fr_FR"/>
@@ -47558,7 +47564,7 @@
         </w:rPr>
         <w:t>). • La Sainte Cène est associée au repas de la Pâque (</w:t>
       </w:r>
-      <w:hyperlink r:id="rId1069">
+      <w:hyperlink r:id="rId1070">
         <w:r>
           <w:rPr>
             <w:lang w:val="fr_FR" w:bidi="fr_FR"/>
@@ -47576,7 +47582,7 @@
         </w:rPr>
         <w:t>,</w:t>
       </w:r>
-      <w:hyperlink r:id="rId662">
+      <w:hyperlink r:id="rId663">
         <w:r>
           <w:rPr>
             <w:lang w:val="fr_FR" w:bidi="fr_FR"/>
@@ -47594,7 +47600,7 @@
         </w:rPr>
         <w:t>,</w:t>
       </w:r>
-      <w:hyperlink r:id="rId1070">
+      <w:hyperlink r:id="rId1071">
         <w:r>
           <w:rPr>
             <w:lang w:val="fr_FR" w:bidi="fr_FR"/>
@@ -47612,7 +47618,7 @@
         </w:rPr>
         <w:t xml:space="preserve">; </w:t>
       </w:r>
-      <w:hyperlink r:id="rId1071">
+      <w:hyperlink r:id="rId1072">
         <w:r>
           <w:rPr>
             <w:lang w:val="fr_FR" w:bidi="fr_FR"/>
@@ -47630,7 +47636,7 @@
         </w:rPr>
         <w:t xml:space="preserve">; </w:t>
       </w:r>
-      <w:hyperlink r:id="rId1072">
+      <w:hyperlink r:id="rId1073">
         <w:r>
           <w:rPr>
             <w:lang w:val="fr_FR" w:bidi="fr_FR"/>
@@ -47648,7 +47654,7 @@
         </w:rPr>
         <w:t>,</w:t>
       </w:r>
-      <w:hyperlink r:id="rId1073">
+      <w:hyperlink r:id="rId1074">
         <w:r>
           <w:rPr>
             <w:lang w:val="fr_FR" w:bidi="fr_FR"/>
@@ -47666,7 +47672,7 @@
         </w:rPr>
         <w:t>,</w:t>
       </w:r>
-      <w:hyperlink r:id="rId1074">
+      <w:hyperlink r:id="rId1075">
         <w:r>
           <w:rPr>
             <w:lang w:val="fr_FR" w:bidi="fr_FR"/>
@@ -47684,7 +47690,7 @@
         </w:rPr>
         <w:t>,</w:t>
       </w:r>
-      <w:hyperlink r:id="rId1075">
+      <w:hyperlink r:id="rId1076">
         <w:r>
           <w:rPr>
             <w:lang w:val="fr_FR" w:bidi="fr_FR"/>
@@ -47702,7 +47708,7 @@
         </w:rPr>
         <w:t xml:space="preserve">; voir </w:t>
       </w:r>
-      <w:hyperlink r:id="rId1076">
+      <w:hyperlink r:id="rId1077">
         <w:r>
           <w:rPr>
             <w:lang w:val="fr_FR" w:bidi="fr_FR"/>
@@ -47720,7 +47726,7 @@
         </w:rPr>
         <w:t xml:space="preserve">; </w:t>
       </w:r>
-      <w:hyperlink r:id="rId1077">
+      <w:hyperlink r:id="rId1078">
         <w:r>
           <w:rPr>
             <w:lang w:val="fr_FR" w:bidi="fr_FR"/>
@@ -47738,7 +47744,7 @@
         </w:rPr>
         <w:t xml:space="preserve">). De nombreux pèlerins venaient célébrer la Pâque à Jérusalem, où se trouvait le Temple de Dieu (voir </w:t>
       </w:r>
-      <w:hyperlink r:id="rId1078">
+      <w:hyperlink r:id="rId1079">
         <w:r>
           <w:rPr>
             <w:lang w:val="fr_FR" w:bidi="fr_FR"/>
@@ -47804,7 +47810,7 @@
         </w:rPr>
         <w:t xml:space="preserve">La manière dont Jésus donne ses instructions à ses disciples est similaire à celles de </w:t>
       </w:r>
-      <w:hyperlink r:id="rId1079">
+      <w:hyperlink r:id="rId1080">
         <w:r>
           <w:rPr>
             <w:lang w:val="fr_FR" w:bidi="fr_FR"/>
@@ -47841,7 +47847,7 @@
         </w:rPr>
         <w:t xml:space="preserve"> qui comprend un agneau (qui doit être abattu, écorché, nettoyé et rôti sur un feu ouvert), du pain sans levain, un bol d'eau salée, des herbes amères et un bol de purée de fruits. Il est aussi nécessaire d'avoir du vin mélangé à de l'eau en quantité suffisante pour que Jésus et les disciples puissent chacun en boire quatre coupes, comme un signe visant à célébrer les bénédictions de Dieu à leur égard (selon les quatre bénédictions listées en </w:t>
       </w:r>
-      <w:hyperlink r:id="rId1080">
+      <w:hyperlink r:id="rId1081">
         <w:r>
           <w:rPr>
             <w:lang w:val="fr_FR" w:bidi="fr_FR"/>
@@ -47907,7 +47913,7 @@
         </w:rPr>
         <w:t>Le soir venu, Jésus se rend dans la chambre située à l'étage avec les douze (les douze faisant référence au groupe des disciples de Jésus ). Il y en a seulement dix qui arrivent en même temps que Jésus, puisque deux sont déjà arrivés sur les lieux, étant partis en avance (</w:t>
       </w:r>
-      <w:hyperlink r:id="rId1081">
+      <w:hyperlink r:id="rId1082">
         <w:r>
           <w:rPr>
             <w:lang w:val="fr_FR" w:bidi="fr_FR"/>
@@ -47989,7 +47995,7 @@
         </w:rPr>
         <w:t>Tout comme d'autres repas, les gens avaient pour coutume de manger la Pâque en étant allongés. Pendant le repas de la Pâque, quelqu'un (généralement le plus jeune fils) posait la question à l'hôte : « Pourquoi cette nuit est-elle différente des autres nuits ? » Le père ou l'hôte saisissait alors cette occasion pour raconter l'histoire de la Pâque et de l'Exode (</w:t>
       </w:r>
-      <w:hyperlink r:id="rId1082">
+      <w:hyperlink r:id="rId1083">
         <w:r>
           <w:rPr>
             <w:lang w:val="fr_FR" w:bidi="fr_FR"/>
@@ -48007,7 +48013,7 @@
         </w:rPr>
         <w:t>). Les éléments servant au repas de la Pâque ont une portée symbolique. L'agneau pascal sert à rappeler le sang des agneaux sacrificiels, qui ont protégé les maisons israélites de l'ange de la mort, lorsqu'il a frappé les premiers-nés en Égypte (</w:t>
       </w:r>
-      <w:hyperlink r:id="rId1083">
+      <w:hyperlink r:id="rId1084">
         <w:r>
           <w:rPr>
             <w:lang w:val="fr_FR" w:bidi="fr_FR"/>
@@ -48025,7 +48031,7 @@
         </w:rPr>
         <w:t>). Le pain sans levain rappelle la précipitation avec laquelle le peuple de Dieu est parti hors d'Égypte, pour vivre son exode (</w:t>
       </w:r>
-      <w:hyperlink r:id="rId1084">
+      <w:hyperlink r:id="rId1085">
         <w:r>
           <w:rPr>
             <w:lang w:val="fr_FR" w:bidi="fr_FR"/>
@@ -48043,7 +48049,7 @@
         </w:rPr>
         <w:t>,</w:t>
       </w:r>
-      <w:hyperlink r:id="rId1085">
+      <w:hyperlink r:id="rId1086">
         <w:r>
           <w:rPr>
             <w:lang w:val="fr_FR" w:bidi="fr_FR"/>
@@ -48061,7 +48067,7 @@
         </w:rPr>
         <w:t xml:space="preserve">). L'eau salée symbolise les larmes de la servitude et la traversée de la mer Rouge, et les herbes amères témoignent de leur esclavage. Les quatre coupes de vin représentent la quadruple promesse de Dieu que l'on trouve dans </w:t>
       </w:r>
-      <w:hyperlink r:id="rId1080">
+      <w:hyperlink r:id="rId1081">
         <w:r>
           <w:rPr>
             <w:lang w:val="fr_FR" w:bidi="fr_FR"/>
@@ -48079,7 +48085,7 @@
         </w:rPr>
         <w:t xml:space="preserve">. • La trahison de Jésus était d'autant plus odieuse que le traître était l'un de ceux qui mangeaient avec lui (voir </w:t>
       </w:r>
-      <w:hyperlink r:id="rId1086">
+      <w:hyperlink r:id="rId1087">
         <w:r>
           <w:rPr>
             <w:lang w:val="fr_FR" w:bidi="fr_FR"/>
@@ -48097,7 +48103,7 @@
         </w:rPr>
         <w:t xml:space="preserve">; </w:t>
       </w:r>
-      <w:hyperlink r:id="rId1087">
+      <w:hyperlink r:id="rId1088">
         <w:r>
           <w:rPr>
             <w:lang w:val="fr_FR" w:bidi="fr_FR"/>
@@ -48163,7 +48169,7 @@
         </w:rPr>
         <w:t xml:space="preserve">Les disciples sont choqués et attristés, chacun se demandant si c'est lui qui va le trahir. C'est la première fois qu'ils entendent que Jésus va être trahi (bien que le lecteur de l'évangile de Marc l'ait déjà appris en </w:t>
       </w:r>
-      <w:hyperlink r:id="rId1088">
+      <w:hyperlink r:id="rId1089">
         <w:r>
           <w:rPr>
             <w:lang w:val="fr_FR" w:bidi="fr_FR"/>
@@ -48247,7 +48253,7 @@
         </w:rPr>
         <w:t xml:space="preserve">) et que même sa trahison fait partie du plan divin (voir </w:t>
       </w:r>
-      <w:hyperlink r:id="rId690">
+      <w:hyperlink r:id="rId691">
         <w:r>
           <w:rPr>
             <w:lang w:val="fr_FR" w:bidi="fr_FR"/>
@@ -48265,7 +48271,7 @@
         </w:rPr>
         <w:t xml:space="preserve">). Cependant, Judas est bel et bien jugé coupable de son action, et jugé pour celle-ci : Jésus et les auteurs des évangiles n'expliquent pas comment la souveraineté de Dieu et la responsabilité humaine peuvent coexister concernant Judas, mais les auteurs bibliques n'ont aucune difficulté à affirmer ces deux éléments (voir </w:t>
       </w:r>
-      <w:hyperlink r:id="rId1089">
+      <w:hyperlink r:id="rId1090">
         <w:r>
           <w:rPr>
             <w:lang w:val="fr_FR" w:bidi="fr_FR"/>
@@ -48369,7 +48375,7 @@
         </w:rPr>
         <w:t xml:space="preserve">). Selon ces deux points de vue, lorsque l'on participe à la Sainte Cène, on mange et on boit effectivement le vrai corps et le vrai sang de Jésus. Un troisième point de vue est qu'en mangeant le pain et le vin, les chrétiens se nourrissent spirituellement de Jésus. Un quatrième point de vue est que ce repas est principalement un mémorial, et que les éléments sont des symboles, qui témoignent du sacrifice de Jésus en notre faveur. Voir aussi </w:t>
       </w:r>
-      <w:hyperlink r:id="rId1090">
+      <w:hyperlink r:id="rId1091">
         <w:r>
           <w:rPr>
             <w:lang w:val="fr_FR" w:bidi="fr_FR"/>
@@ -48465,7 +48471,7 @@
         </w:rPr>
         <w:t xml:space="preserve">; </w:t>
       </w:r>
-      <w:hyperlink r:id="rId711">
+      <w:hyperlink r:id="rId712">
         <w:r>
           <w:rPr>
             <w:lang w:val="fr_FR" w:bidi="fr_FR"/>
@@ -48483,7 +48489,7 @@
         </w:rPr>
         <w:t>). Elle est au fondement de l'alliance que Dieu a établi avec son peuple (</w:t>
       </w:r>
-      <w:hyperlink r:id="rId1091">
+      <w:hyperlink r:id="rId1092">
         <w:r>
           <w:rPr>
             <w:lang w:val="fr_FR" w:bidi="fr_FR"/>
@@ -48501,7 +48507,7 @@
         </w:rPr>
         <w:t xml:space="preserve">; </w:t>
       </w:r>
-      <w:hyperlink r:id="rId1092">
+      <w:hyperlink r:id="rId1093">
         <w:r>
           <w:rPr>
             <w:lang w:val="fr_FR" w:bidi="fr_FR"/>
@@ -48519,7 +48525,7 @@
         </w:rPr>
         <w:t xml:space="preserve">; voir </w:t>
       </w:r>
-      <w:hyperlink r:id="rId1093">
+      <w:hyperlink r:id="rId1094">
         <w:r>
           <w:rPr>
             <w:lang w:val="fr_FR" w:bidi="fr_FR"/>
@@ -48537,7 +48543,7 @@
         </w:rPr>
         <w:t xml:space="preserve">; </w:t>
       </w:r>
-      <w:hyperlink r:id="rId1094">
+      <w:hyperlink r:id="rId1095">
         <w:r>
           <w:rPr>
             <w:lang w:val="fr_FR" w:bidi="fr_FR"/>
@@ -48555,7 +48561,7 @@
         </w:rPr>
         <w:t xml:space="preserve">; </w:t>
       </w:r>
-      <w:hyperlink r:id="rId1095">
+      <w:hyperlink r:id="rId1096">
         <w:r>
           <w:rPr>
             <w:lang w:val="fr_FR" w:bidi="fr_FR"/>
@@ -48573,7 +48579,7 @@
         </w:rPr>
         <w:t xml:space="preserve">; </w:t>
       </w:r>
-      <w:hyperlink r:id="rId1096">
+      <w:hyperlink r:id="rId1097">
         <w:r>
           <w:rPr>
             <w:lang w:val="fr_FR" w:bidi="fr_FR"/>
@@ -48609,7 +48615,7 @@
         </w:rPr>
         <w:t xml:space="preserve">; </w:t>
       </w:r>
-      <w:hyperlink r:id="rId1097">
+      <w:hyperlink r:id="rId1098">
         <w:r>
           <w:rPr>
             <w:lang w:val="fr_FR" w:bidi="fr_FR"/>
@@ -48736,7 +48742,7 @@
         </w:rPr>
         <w:t xml:space="preserve"> (</w:t>
       </w:r>
-      <w:hyperlink r:id="rId1098">
+      <w:hyperlink r:id="rId1099">
         <w:r>
           <w:rPr>
             <w:lang w:val="fr_FR" w:bidi="fr_FR"/>
@@ -48815,7 +48821,7 @@
         </w:rPr>
         <w:t xml:space="preserve"> il va rencontrer les disciples en Galilée (voir </w:t>
       </w:r>
-      <w:hyperlink r:id="rId1099">
+      <w:hyperlink r:id="rId1100">
         <w:r>
           <w:rPr>
             <w:lang w:val="fr_FR" w:bidi="fr_FR"/>
@@ -48833,7 +48839,7 @@
         </w:rPr>
         <w:t xml:space="preserve">), où il peut les assurer de son pardon et de leur restauration (voir </w:t>
       </w:r>
-      <w:hyperlink r:id="rId1100">
+      <w:hyperlink r:id="rId1101">
         <w:r>
           <w:rPr>
             <w:lang w:val="fr_FR" w:bidi="fr_FR"/>
@@ -48965,7 +48971,7 @@
         </w:rPr>
         <w:t xml:space="preserve">Gethsémané (araméen, « pressoir à huile ») est toujours une oliveraie aujourd'hui. Ce lieu est qualifié de jardin dans </w:t>
       </w:r>
-      <w:hyperlink r:id="rId1101">
+      <w:hyperlink r:id="rId1102">
         <w:r>
           <w:rPr>
             <w:lang w:val="fr_FR" w:bidi="fr_FR"/>
@@ -48983,7 +48989,7 @@
         </w:rPr>
         <w:t xml:space="preserve">. </w:t>
       </w:r>
-      <w:hyperlink r:id="rId1102">
+      <w:hyperlink r:id="rId1103">
         <w:r>
           <w:rPr>
             <w:lang w:val="fr_FR" w:bidi="fr_FR"/>
@@ -49049,7 +49055,7 @@
         </w:rPr>
         <w:t>Jésus va de l'avant avec Pierre, Jacques et Jean (</w:t>
       </w:r>
-      <w:hyperlink r:id="rId1103">
+      <w:hyperlink r:id="rId1104">
         <w:r>
           <w:rPr>
             <w:lang w:val="fr_FR" w:bidi="fr_FR"/>
@@ -49067,7 +49073,7 @@
         </w:rPr>
         <w:t xml:space="preserve">; </w:t>
       </w:r>
-      <w:hyperlink r:id="rId1104">
+      <w:hyperlink r:id="rId1105">
         <w:r>
           <w:rPr>
             <w:lang w:val="fr_FR" w:bidi="fr_FR"/>
@@ -49151,7 +49157,7 @@
         </w:rPr>
         <w:t xml:space="preserve">Jésus se jette par terre pour prier, en raison de sa profonde détresse (voir </w:t>
       </w:r>
-      <w:hyperlink r:id="rId1105">
+      <w:hyperlink r:id="rId1106">
         <w:r>
           <w:rPr>
             <w:lang w:val="fr_FR" w:bidi="fr_FR"/>
@@ -49169,7 +49175,7 @@
         </w:rPr>
         <w:t xml:space="preserve">; </w:t>
       </w:r>
-      <w:hyperlink r:id="rId1106">
+      <w:hyperlink r:id="rId1107">
         <w:r>
           <w:rPr>
             <w:lang w:val="fr_FR" w:bidi="fr_FR"/>
@@ -49187,7 +49193,7 @@
         </w:rPr>
         <w:t xml:space="preserve">; </w:t>
       </w:r>
-      <w:hyperlink r:id="rId1107">
+      <w:hyperlink r:id="rId1108">
         <w:r>
           <w:rPr>
             <w:lang w:val="fr_FR" w:bidi="fr_FR"/>
@@ -49205,7 +49211,7 @@
         </w:rPr>
         <w:t xml:space="preserve">; </w:t>
       </w:r>
-      <w:hyperlink r:id="rId1108">
+      <w:hyperlink r:id="rId1109">
         <w:r>
           <w:rPr>
             <w:lang w:val="fr_FR" w:bidi="fr_FR"/>
@@ -49236,7 +49242,7 @@
         </w:rPr>
         <w:t xml:space="preserve"> ce qui indique une étroite relation (voir </w:t>
       </w:r>
-      <w:hyperlink r:id="rId1109">
+      <w:hyperlink r:id="rId1110">
         <w:r>
           <w:rPr>
             <w:lang w:val="fr_FR" w:bidi="fr_FR"/>
@@ -49290,7 +49296,7 @@
         </w:rPr>
         <w:t xml:space="preserve">; </w:t>
       </w:r>
-      <w:hyperlink r:id="rId1110">
+      <w:hyperlink r:id="rId1111">
         <w:r>
           <w:rPr>
             <w:lang w:val="fr_FR" w:bidi="fr_FR"/>
@@ -49308,7 +49314,7 @@
         </w:rPr>
         <w:t xml:space="preserve">; </w:t>
       </w:r>
-      <w:hyperlink r:id="rId1111">
+      <w:hyperlink r:id="rId1112">
         <w:r>
           <w:rPr>
             <w:lang w:val="fr_FR" w:bidi="fr_FR"/>
@@ -49380,7 +49386,7 @@
         </w:rPr>
         <w:t xml:space="preserve">. • Bien que l'esprit soit déterminé à lutter contre la tentation (voir </w:t>
       </w:r>
-      <w:hyperlink r:id="rId1112">
+      <w:hyperlink r:id="rId1113">
         <w:r>
           <w:rPr>
             <w:lang w:val="fr_FR" w:bidi="fr_FR"/>
@@ -49398,7 +49404,7 @@
         </w:rPr>
         <w:t>,</w:t>
       </w:r>
-      <w:hyperlink r:id="rId1113">
+      <w:hyperlink r:id="rId1114">
         <w:r>
           <w:rPr>
             <w:lang w:val="fr_FR" w:bidi="fr_FR"/>
@@ -49477,7 +49483,7 @@
         </w:rPr>
         <w:t xml:space="preserve">Le contenu de la prière de Jésus était probablement le même qu'auparavant (voir </w:t>
       </w:r>
-      <w:hyperlink r:id="rId1114">
+      <w:hyperlink r:id="rId1115">
         <w:r>
           <w:rPr>
             <w:lang w:val="fr_FR" w:bidi="fr_FR"/>
@@ -49495,7 +49501,7 @@
         </w:rPr>
         <w:t>,</w:t>
       </w:r>
-      <w:hyperlink r:id="rId1115">
+      <w:hyperlink r:id="rId1116">
         <w:r>
           <w:rPr>
             <w:lang w:val="fr_FR" w:bidi="fr_FR"/>
@@ -49531,7 +49537,7 @@
         </w:rPr>
         <w:t>,</w:t>
       </w:r>
-      <w:hyperlink r:id="rId1116">
+      <w:hyperlink r:id="rId1117">
         <w:r>
           <w:rPr>
             <w:lang w:val="fr_FR" w:bidi="fr_FR"/>
@@ -49549,7 +49555,7 @@
         </w:rPr>
         <w:t>). • Certains pensent qu'à travers ces paroles, Jésus ordonne à ses disciples de dormir et de se reposer ("dormez et reposez vous!"). D'autres y voit une exclamation ("Vous dormez et vous vous reposez!"). D'autres encore discernent une forme de question rhétorique ("Dormez-vous ? Vous reposez-vous?"). • La passion de Jésus a commencé, l'heure est venue où le sang de l'agneau sacrificiel va couler (</w:t>
       </w:r>
-      <w:hyperlink r:id="rId666">
+      <w:hyperlink r:id="rId667">
         <w:r>
           <w:rPr>
             <w:lang w:val="fr_FR" w:bidi="fr_FR"/>
@@ -49567,7 +49573,7 @@
         </w:rPr>
         <w:t>). Cette déclaration coïncide avec l'arrivée de Judas et de la foule armée cherchant à saisir Jésus. Jésus a été trahi par les mains de pécheurs pour lesquels il est volontairement allé à la croix (</w:t>
       </w:r>
-      <w:hyperlink r:id="rId1117">
+      <w:hyperlink r:id="rId1118">
         <w:r>
           <w:rPr>
             <w:lang w:val="fr_FR" w:bidi="fr_FR"/>
@@ -49603,7 +49609,7 @@
         </w:rPr>
         <w:t xml:space="preserve">; </w:t>
       </w:r>
-      <w:hyperlink r:id="rId1118">
+      <w:hyperlink r:id="rId1119">
         <w:r>
           <w:rPr>
             <w:lang w:val="fr_FR" w:bidi="fr_FR"/>
@@ -49705,7 +49711,7 @@
         </w:rPr>
         <w:t xml:space="preserve">). Compte tenu de la taille de la foule, toute résistance de Jésus ou de ses disciples aurait été illusoire (voir </w:t>
       </w:r>
-      <w:hyperlink r:id="rId1119">
+      <w:hyperlink r:id="rId1120">
         <w:r>
           <w:rPr>
             <w:lang w:val="fr_FR" w:bidi="fr_FR"/>
@@ -49723,7 +49729,7 @@
         </w:rPr>
         <w:t xml:space="preserve">; </w:t>
       </w:r>
-      <w:hyperlink r:id="rId1120">
+      <w:hyperlink r:id="rId1121">
         <w:r>
           <w:rPr>
             <w:lang w:val="fr_FR" w:bidi="fr_FR"/>
@@ -49801,7 +49807,7 @@
         </w:rPr>
         <w:t xml:space="preserve">, et une grande partie de la foule venue le saisir ne connaissait pas personnellement Jésus (voir </w:t>
       </w:r>
-      <w:hyperlink r:id="rId1121">
+      <w:hyperlink r:id="rId1122">
         <w:r>
           <w:rPr>
             <w:lang w:val="fr_FR" w:bidi="fr_FR"/>
@@ -49832,7 +49838,7 @@
         </w:rPr>
         <w:t xml:space="preserve"> une forme courante de salutation (</w:t>
       </w:r>
-      <w:hyperlink r:id="rId1122">
+      <w:hyperlink r:id="rId1123">
         <w:r>
           <w:rPr>
             <w:lang w:val="fr_FR" w:bidi="fr_FR"/>
@@ -49850,7 +49856,7 @@
         </w:rPr>
         <w:t xml:space="preserve">; </w:t>
       </w:r>
-      <w:hyperlink r:id="rId1123">
+      <w:hyperlink r:id="rId1124">
         <w:r>
           <w:rPr>
             <w:lang w:val="fr_FR" w:bidi="fr_FR"/>
@@ -49868,7 +49874,7 @@
         </w:rPr>
         <w:t xml:space="preserve">; </w:t>
       </w:r>
-      <w:hyperlink r:id="rId1124">
+      <w:hyperlink r:id="rId1125">
         <w:r>
           <w:rPr>
             <w:lang w:val="fr_FR" w:bidi="fr_FR"/>
@@ -49934,7 +49940,7 @@
         </w:rPr>
         <w:t xml:space="preserve">De manière quelque peu précipitée, un des hommes présents avec Jésus (Pierre d'après </w:t>
       </w:r>
-      <w:hyperlink r:id="rId1125">
+      <w:hyperlink r:id="rId1126">
         <w:r>
           <w:rPr>
             <w:lang w:val="fr_FR" w:bidi="fr_FR"/>
@@ -49952,7 +49958,7 @@
         </w:rPr>
         <w:t xml:space="preserve">) a tenté de défendre le Seigneur en tranchant l'oreille du serviteur du grand-prêtre (voir </w:t>
       </w:r>
-      <w:hyperlink r:id="rId1126">
+      <w:hyperlink r:id="rId1127">
         <w:r>
           <w:rPr>
             <w:lang w:val="fr_FR" w:bidi="fr_FR"/>
@@ -50018,7 +50024,7 @@
         </w:rPr>
         <w:t xml:space="preserve">Mais tout cela s'est passé pour accomplir ce que disent les Écritures à propos de Jésus. Marc rassure ainsi ses lecteurs : tous ces événements font pleinement partie du plan de Dieu. Voir </w:t>
       </w:r>
-      <w:hyperlink r:id="rId1127">
+      <w:hyperlink r:id="rId1128">
         <w:r>
           <w:rPr>
             <w:lang w:val="fr_FR" w:bidi="fr_FR"/>
@@ -50084,7 +50090,7 @@
         </w:rPr>
         <w:t>Comme Jésus l'a prédit quelques heures plus tôt (</w:t>
       </w:r>
-      <w:hyperlink r:id="rId1128">
+      <w:hyperlink r:id="rId1129">
         <w:r>
           <w:rPr>
             <w:lang w:val="fr_FR" w:bidi="fr_FR"/>
@@ -50198,7 +50204,7 @@
         </w:rPr>
         <w:t>Les chefs des prêtres, les anciens et les spécialistes de la loi religieuse ne constituent pas à eux seuls l'ensemble du "Sanhédrin" (</w:t>
       </w:r>
-      <w:hyperlink r:id="rId1129">
+      <w:hyperlink r:id="rId1130">
         <w:r>
           <w:rPr>
             <w:lang w:val="fr_FR" w:bidi="fr_FR"/>
@@ -50216,7 +50222,7 @@
         </w:rPr>
         <w:t xml:space="preserve">; </w:t>
       </w:r>
-      <w:hyperlink r:id="rId793">
+      <w:hyperlink r:id="rId794">
         <w:r>
           <w:rPr>
             <w:lang w:val="fr_FR" w:bidi="fr_FR"/>
@@ -50247,7 +50253,7 @@
         </w:rPr>
         <w:t xml:space="preserve"> où se réunit le Sanhédrin. Le décor est planté pour le reniement de Pierre qui va suivre (</w:t>
       </w:r>
-      <w:hyperlink r:id="rId1116">
+      <w:hyperlink r:id="rId1117">
         <w:r>
           <w:rPr>
             <w:lang w:val="fr_FR" w:bidi="fr_FR"/>
@@ -50365,38 +50371,38 @@
         </w:rPr>
         <w:t xml:space="preserve"> (voir </w:t>
       </w:r>
+      <w:hyperlink r:id="rId1131">
+        <w:r>
+          <w:rPr>
+            <w:lang w:val="fr_FR" w:bidi="fr_FR"/>
+          </w:rPr>
+          <w:rPr>
+            <w:color w:val="0000EE"/>
+            <w:u w:val="single"/>
+          </w:rPr>
+          <w:t>Ac 23.6–10</w:t>
+        </w:r>
+      </w:hyperlink>
+      <w:r>
+        <w:rPr>
+          <w:lang w:val="fr_FR" w:bidi="fr_FR"/>
+        </w:rPr>
+        <w:t xml:space="preserve">) ; (4) les règles édictées dans la </w:t>
+      </w:r>
+      <w:r>
+        <w:rPr>
+          <w:i/>
+          <w:lang w:val="fr_FR" w:bidi="fr_FR"/>
+        </w:rPr>
+        <w:t>Michna Sanhédrin</w:t>
+      </w:r>
+      <w:r>
+        <w:rPr>
+          <w:lang w:val="fr_FR" w:bidi="fr_FR"/>
+        </w:rPr>
+        <w:t xml:space="preserve"> entrent parfois en conflit avec ce que l'historien juif Flavius Josèphe a écrit ; (5) les lois existantes n'étaient pas nécessairement suivies : Jésus a été jugé par un tribunal expéditif, où la sentence était déjà connue d'avance, et où le seul enjeu était de trouver un motif d'accusation suffisant pour le condamner (</w:t>
+      </w:r>
       <w:hyperlink r:id="rId1130">
-        <w:r>
-          <w:rPr>
-            <w:lang w:val="fr_FR" w:bidi="fr_FR"/>
-          </w:rPr>
-          <w:rPr>
-            <w:color w:val="0000EE"/>
-            <w:u w:val="single"/>
-          </w:rPr>
-          <w:t>Ac 23.6–10</w:t>
-        </w:r>
-      </w:hyperlink>
-      <w:r>
-        <w:rPr>
-          <w:lang w:val="fr_FR" w:bidi="fr_FR"/>
-        </w:rPr>
-        <w:t xml:space="preserve">) ; (4) les règles édictées dans la </w:t>
-      </w:r>
-      <w:r>
-        <w:rPr>
-          <w:i/>
-          <w:lang w:val="fr_FR" w:bidi="fr_FR"/>
-        </w:rPr>
-        <w:t>Michna Sanhédrin</w:t>
-      </w:r>
-      <w:r>
-        <w:rPr>
-          <w:lang w:val="fr_FR" w:bidi="fr_FR"/>
-        </w:rPr>
-        <w:t xml:space="preserve"> entrent parfois en conflit avec ce que l'historien juif Flavius Josèphe a écrit ; (5) les lois existantes n'étaient pas nécessairement suivies : Jésus a été jugé par un tribunal expéditif, où la sentence était déjà connue d'avance, et où le seul enjeu était de trouver un motif d'accusation suffisant pour le condamner (</w:t>
-      </w:r>
-      <w:hyperlink r:id="rId1129">
         <w:r>
           <w:rPr>
             <w:lang w:val="fr_FR" w:bidi="fr_FR"/>
@@ -50488,7 +50494,7 @@
         </w:rPr>
         <w:t>Le procès a lieu devant tout le sanhédrin, qui compte pas moins de 70 membres, et est dirigé par le grand-prêtre. Les évangiles dépeignent un procès formel : des témoins sont recherchés (</w:t>
       </w:r>
-      <w:hyperlink r:id="rId1129">
+      <w:hyperlink r:id="rId1130">
         <w:r>
           <w:rPr>
             <w:lang w:val="fr_FR" w:bidi="fr_FR"/>
@@ -50506,7 +50512,7 @@
         </w:rPr>
         <w:t>) ainsi que des témoignages oculaires (</w:t>
       </w:r>
-      <w:hyperlink r:id="rId1131">
+      <w:hyperlink r:id="rId1132">
         <w:r>
           <w:rPr>
             <w:lang w:val="fr_FR" w:bidi="fr_FR"/>
@@ -50524,7 +50530,7 @@
         </w:rPr>
         <w:t>), Jésus prête serment (</w:t>
       </w:r>
-      <w:hyperlink r:id="rId1132">
+      <w:hyperlink r:id="rId1133">
         <w:r>
           <w:rPr>
             <w:lang w:val="fr_FR" w:bidi="fr_FR"/>
@@ -50542,7 +50548,7 @@
         </w:rPr>
         <w:t>) et est autorisé à se défendre lui-même (</w:t>
       </w:r>
-      <w:hyperlink r:id="rId1133">
+      <w:hyperlink r:id="rId1134">
         <w:r>
           <w:rPr>
             <w:lang w:val="fr_FR" w:bidi="fr_FR"/>
@@ -50560,7 +50566,7 @@
         </w:rPr>
         <w:t>), le grand prêtre déchire ses vêtements (</w:t>
       </w:r>
-      <w:hyperlink r:id="rId1134">
+      <w:hyperlink r:id="rId1135">
         <w:r>
           <w:rPr>
             <w:lang w:val="fr_FR" w:bidi="fr_FR"/>
@@ -50578,7 +50584,7 @@
         </w:rPr>
         <w:t>) et le verdict final du sanhédrin tombe (</w:t>
       </w:r>
-      <w:hyperlink r:id="rId1135">
+      <w:hyperlink r:id="rId1136">
         <w:r>
           <w:rPr>
             <w:lang w:val="fr_FR" w:bidi="fr_FR"/>
@@ -50596,7 +50602,7 @@
         </w:rPr>
         <w:t xml:space="preserve">). Cela ne signifie pas que le procès est équitable, puisque la décision de mettre à mort Jésus a déjà été prise au préalable. Le but de ce procès n'est pas d'établir la vérité, mais de déclarer Jésus coupable, pour conduire à sa condamnation à mort. • De faux témoins viennent à la barre pour donner de faux témoignages, en déformant ce que Jésus a dit sur la destruction et la reconstruction du temple (voir </w:t>
       </w:r>
-      <w:hyperlink r:id="rId778">
+      <w:hyperlink r:id="rId779">
         <w:r>
           <w:rPr>
             <w:lang w:val="fr_FR" w:bidi="fr_FR"/>
@@ -50614,7 +50620,7 @@
         </w:rPr>
         <w:t xml:space="preserve">; </w:t>
       </w:r>
-      <w:hyperlink r:id="rId1136">
+      <w:hyperlink r:id="rId1137">
         <w:r>
           <w:rPr>
             <w:lang w:val="fr_FR" w:bidi="fr_FR"/>
@@ -50632,7 +50638,7 @@
         </w:rPr>
         <w:t xml:space="preserve">; </w:t>
       </w:r>
-      <w:hyperlink r:id="rId1137">
+      <w:hyperlink r:id="rId1138">
         <w:r>
           <w:rPr>
             <w:lang w:val="fr_FR" w:bidi="fr_FR"/>
@@ -50765,7 +50771,7 @@
         </w:rPr>
         <w:t>Étant donné que les faux témoins n'ont pas réussi à se mettre d'accord (</w:t>
       </w:r>
-      <w:hyperlink r:id="rId1138">
+      <w:hyperlink r:id="rId1139">
         <w:r>
           <w:rPr>
             <w:lang w:val="fr_FR" w:bidi="fr_FR"/>
@@ -50939,7 +50945,7 @@
         </w:rPr>
         <w:t>), et par les disciples (</w:t>
       </w:r>
-      <w:hyperlink r:id="rId1139">
+      <w:hyperlink r:id="rId1140">
         <w:r>
           <w:rPr>
             <w:lang w:val="fr_FR" w:bidi="fr_FR"/>
@@ -50982,7 +50988,7 @@
         </w:rPr>
         <w:t>dans une position d'autorité. En disant cela, il prédit sa résurrection et son ascension (</w:t>
       </w:r>
-      <w:hyperlink r:id="rId1140">
+      <w:hyperlink r:id="rId1141">
         <w:r>
           <w:rPr>
             <w:lang w:val="fr_FR" w:bidi="fr_FR"/>
@@ -51000,7 +51006,7 @@
         </w:rPr>
         <w:t xml:space="preserve">; </w:t>
       </w:r>
-      <w:hyperlink r:id="rId1012">
+      <w:hyperlink r:id="rId1013">
         <w:r>
           <w:rPr>
             <w:lang w:val="fr_FR" w:bidi="fr_FR"/>
@@ -51018,7 +51024,7 @@
         </w:rPr>
         <w:t xml:space="preserve">; voir </w:t>
       </w:r>
-      <w:hyperlink r:id="rId1141">
+      <w:hyperlink r:id="rId1142">
         <w:r>
           <w:rPr>
             <w:lang w:val="fr_FR" w:bidi="fr_FR"/>
@@ -51036,7 +51042,7 @@
         </w:rPr>
         <w:t xml:space="preserve">; </w:t>
       </w:r>
-      <w:hyperlink r:id="rId1142">
+      <w:hyperlink r:id="rId1143">
         <w:r>
           <w:rPr>
             <w:lang w:val="fr_FR" w:bidi="fr_FR"/>
@@ -51120,7 +51126,7 @@
         </w:rPr>
         <w:t xml:space="preserve"> (voir </w:t>
       </w:r>
-      <w:hyperlink r:id="rId1143">
+      <w:hyperlink r:id="rId1144">
         <w:r>
           <w:rPr>
             <w:lang w:val="fr_FR" w:bidi="fr_FR"/>
@@ -51138,7 +51144,7 @@
         </w:rPr>
         <w:t xml:space="preserve">). Cependant, Marc ne répète pas nécessairement les mots tels qu'ils ont été prononcés par Jésus lors de son procès (voir </w:t>
       </w:r>
-      <w:hyperlink r:id="rId1144">
+      <w:hyperlink r:id="rId1145">
         <w:r>
           <w:rPr>
             <w:lang w:val="fr_FR" w:bidi="fr_FR"/>
@@ -51156,7 +51162,7 @@
         </w:rPr>
         <w:t xml:space="preserve">; </w:t>
       </w:r>
-      <w:hyperlink r:id="rId1145">
+      <w:hyperlink r:id="rId1146">
         <w:r>
           <w:rPr>
             <w:lang w:val="fr_FR" w:bidi="fr_FR"/>
@@ -51174,7 +51180,7 @@
         </w:rPr>
         <w:t xml:space="preserve">). Il est donc possible qu'en parlant ainsi, Jésus souhaite seulement répondre par l'affirmative à la question du grand prêtre : il est bien le Messie, le Fils de Dieu. Pendant la deuxième révolte juive contre Rome, Bar Kokhba (132–135 apr. J.-C.) prétendait être le Messie, et cela n'était pas considéré comme blasphématoire. Aussi, ce n'est pas l'identification de Jésus en tant que Fils de l'homme de manière générale qui a été considérée comme blasphématoire, car nous avons plus de 50 exemples avant le procès où ce titre a été utilisé par Jésus, sans pour autant qu'il soit accusé de blasphème pour cela. C'est bien lorsqu'il affirme clairement être le Fils de l'homme de </w:t>
       </w:r>
-      <w:hyperlink r:id="rId1146">
+      <w:hyperlink r:id="rId1147">
         <w:r>
           <w:rPr>
             <w:lang w:val="fr_FR" w:bidi="fr_FR"/>
@@ -51192,7 +51198,7 @@
         </w:rPr>
         <w:t>, qui vient au nom de Dieu pour juger le monde, que la colère du grand-prêtre s'enflamme . Cette déclaration s'ajoute également au fait que, pendant son ministère terrestre, Jésus a pardonné les péchés (</w:t>
       </w:r>
-      <w:hyperlink r:id="rId1147">
+      <w:hyperlink r:id="rId1148">
         <w:r>
           <w:rPr>
             <w:lang w:val="fr_FR" w:bidi="fr_FR"/>
@@ -51210,7 +51216,7 @@
         </w:rPr>
         <w:t xml:space="preserve">; </w:t>
       </w:r>
-      <w:hyperlink r:id="rId1148">
+      <w:hyperlink r:id="rId1149">
         <w:r>
           <w:rPr>
             <w:lang w:val="fr_FR" w:bidi="fr_FR"/>
@@ -51228,7 +51234,7 @@
         </w:rPr>
         <w:t>), a affirmé être le Fils de Dieu (</w:t>
       </w:r>
-      <w:hyperlink r:id="rId1149">
+      <w:hyperlink r:id="rId1150">
         <w:r>
           <w:rPr>
             <w:lang w:val="fr_FR" w:bidi="fr_FR"/>
@@ -51264,7 +51270,7 @@
         </w:rPr>
         <w:t>), et a affirmé être le Seigneur du sabbat (</w:t>
       </w:r>
-      <w:hyperlink r:id="rId743">
+      <w:hyperlink r:id="rId744">
         <w:r>
           <w:rPr>
             <w:lang w:val="fr_FR" w:bidi="fr_FR"/>
@@ -51282,7 +51288,7 @@
         </w:rPr>
         <w:t>). Déjà convaincus que Jésus devait être mis à mort, les chefs religieux prononcent maintenant le verdict de condamnation, un verdict qu'ils avaient en réalité déjà posé au préalable (</w:t>
       </w:r>
-      <w:hyperlink r:id="rId1129">
+      <w:hyperlink r:id="rId1130">
         <w:r>
           <w:rPr>
             <w:lang w:val="fr_FR" w:bidi="fr_FR"/>
@@ -51348,7 +51354,7 @@
         </w:rPr>
         <w:t xml:space="preserve">Sur le crachat, voir </w:t>
       </w:r>
-      <w:hyperlink r:id="rId867">
+      <w:hyperlink r:id="rId868">
         <w:r>
           <w:rPr>
             <w:lang w:val="fr_FR" w:bidi="fr_FR"/>
@@ -51384,7 +51390,7 @@
         </w:rPr>
         <w:t>,</w:t>
       </w:r>
-      <w:hyperlink r:id="rId1150">
+      <w:hyperlink r:id="rId1151">
         <w:r>
           <w:rPr>
             <w:lang w:val="fr_FR" w:bidi="fr_FR"/>
@@ -51402,7 +51408,7 @@
         </w:rPr>
         <w:t xml:space="preserve">; </w:t>
       </w:r>
-      <w:hyperlink r:id="rId1151">
+      <w:hyperlink r:id="rId1152">
         <w:r>
           <w:rPr>
             <w:lang w:val="fr_FR" w:bidi="fr_FR"/>
@@ -51438,7 +51444,7 @@
         </w:rPr>
         <w:t>. • Jésus va continuer de subir de tels abus après son procès devant Ponce Pilate (</w:t>
       </w:r>
-      <w:hyperlink r:id="rId1152">
+      <w:hyperlink r:id="rId1153">
         <w:r>
           <w:rPr>
             <w:lang w:val="fr_FR" w:bidi="fr_FR"/>
@@ -51570,7 +51576,7 @@
         </w:rPr>
         <w:t>En identifiant Jésus à sa ville d'origine (Nazareth), la servante cherche peut-être à faire preuve de mépris, car les Judéens avaient une basse opinion des Galiléens (</w:t>
       </w:r>
-      <w:hyperlink r:id="rId1153">
+      <w:hyperlink r:id="rId1154">
         <w:r>
           <w:rPr>
             <w:lang w:val="fr_FR" w:bidi="fr_FR"/>
@@ -51588,7 +51594,7 @@
         </w:rPr>
         <w:t xml:space="preserve">; </w:t>
       </w:r>
-      <w:hyperlink r:id="rId1154">
+      <w:hyperlink r:id="rId1155">
         <w:r>
           <w:rPr>
             <w:lang w:val="fr_FR" w:bidi="fr_FR"/>
@@ -51606,7 +51612,7 @@
         </w:rPr>
         <w:t>,</w:t>
       </w:r>
-      <w:hyperlink r:id="rId1155">
+      <w:hyperlink r:id="rId1156">
         <w:r>
           <w:rPr>
             <w:lang w:val="fr_FR" w:bidi="fr_FR"/>
@@ -51720,7 +51726,7 @@
         </w:rPr>
         <w:t xml:space="preserve">La servante répète son accusation en présence d'autres personnes, et ces derniers pensent que Pierre est un disciple de Jésus parce qu'il est galiléen (voir </w:t>
       </w:r>
-      <w:hyperlink r:id="rId1156">
+      <w:hyperlink r:id="rId1157">
         <w:r>
           <w:rPr>
             <w:lang w:val="fr_FR" w:bidi="fr_FR"/>
@@ -51738,7 +51744,7 @@
         </w:rPr>
         <w:t xml:space="preserve">; </w:t>
       </w:r>
-      <w:hyperlink r:id="rId1157">
+      <w:hyperlink r:id="rId1158">
         <w:r>
           <w:rPr>
             <w:lang w:val="fr_FR" w:bidi="fr_FR"/>
@@ -51949,7 +51955,7 @@
         </w:rPr>
         <w:t>. • Étant donné que le grand sanhédrin n'a pas le pouvoir de prononcer la peine capitale (</w:t>
       </w:r>
-      <w:hyperlink r:id="rId692">
+      <w:hyperlink r:id="rId693">
         <w:r>
           <w:rPr>
             <w:lang w:val="fr_FR" w:bidi="fr_FR"/>
@@ -52063,7 +52069,7 @@
         </w:rPr>
         <w:t>Pour un païen, le titre "roi des Juifs" est équivalent au titre juif "roi d'Israël" (</w:t>
       </w:r>
-      <w:hyperlink r:id="rId1158">
+      <w:hyperlink r:id="rId1159">
         <w:r>
           <w:rPr>
             <w:lang w:val="fr_FR" w:bidi="fr_FR"/>
@@ -52081,7 +52087,7 @@
         </w:rPr>
         <w:t>). • La réponse de Jésus à la question de Pilate se retrouve dans les quatre évangiles, et il est évident que Jésus est réellement conscient de sa royauté (</w:t>
       </w:r>
-      <w:hyperlink r:id="rId1159">
+      <w:hyperlink r:id="rId1160">
         <w:r>
           <w:rPr>
             <w:lang w:val="fr_FR" w:bidi="fr_FR"/>
@@ -52099,7 +52105,7 @@
         </w:rPr>
         <w:t xml:space="preserve">; </w:t>
       </w:r>
-      <w:hyperlink r:id="rId1160">
+      <w:hyperlink r:id="rId1161">
         <w:r>
           <w:rPr>
             <w:lang w:val="fr_FR" w:bidi="fr_FR"/>
@@ -52153,7 +52159,7 @@
         </w:rPr>
         <w:t>), bien que Pilate ait bien compris que Jésus n'est pas une menace politique (</w:t>
       </w:r>
-      <w:hyperlink r:id="rId1161">
+      <w:hyperlink r:id="rId1162">
         <w:r>
           <w:rPr>
             <w:lang w:val="fr_FR" w:bidi="fr_FR"/>
@@ -52267,7 +52273,7 @@
         </w:rPr>
         <w:t xml:space="preserve">La coutume décrite dans </w:t>
       </w:r>
-      <w:hyperlink r:id="rId1162">
+      <w:hyperlink r:id="rId1163">
         <w:r>
           <w:rPr>
             <w:lang w:val="fr_FR" w:bidi="fr_FR"/>
@@ -52285,7 +52291,7 @@
         </w:rPr>
         <w:t xml:space="preserve"> n'est pas connue en dehors des évangiles, mais les quatre évangiles y font référence (</w:t>
       </w:r>
-      <w:hyperlink r:id="rId1163">
+      <w:hyperlink r:id="rId1164">
         <w:r>
           <w:rPr>
             <w:lang w:val="fr_FR" w:bidi="fr_FR"/>
@@ -52303,7 +52309,7 @@
         </w:rPr>
         <w:t xml:space="preserve">; </w:t>
       </w:r>
-      <w:hyperlink r:id="rId1164">
+      <w:hyperlink r:id="rId1165">
         <w:r>
           <w:rPr>
             <w:lang w:val="fr_FR" w:bidi="fr_FR"/>
@@ -52321,7 +52327,7 @@
         </w:rPr>
         <w:t xml:space="preserve">; </w:t>
       </w:r>
-      <w:hyperlink r:id="rId1165">
+      <w:hyperlink r:id="rId1166">
         <w:r>
           <w:rPr>
             <w:lang w:val="fr_FR" w:bidi="fr_FR"/>
@@ -52339,7 +52345,7 @@
         </w:rPr>
         <w:t xml:space="preserve">) ; dans l'Antiquité, des prisonniers étaient souvent libérés lors de jours de fête spéciaux. • Barabbas (voir aussi </w:t>
       </w:r>
-      <w:hyperlink r:id="rId1166">
+      <w:hyperlink r:id="rId1167">
         <w:r>
           <w:rPr>
             <w:lang w:val="fr_FR" w:bidi="fr_FR"/>
@@ -52357,7 +52363,7 @@
         </w:rPr>
         <w:t xml:space="preserve">; </w:t>
       </w:r>
-      <w:hyperlink r:id="rId1167">
+      <w:hyperlink r:id="rId1168">
         <w:r>
           <w:rPr>
             <w:lang w:val="fr_FR" w:bidi="fr_FR"/>
@@ -52375,7 +52381,7 @@
         </w:rPr>
         <w:t>) avait commis un meurtre lors d'une révolte, mais le fait que Pilate propose de le libérer (</w:t>
       </w:r>
-      <w:hyperlink r:id="rId1168">
+      <w:hyperlink r:id="rId1169">
         <w:r>
           <w:rPr>
             <w:lang w:val="fr_FR" w:bidi="fr_FR"/>
@@ -52489,7 +52495,7 @@
         </w:rPr>
         <w:t xml:space="preserve">Pour apaiser la foule et ne pas mettre en péril sa fonction, Pilate ordonne de crucifier un homme totalement innocent. • Il ordonne que Jésus soit fouetté, et le fouet était un passage obligé avant la crucifixion. Il était fait de lanières de cuir munies de métal, de pierre ou d'os. Cette lacération de la chair pouvait elle-même entraîner la mort. La prophétie de Jésus en </w:t>
       </w:r>
-      <w:hyperlink r:id="rId867">
+      <w:hyperlink r:id="rId868">
         <w:r>
           <w:rPr>
             <w:lang w:val="fr_FR" w:bidi="fr_FR"/>
@@ -52603,7 +52609,7 @@
         </w:rPr>
         <w:t>Le récit de la crucifixion est l'un des récits les plus attestés historiquement de toute l'histoire ancienne. Pour quelles raisons l'Église primitive aurait-elle créé une histoire dans laquelle l'objet de leur foi a été crucifié ? Le récit raconté dans l'Évangile reste une offense pour les juifs et une folie pour les païens (</w:t>
       </w:r>
-      <w:hyperlink r:id="rId1169">
+      <w:hyperlink r:id="rId1170">
         <w:r>
           <w:rPr>
             <w:lang w:val="fr_FR" w:bidi="fr_FR"/>
@@ -52669,7 +52675,7 @@
         </w:rPr>
         <w:t>Les tissus pourpres étaient fabriqués à partir d'un colorant d'une grande valeur. Ils étaient portés par les rois et les personnes fortunées (</w:t>
       </w:r>
-      <w:hyperlink r:id="rId1170">
+      <w:hyperlink r:id="rId1171">
         <w:r>
           <w:rPr>
             <w:lang w:val="fr_FR" w:bidi="fr_FR"/>
@@ -52819,7 +52825,7 @@
         </w:rPr>
         <w:t xml:space="preserve">Après avoir quitté l'enceinte fortifiée de la ville de Jérusalem, les forces de Jésus commencent à s'amenuiser. Les soldats romains contraignent ainsi Simon de Cyrène, une ville située en Afrique du Nord, à porter la croix de Jésus (voir </w:t>
       </w:r>
-      <w:hyperlink r:id="rId849">
+      <w:hyperlink r:id="rId850">
         <w:r>
           <w:rPr>
             <w:lang w:val="fr_FR" w:bidi="fr_FR"/>
@@ -52887,7 +52893,7 @@
         </w:rPr>
         <w:t xml:space="preserve">) était parfois laissé sur le sol de manière permanente, comme un avertissement et un élément de dissuasion (comme pouvait l'être par la suite un échafaud sur une place publique). • Simon était le père d'Alexandre et de Rufus, qui étaient probablement connus des lecteurs de l'évangile de Marc (voir </w:t>
       </w:r>
-      <w:hyperlink r:id="rId1171">
+      <w:hyperlink r:id="rId1172">
         <w:r>
           <w:rPr>
             <w:lang w:val="fr_FR" w:bidi="fr_FR"/>
@@ -52918,7 +52924,7 @@
         </w:rPr>
         <w:t xml:space="preserve"> ("calvaire"). Au temps de Jésus, Golgotha se trouvait à l'extérieur de la ville fortifiée de Jérusalem (</w:t>
       </w:r>
-      <w:hyperlink r:id="rId1172">
+      <w:hyperlink r:id="rId1173">
         <w:r>
           <w:rPr>
             <w:lang w:val="fr_FR" w:bidi="fr_FR"/>
@@ -52936,7 +52942,7 @@
         </w:rPr>
         <w:t xml:space="preserve">; voir </w:t>
       </w:r>
-      <w:hyperlink r:id="rId1173">
+      <w:hyperlink r:id="rId1174">
         <w:r>
           <w:rPr>
             <w:lang w:val="fr_FR" w:bidi="fr_FR"/>
@@ -52954,7 +52960,7 @@
         </w:rPr>
         <w:t xml:space="preserve">; </w:t>
       </w:r>
-      <w:hyperlink r:id="rId1174">
+      <w:hyperlink r:id="rId1175">
         <w:r>
           <w:rPr>
             <w:lang w:val="fr_FR" w:bidi="fr_FR"/>
@@ -53032,7 +53038,7 @@
         </w:rPr>
         <w:t>(</w:t>
       </w:r>
-      <w:hyperlink r:id="rId1175">
+      <w:hyperlink r:id="rId1176">
         <w:r>
           <w:rPr>
             <w:lang w:val="fr_FR" w:bidi="fr_FR"/>
@@ -53050,7 +53056,7 @@
         </w:rPr>
         <w:t>). Toujours est-il que Jésus a refusé de boire ce breuvage, car il s'était engagé à boire la coupe que Dieu lui avait donnée de boire (</w:t>
       </w:r>
-      <w:hyperlink r:id="rId1176">
+      <w:hyperlink r:id="rId1177">
         <w:r>
           <w:rPr>
             <w:lang w:val="fr_FR" w:bidi="fr_FR"/>
@@ -53146,7 +53152,7 @@
         </w:rPr>
         <w:t>La pratique de la crucifixion remonte aux Mèdes et aux Perses, qui ont inventé ce mode d'exécution dans les années 600 av. J.-C. Elle s'est propagée dans le monde méditerranéen oriental dans les années 300 av. J.-C., grâce à Alexandre le Grand, et elle est devenue le mode d'exécution principal dans l'empire romain jusqu'en 337 apr. J.-C., date à laquelle elle a été interdite par Constantin. Mourir crucifié était une mort lente et très douloureuse. La victime pouvait parfois rester en vie durant plusieurs jours, et les corbeaux et les chiens se repaissaient des victimes, parfois même avant leur mort. Une personne pouvait être attachée à la croix par des cordes ou, comme Jésus (</w:t>
       </w:r>
-      <w:hyperlink r:id="rId1177">
+      <w:hyperlink r:id="rId1178">
         <w:r>
           <w:rPr>
             <w:lang w:val="fr_FR" w:bidi="fr_FR"/>
@@ -53164,7 +53170,7 @@
         </w:rPr>
         <w:t xml:space="preserve">; </w:t>
       </w:r>
-      <w:hyperlink r:id="rId1178">
+      <w:hyperlink r:id="rId1179">
         <w:r>
           <w:rPr>
             <w:lang w:val="fr_FR" w:bidi="fr_FR"/>
@@ -53182,7 +53188,7 @@
         </w:rPr>
         <w:t>,</w:t>
       </w:r>
-      <w:hyperlink r:id="rId1179">
+      <w:hyperlink r:id="rId1180">
         <w:r>
           <w:rPr>
             <w:lang w:val="fr_FR" w:bidi="fr_FR"/>
@@ -53200,7 +53206,7 @@
         </w:rPr>
         <w:t xml:space="preserve">; voir </w:t>
       </w:r>
-      <w:hyperlink r:id="rId1180">
+      <w:hyperlink r:id="rId1181">
         <w:r>
           <w:rPr>
             <w:lang w:val="fr_FR" w:bidi="fr_FR"/>
@@ -53266,7 +53272,7 @@
         </w:rPr>
         <w:t xml:space="preserve">Marc écrit que la crucifixion de Jésus a eu lieu à la troisième heure, soit neuf heures du matin. </w:t>
       </w:r>
-      <w:hyperlink r:id="rId1077">
+      <w:hyperlink r:id="rId1078">
         <w:r>
           <w:rPr>
             <w:lang w:val="fr_FR" w:bidi="fr_FR"/>
@@ -53284,7 +53290,7 @@
         </w:rPr>
         <w:t xml:space="preserve"> parle de la sixième heure, soit midi. Ce sont des estimations approximatives de l'heure, et les événements se déroulant en fin de matinée sont généralement décrits comme se produisant autour de la troisième (</w:t>
       </w:r>
-      <w:hyperlink r:id="rId1181">
+      <w:hyperlink r:id="rId1182">
         <w:r>
           <w:rPr>
             <w:lang w:val="fr_FR" w:bidi="fr_FR"/>
@@ -53302,7 +53308,7 @@
         </w:rPr>
         <w:t xml:space="preserve">; </w:t>
       </w:r>
-      <w:hyperlink r:id="rId1182">
+      <w:hyperlink r:id="rId1183">
         <w:r>
           <w:rPr>
             <w:lang w:val="fr_FR" w:bidi="fr_FR"/>
@@ -53320,7 +53326,7 @@
         </w:rPr>
         <w:t>) ou de la sixième heure (</w:t>
       </w:r>
-      <w:hyperlink r:id="rId1183">
+      <w:hyperlink r:id="rId1184">
         <w:r>
           <w:rPr>
             <w:lang w:val="fr_FR" w:bidi="fr_FR"/>
@@ -53338,7 +53344,7 @@
         </w:rPr>
         <w:t xml:space="preserve">; </w:t>
       </w:r>
-      <w:hyperlink r:id="rId1184">
+      <w:hyperlink r:id="rId1185">
         <w:r>
           <w:rPr>
             <w:lang w:val="fr_FR" w:bidi="fr_FR"/>
@@ -53356,7 +53362,7 @@
         </w:rPr>
         <w:t xml:space="preserve">; </w:t>
       </w:r>
-      <w:hyperlink r:id="rId1185">
+      <w:hyperlink r:id="rId1186">
         <w:r>
           <w:rPr>
             <w:lang w:val="fr_FR" w:bidi="fr_FR"/>
@@ -53374,7 +53380,7 @@
         </w:rPr>
         <w:t xml:space="preserve">; </w:t>
       </w:r>
-      <w:hyperlink r:id="rId1186">
+      <w:hyperlink r:id="rId1187">
         <w:r>
           <w:rPr>
             <w:lang w:val="fr_FR" w:bidi="fr_FR"/>
@@ -53392,7 +53398,7 @@
         </w:rPr>
         <w:t xml:space="preserve">; </w:t>
       </w:r>
-      <w:hyperlink r:id="rId1187">
+      <w:hyperlink r:id="rId1188">
         <w:r>
           <w:rPr>
             <w:lang w:val="fr_FR" w:bidi="fr_FR"/>
@@ -53410,7 +53416,7 @@
         </w:rPr>
         <w:t xml:space="preserve">; </w:t>
       </w:r>
-      <w:hyperlink r:id="rId1077">
+      <w:hyperlink r:id="rId1078">
         <w:r>
           <w:rPr>
             <w:lang w:val="fr_FR" w:bidi="fr_FR"/>
@@ -53428,7 +53434,7 @@
         </w:rPr>
         <w:t xml:space="preserve">; </w:t>
       </w:r>
-      <w:hyperlink r:id="rId1188">
+      <w:hyperlink r:id="rId1189">
         <w:r>
           <w:rPr>
             <w:lang w:val="fr_FR" w:bidi="fr_FR"/>
@@ -53603,7 +53609,7 @@
         </w:rPr>
         <w:t xml:space="preserve">), secouent la tête avec mépris (voir </w:t>
       </w:r>
-      <w:hyperlink r:id="rId1189">
+      <w:hyperlink r:id="rId1190">
         <w:r>
           <w:rPr>
             <w:lang w:val="fr_FR" w:bidi="fr_FR"/>
@@ -53687,7 +53693,7 @@
         </w:rPr>
         <w:t xml:space="preserve">Alors qu'on pourrait s'attendre à de la compassion de la part de ceux qui subissent un sort aussi cruel, les deux hommes crucifiés avec Jésus se moquent également de lui (voir </w:t>
       </w:r>
-      <w:hyperlink r:id="rId1190">
+      <w:hyperlink r:id="rId1191">
         <w:r>
           <w:rPr>
             <w:lang w:val="fr_FR" w:bidi="fr_FR"/>
@@ -53779,7 +53785,7 @@
         </w:rPr>
         <w:t xml:space="preserve"> ). En parlant de toute la terre, Marc veut probablement parler de tout Juda. L'obscurité est à la fois littérale et symbolique : elle révèle la nature sinistre de ce qui est en train de se passer, et elle est un avant-goût du jugement que Jésus a prédit comme devant s'abattre sur Israël (voir </w:t>
       </w:r>
-      <w:hyperlink r:id="rId1191">
+      <w:hyperlink r:id="rId1192">
         <w:r>
           <w:rPr>
             <w:lang w:val="fr_FR" w:bidi="fr_FR"/>
@@ -53815,7 +53821,7 @@
         </w:rPr>
         <w:t xml:space="preserve">; </w:t>
       </w:r>
-      <w:hyperlink r:id="rId778">
+      <w:hyperlink r:id="rId779">
         <w:r>
           <w:rPr>
             <w:lang w:val="fr_FR" w:bidi="fr_FR"/>
@@ -53881,7 +53887,7 @@
         </w:rPr>
         <w:t xml:space="preserve">Le grand cri de Jésus est rapporté dans sa langue originale, en araméen, puis traduit pour les lecteurs de langue grecque. • Jésus cite le </w:t>
       </w:r>
-      <w:hyperlink r:id="rId1192">
+      <w:hyperlink r:id="rId1193">
         <w:r>
           <w:rPr>
             <w:lang w:val="fr_FR" w:bidi="fr_FR"/>
@@ -53899,7 +53905,7 @@
         </w:rPr>
         <w:t xml:space="preserve">, et sa plainte se comprend mieux à la lumière de </w:t>
       </w:r>
-      <w:hyperlink r:id="rId1193">
+      <w:hyperlink r:id="rId1194">
         <w:r>
           <w:rPr>
             <w:lang w:val="fr_FR" w:bidi="fr_FR"/>
@@ -53935,7 +53941,7 @@
         </w:rPr>
         <w:t xml:space="preserve">; </w:t>
       </w:r>
-      <w:hyperlink r:id="rId1194">
+      <w:hyperlink r:id="rId1195">
         <w:r>
           <w:rPr>
             <w:lang w:val="fr_FR" w:bidi="fr_FR"/>
@@ -53953,7 +53959,7 @@
         </w:rPr>
         <w:t xml:space="preserve">; </w:t>
       </w:r>
-      <w:hyperlink r:id="rId1110">
+      <w:hyperlink r:id="rId1111">
         <w:r>
           <w:rPr>
             <w:lang w:val="fr_FR" w:bidi="fr_FR"/>
@@ -53971,7 +53977,7 @@
         </w:rPr>
         <w:t xml:space="preserve">; et </w:t>
       </w:r>
-      <w:hyperlink r:id="rId1111">
+      <w:hyperlink r:id="rId1112">
         <w:r>
           <w:rPr>
             <w:lang w:val="fr_FR" w:bidi="fr_FR"/>
@@ -54081,7 +54087,7 @@
         </w:rPr>
         <w:t xml:space="preserve"> (</w:t>
       </w:r>
-      <w:hyperlink r:id="rId1195">
+      <w:hyperlink r:id="rId1196">
         <w:r>
           <w:rPr>
             <w:lang w:val="fr_FR" w:bidi="fr_FR"/>
@@ -54213,7 +54219,7 @@
         </w:rPr>
         <w:t xml:space="preserve">Le rideau qui s'est déchiré en deux est peut-être celui qui séparait le sanctuaire de la cour (une magnifique draperie de 25m de haut) ou celui qui séparait le saint des saints du reste du sanctuaire. S'il s'agit du premier, la déchirure (comme les ténèbres, </w:t>
       </w:r>
-      <w:hyperlink r:id="rId1183">
+      <w:hyperlink r:id="rId1184">
         <w:r>
           <w:rPr>
             <w:lang w:val="fr_FR" w:bidi="fr_FR"/>
@@ -54249,7 +54255,7 @@
         </w:rPr>
         <w:t xml:space="preserve">; </w:t>
       </w:r>
-      <w:hyperlink r:id="rId778">
+      <w:hyperlink r:id="rId779">
         <w:r>
           <w:rPr>
             <w:lang w:val="fr_FR" w:bidi="fr_FR"/>
@@ -54267,7 +54273,7 @@
         </w:rPr>
         <w:t xml:space="preserve">) s'est accomplie spirituellement (voir </w:t>
       </w:r>
-      <w:hyperlink r:id="rId1196">
+      <w:hyperlink r:id="rId1197">
         <w:r>
           <w:rPr>
             <w:lang w:val="fr_FR" w:bidi="fr_FR"/>
@@ -54297,7 +54303,7 @@
         </w:rPr>
         <w:t xml:space="preserve">), sa mort étend maintenant cet accès à ses disciples (voir </w:t>
       </w:r>
-      <w:hyperlink r:id="rId1197">
+      <w:hyperlink r:id="rId1198">
         <w:r>
           <w:rPr>
             <w:lang w:val="fr_FR" w:bidi="fr_FR"/>
@@ -54315,7 +54321,7 @@
         </w:rPr>
         <w:t xml:space="preserve">; </w:t>
       </w:r>
-      <w:hyperlink r:id="rId1198">
+      <w:hyperlink r:id="rId1199">
         <w:r>
           <w:rPr>
             <w:lang w:val="fr_FR" w:bidi="fr_FR"/>
@@ -54333,7 +54339,7 @@
         </w:rPr>
         <w:t xml:space="preserve">; </w:t>
       </w:r>
-      <w:hyperlink r:id="rId1199">
+      <w:hyperlink r:id="rId1200">
         <w:r>
           <w:rPr>
             <w:lang w:val="fr_FR" w:bidi="fr_FR"/>
@@ -54525,7 +54531,7 @@
         </w:rPr>
         <w:t>), Jésus lui-même (</w:t>
       </w:r>
-      <w:hyperlink r:id="rId1149">
+      <w:hyperlink r:id="rId1150">
         <w:r>
           <w:rPr>
             <w:lang w:val="fr_FR" w:bidi="fr_FR"/>
@@ -54543,7 +54549,7 @@
         </w:rPr>
         <w:t xml:space="preserve">; </w:t>
       </w:r>
-      <w:hyperlink r:id="rId707">
+      <w:hyperlink r:id="rId708">
         <w:r>
           <w:rPr>
             <w:lang w:val="fr_FR" w:bidi="fr_FR"/>
@@ -54627,7 +54633,7 @@
         </w:rPr>
         <w:t xml:space="preserve">Ces femmes ont contribué aux besoins économiques de Jésus (voir </w:t>
       </w:r>
-      <w:hyperlink r:id="rId1200">
+      <w:hyperlink r:id="rId1201">
         <w:r>
           <w:rPr>
             <w:lang w:val="fr_FR" w:bidi="fr_FR"/>
@@ -54645,7 +54651,7 @@
         </w:rPr>
         <w:t>). Elles ont également été présentes lorsqu'il fut mit au tombeau (</w:t>
       </w:r>
-      <w:hyperlink r:id="rId1201">
+      <w:hyperlink r:id="rId1202">
         <w:r>
           <w:rPr>
             <w:lang w:val="fr_FR" w:bidi="fr_FR"/>
@@ -54663,7 +54669,7 @@
         </w:rPr>
         <w:t>) et à la découverte du tombeau vide (</w:t>
       </w:r>
-      <w:hyperlink r:id="rId1202">
+      <w:hyperlink r:id="rId1203">
         <w:r>
           <w:rPr>
             <w:lang w:val="fr_FR" w:bidi="fr_FR"/>
@@ -54694,7 +54700,7 @@
         </w:rPr>
         <w:t xml:space="preserve"> du village de Magdala près de la rive du lac de Galilée, a été une figure clé dans les récits de la résurrection (</w:t>
       </w:r>
-      <w:hyperlink r:id="rId1203">
+      <w:hyperlink r:id="rId1204">
         <w:r>
           <w:rPr>
             <w:lang w:val="fr_FR" w:bidi="fr_FR"/>
@@ -54712,115 +54718,115 @@
         </w:rPr>
         <w:t>,</w:t>
       </w:r>
+      <w:hyperlink r:id="rId1205">
+        <w:r>
+          <w:rPr>
+            <w:lang w:val="fr_FR" w:bidi="fr_FR"/>
+          </w:rPr>
+          <w:rPr>
+            <w:color w:val="0000EE"/>
+            <w:u w:val="single"/>
+          </w:rPr>
+          <w:t xml:space="preserve">9 </w:t>
+        </w:r>
+      </w:hyperlink>
+      <w:r>
+        <w:rPr>
+          <w:lang w:val="fr_FR" w:bidi="fr_FR"/>
+        </w:rPr>
+        <w:t xml:space="preserve">; </w:t>
+      </w:r>
+      <w:hyperlink r:id="rId1206">
+        <w:r>
+          <w:rPr>
+            <w:lang w:val="fr_FR" w:bidi="fr_FR"/>
+          </w:rPr>
+          <w:rPr>
+            <w:color w:val="0000EE"/>
+            <w:u w:val="single"/>
+          </w:rPr>
+          <w:t xml:space="preserve">Mt 28.1 </w:t>
+        </w:r>
+      </w:hyperlink>
+      <w:r>
+        <w:rPr>
+          <w:lang w:val="fr_FR" w:bidi="fr_FR"/>
+        </w:rPr>
+        <w:t xml:space="preserve">; </w:t>
+      </w:r>
+      <w:hyperlink r:id="rId1207">
+        <w:r>
+          <w:rPr>
+            <w:lang w:val="fr_FR" w:bidi="fr_FR"/>
+          </w:rPr>
+          <w:rPr>
+            <w:color w:val="0000EE"/>
+            <w:u w:val="single"/>
+          </w:rPr>
+          <w:t xml:space="preserve">Lc 24.10 </w:t>
+        </w:r>
+      </w:hyperlink>
+      <w:r>
+        <w:rPr>
+          <w:lang w:val="fr_FR" w:bidi="fr_FR"/>
+        </w:rPr>
+        <w:t xml:space="preserve">; </w:t>
+      </w:r>
+      <w:hyperlink r:id="rId1208">
+        <w:r>
+          <w:rPr>
+            <w:lang w:val="fr_FR" w:bidi="fr_FR"/>
+          </w:rPr>
+          <w:rPr>
+            <w:color w:val="0000EE"/>
+            <w:u w:val="single"/>
+          </w:rPr>
+          <w:t>Jn 20.1</w:t>
+        </w:r>
+      </w:hyperlink>
+      <w:r>
+        <w:rPr>
+          <w:lang w:val="fr_FR" w:bidi="fr_FR"/>
+        </w:rPr>
+        <w:t>,</w:t>
+      </w:r>
+      <w:hyperlink r:id="rId1209">
+        <w:r>
+          <w:rPr>
+            <w:lang w:val="fr_FR" w:bidi="fr_FR"/>
+          </w:rPr>
+          <w:rPr>
+            <w:color w:val="0000EE"/>
+            <w:u w:val="single"/>
+          </w:rPr>
+          <w:t>11–18</w:t>
+        </w:r>
+      </w:hyperlink>
+      <w:r>
+        <w:rPr>
+          <w:lang w:val="fr_FR" w:bidi="fr_FR"/>
+        </w:rPr>
+        <w:t>). • Le Jacques, fils de Marie, dont il est question ici (Jacques le jeune) est peut-être Jacques fils d'Alphée (</w:t>
+      </w:r>
+      <w:hyperlink r:id="rId1210">
+        <w:r>
+          <w:rPr>
+            <w:lang w:val="fr_FR" w:bidi="fr_FR"/>
+          </w:rPr>
+          <w:rPr>
+            <w:color w:val="0000EE"/>
+            <w:u w:val="single"/>
+          </w:rPr>
+          <w:t>Mc 3.18</w:t>
+        </w:r>
+      </w:hyperlink>
+      <w:r>
+        <w:rPr>
+          <w:lang w:val="fr_FR" w:bidi="fr_FR"/>
+        </w:rPr>
+        <w:t xml:space="preserve">). • Salomé n'est mentionnée qu'ici et dans </w:t>
+      </w:r>
       <w:hyperlink r:id="rId1204">
-        <w:r>
-          <w:rPr>
-            <w:lang w:val="fr_FR" w:bidi="fr_FR"/>
-          </w:rPr>
-          <w:rPr>
-            <w:color w:val="0000EE"/>
-            <w:u w:val="single"/>
-          </w:rPr>
-          <w:t xml:space="preserve">9 </w:t>
-        </w:r>
-      </w:hyperlink>
-      <w:r>
-        <w:rPr>
-          <w:lang w:val="fr_FR" w:bidi="fr_FR"/>
-        </w:rPr>
-        <w:t xml:space="preserve">; </w:t>
-      </w:r>
-      <w:hyperlink r:id="rId1205">
-        <w:r>
-          <w:rPr>
-            <w:lang w:val="fr_FR" w:bidi="fr_FR"/>
-          </w:rPr>
-          <w:rPr>
-            <w:color w:val="0000EE"/>
-            <w:u w:val="single"/>
-          </w:rPr>
-          <w:t xml:space="preserve">Mt 28.1 </w:t>
-        </w:r>
-      </w:hyperlink>
-      <w:r>
-        <w:rPr>
-          <w:lang w:val="fr_FR" w:bidi="fr_FR"/>
-        </w:rPr>
-        <w:t xml:space="preserve">; </w:t>
-      </w:r>
-      <w:hyperlink r:id="rId1206">
-        <w:r>
-          <w:rPr>
-            <w:lang w:val="fr_FR" w:bidi="fr_FR"/>
-          </w:rPr>
-          <w:rPr>
-            <w:color w:val="0000EE"/>
-            <w:u w:val="single"/>
-          </w:rPr>
-          <w:t xml:space="preserve">Lc 24.10 </w:t>
-        </w:r>
-      </w:hyperlink>
-      <w:r>
-        <w:rPr>
-          <w:lang w:val="fr_FR" w:bidi="fr_FR"/>
-        </w:rPr>
-        <w:t xml:space="preserve">; </w:t>
-      </w:r>
-      <w:hyperlink r:id="rId1207">
-        <w:r>
-          <w:rPr>
-            <w:lang w:val="fr_FR" w:bidi="fr_FR"/>
-          </w:rPr>
-          <w:rPr>
-            <w:color w:val="0000EE"/>
-            <w:u w:val="single"/>
-          </w:rPr>
-          <w:t>Jn 20.1</w:t>
-        </w:r>
-      </w:hyperlink>
-      <w:r>
-        <w:rPr>
-          <w:lang w:val="fr_FR" w:bidi="fr_FR"/>
-        </w:rPr>
-        <w:t>,</w:t>
-      </w:r>
-      <w:hyperlink r:id="rId1208">
-        <w:r>
-          <w:rPr>
-            <w:lang w:val="fr_FR" w:bidi="fr_FR"/>
-          </w:rPr>
-          <w:rPr>
-            <w:color w:val="0000EE"/>
-            <w:u w:val="single"/>
-          </w:rPr>
-          <w:t>11–18</w:t>
-        </w:r>
-      </w:hyperlink>
-      <w:r>
-        <w:rPr>
-          <w:lang w:val="fr_FR" w:bidi="fr_FR"/>
-        </w:rPr>
-        <w:t>). • Le Jacques, fils de Marie, dont il est question ici (Jacques le jeune) est peut-être Jacques fils d'Alphée (</w:t>
-      </w:r>
-      <w:hyperlink r:id="rId1209">
-        <w:r>
-          <w:rPr>
-            <w:lang w:val="fr_FR" w:bidi="fr_FR"/>
-          </w:rPr>
-          <w:rPr>
-            <w:color w:val="0000EE"/>
-            <w:u w:val="single"/>
-          </w:rPr>
-          <w:t>Mc 3.18</w:t>
-        </w:r>
-      </w:hyperlink>
-      <w:r>
-        <w:rPr>
-          <w:lang w:val="fr_FR" w:bidi="fr_FR"/>
-        </w:rPr>
-        <w:t xml:space="preserve">). • Salomé n'est mentionnée qu'ici et dans </w:t>
-      </w:r>
-      <w:hyperlink r:id="rId1203">
         <w:r>
           <w:rPr>
             <w:lang w:val="fr_FR" w:bidi="fr_FR"/>
@@ -54898,7 +54904,7 @@
         </w:rPr>
         <w:t xml:space="preserve"> (qui vient peut-être du village de Ramathaim, à 30km au nord-ouest de Jérusalem) était un membre honoré du sanhédrin, et un disciple secret de Jésus qui attendait la venue du Royaume de Dieu (voir </w:t>
       </w:r>
-      <w:hyperlink r:id="rId1210">
+      <w:hyperlink r:id="rId1211">
         <w:r>
           <w:rPr>
             <w:lang w:val="fr_FR" w:bidi="fr_FR"/>
@@ -54916,7 +54922,7 @@
         </w:rPr>
         <w:t xml:space="preserve">; </w:t>
       </w:r>
-      <w:hyperlink r:id="rId1211">
+      <w:hyperlink r:id="rId1212">
         <w:r>
           <w:rPr>
             <w:lang w:val="fr_FR" w:bidi="fr_FR"/>
@@ -54934,7 +54940,7 @@
         </w:rPr>
         <w:t xml:space="preserve">; </w:t>
       </w:r>
-      <w:hyperlink r:id="rId1212">
+      <w:hyperlink r:id="rId1213">
         <w:r>
           <w:rPr>
             <w:lang w:val="fr_FR" w:bidi="fr_FR"/>
@@ -54952,7 +54958,7 @@
         </w:rPr>
         <w:t>). Il vient courageusement demander le corps de Jésus à Pilate afin de pouvoir l'enterrer. Compte tenu du fait qu'il était un membre du sanhédrin et n'était pas connu comme étant un disciple de Jésus, cela servait les intérêts de Rome d'accéder à sa demande : cela permettait de satisfaire les juifs qui ne devaient pas exposer le corps des morts après le coucher du soleil (</w:t>
       </w:r>
-      <w:hyperlink r:id="rId1213">
+      <w:hyperlink r:id="rId1214">
         <w:r>
           <w:rPr>
             <w:lang w:val="fr_FR" w:bidi="fr_FR"/>
@@ -55018,7 +55024,7 @@
         </w:rPr>
         <w:t xml:space="preserve">Joseph a préparé le corps de Jésus pour son ensevelissement, et l'a déposé dans son propre tombeau (voir </w:t>
       </w:r>
-      <w:hyperlink r:id="rId1214">
+      <w:hyperlink r:id="rId1215">
         <w:r>
           <w:rPr>
             <w:lang w:val="fr_FR" w:bidi="fr_FR"/>
@@ -55084,7 +55090,7 @@
         </w:rPr>
         <w:t>À la fin du sabbat, au coucher du soleil, les magasins ouvrent à nouveau et les femmes ont pu acheter des aromates pour embaumer le corps de Jésus (</w:t>
       </w:r>
-      <w:hyperlink r:id="rId1203">
+      <w:hyperlink r:id="rId1204">
         <w:r>
           <w:rPr>
             <w:lang w:val="fr_FR" w:bidi="fr_FR"/>
@@ -55102,7 +55108,7 @@
         </w:rPr>
         <w:t>). Leur but premier n'était pas d'embaumer le corps de Jésus, mais d'atténuer l'odeur nauséabonde d'un corps en décomposition. • Les femmes ne s'attendaient clairement pas à la résurrection de Jésus, et même le tombeau vide ne les aurait pas convaincues de la résurrection de Jésus d'entre les morts (</w:t>
       </w:r>
-      <w:hyperlink r:id="rId1215">
+      <w:hyperlink r:id="rId1216">
         <w:r>
           <w:rPr>
             <w:lang w:val="fr_FR" w:bidi="fr_FR"/>
@@ -55120,7 +55126,7 @@
         </w:rPr>
         <w:t>,</w:t>
       </w:r>
-      <w:hyperlink r:id="rId1216">
+      <w:hyperlink r:id="rId1217">
         <w:r>
           <w:rPr>
             <w:lang w:val="fr_FR" w:bidi="fr_FR"/>
@@ -55234,7 +55240,7 @@
         </w:rPr>
         <w:t>La promesse de Jésus (</w:t>
       </w:r>
-      <w:hyperlink r:id="rId1217">
+      <w:hyperlink r:id="rId1218">
         <w:r>
           <w:rPr>
             <w:lang w:val="fr_FR" w:bidi="fr_FR"/>
@@ -55300,7 +55306,7 @@
         </w:rPr>
         <w:t xml:space="preserve">Le récit se termine avec les femmes s'enfuyant du tombeau, perplexes et effrayées • Le fait qu'elles ne disent rien à personne peut se comprendre de manière positive (dans le sens où elles n'ont pas été distraites de leur mission d'annoncer la nouvelle aux disciples, </w:t>
       </w:r>
-      <w:hyperlink r:id="rId1099">
+      <w:hyperlink r:id="rId1100">
         <w:r>
           <w:rPr>
             <w:lang w:val="fr_FR" w:bidi="fr_FR"/>
@@ -55318,7 +55324,7 @@
         </w:rPr>
         <w:t xml:space="preserve">; voir </w:t>
       </w:r>
-      <w:hyperlink r:id="rId1218">
+      <w:hyperlink r:id="rId1219">
         <w:r>
           <w:rPr>
             <w:lang w:val="fr_FR" w:bidi="fr_FR"/>
@@ -55336,7 +55342,7 @@
         </w:rPr>
         <w:t xml:space="preserve">; </w:t>
       </w:r>
-      <w:hyperlink r:id="rId1219">
+      <w:hyperlink r:id="rId1220">
         <w:r>
           <w:rPr>
             <w:lang w:val="fr_FR" w:bidi="fr_FR"/>
@@ -55354,7 +55360,7 @@
         </w:rPr>
         <w:t xml:space="preserve">) ou négative (dans le sens où elles ont échoué à transmettre le message). voir </w:t>
       </w:r>
-      <w:hyperlink r:id="rId1220">
+      <w:hyperlink r:id="rId1221">
         <w:r>
           <w:rPr>
             <w:lang w:val="fr_FR" w:bidi="fr_FR"/>
@@ -55372,7 +55378,7 @@
         </w:rPr>
         <w:t xml:space="preserve">; </w:t>
       </w:r>
-      <w:hyperlink r:id="rId1221">
+      <w:hyperlink r:id="rId1222">
         <w:r>
           <w:rPr>
             <w:lang w:val="fr_FR" w:bidi="fr_FR"/>
@@ -55390,7 +55396,7 @@
         </w:rPr>
         <w:t>,</w:t>
       </w:r>
-      <w:hyperlink r:id="rId1222">
+      <w:hyperlink r:id="rId1223">
         <w:r>
           <w:rPr>
             <w:lang w:val="fr_FR" w:bidi="fr_FR"/>
@@ -55572,7 +55578,7 @@
         </w:rPr>
         <w:t xml:space="preserve">) et se termine en présence de femmes complément apeurées ; (6) ce serait le seul à exemple de livre en grec ancien qui se termine par le mot gar ("parce que") ; et (7) </w:t>
       </w:r>
-      <w:hyperlink r:id="rId1099">
+      <w:hyperlink r:id="rId1100">
         <w:r>
           <w:rPr>
             <w:lang w:val="fr_FR" w:bidi="fr_FR"/>

--- a/fra/docx/41.content.docx
+++ b/fra/docx/41.content.docx
@@ -48347,33 +48347,7 @@
         <w:rPr>
           <w:lang w:val="fr_FR" w:bidi="fr_FR"/>
         </w:rPr>
-        <w:t xml:space="preserve"> • Certains comprennent les paroles du Seigneur identifiant le pain à son corps et le vin à son sang comme étant le témoignage d'une véritable transformation : le pain et le vin sont transformés dans le véritable corps et sang de Jésus (</w:t>
-      </w:r>
-      <w:r>
-        <w:rPr>
-          <w:i/>
-          <w:lang w:val="fr_FR" w:bidi="fr_FR"/>
-        </w:rPr>
-        <w:t>transsubstantiation</w:t>
-      </w:r>
-      <w:r>
-        <w:rPr>
-          <w:lang w:val="fr_FR" w:bidi="fr_FR"/>
-        </w:rPr>
-        <w:t>) ; d'autres pensent que le pain et le vin restent du pain et du vin, mais que la présence réelle de Jésus est aussi en eux (</w:t>
-      </w:r>
-      <w:r>
-        <w:rPr>
-          <w:i/>
-          <w:lang w:val="fr_FR" w:bidi="fr_FR"/>
-        </w:rPr>
-        <w:t>consubstantiation</w:t>
-      </w:r>
-      <w:r>
-        <w:rPr>
-          <w:lang w:val="fr_FR" w:bidi="fr_FR"/>
-        </w:rPr>
-        <w:t xml:space="preserve">). Selon ces deux points de vue, lorsque l'on participe à la Sainte Cène, on mange et on boit effectivement le vrai corps et le vrai sang de Jésus. Un troisième point de vue est qu'en mangeant le pain et le vin, les chrétiens se nourrissent spirituellement de Jésus. Un quatrième point de vue est que ce repas est principalement un mémorial, et que les éléments sont des symboles, qui témoignent du sacrifice de Jésus en notre faveur. Voir aussi </w:t>
+        <w:t xml:space="preserve"> • Depuis la Réforme, il y a trois interprétations dominantes des déclarations de Jésus concernant le pain et le vin : (1) le pain et le vin se transforment et deviennent le corps et le sang réels de Jésus-Christ (transsubstantiation) ; (2) le Christ est compris comme présent dans le sacrement d'une manière mystérieuse mais réelle que les êtres humains ne peuvent véritablement s'expliquer (présence réelle) ; (3) le pain et le vin symbolisent le corps et le sang du Christ, et le participant est béni par l'Esprit Saint au moyen de la foi (symbolisme). Voir aussi </w:t>
       </w:r>
       <w:hyperlink r:id="rId1091">
         <w:r>
@@ -48387,18 +48361,6 @@
           <w:t>Jn 6.53–63</w:t>
         </w:r>
       </w:hyperlink>
-      <w:r>
-        <w:rPr>
-          <w:lang w:val="fr_FR" w:bidi="fr_FR"/>
-        </w:rPr>
-        <w:t xml:space="preserve"> et </w:t>
-      </w:r>
-      <w:r>
-        <w:rPr>
-          <w:lang w:val="fr_FR" w:bidi="fr_FR"/>
-        </w:rPr>
-        <w:t>note d'étude correspondante</w:t>
-      </w:r>
       <w:r>
         <w:rPr>
           <w:lang w:val="fr_FR" w:bidi="fr_FR"/>

--- a/fra/docx/41.content.docx
+++ b/fra/docx/41.content.docx
@@ -31313,7 +31313,7 @@
             <w:color w:val="0000EE"/>
             <w:u w:val="single"/>
           </w:rPr>
-          <w:t>Actes 12.1–5</w:t>
+          <w:t>Ac 12.1–5</w:t>
         </w:r>
       </w:hyperlink>
       <w:r>
@@ -31346,7 +31346,7 @@
         <w:rPr>
           <w:lang w:val="fr_FR" w:bidi="fr_FR"/>
         </w:rPr>
-        <w:t xml:space="preserve"> 6, 10). Pourtant, les morts de Jacques et de Jean ne sont pas comparable à celle de Jésus — aucun croyant ne peut mourir comme Jésus, qui s'est sacrifié pour les péchés du monde (</w:t>
+        <w:t xml:space="preserve"> 6, 10). Pourtant, les morts de Jacques et de Jean ne sont pas comparables à celle de Jésus. Aucun croyant ne peut mourir comme Jésus est mort, puisqu'il s'est sacrifié pour les péchés du monde (</w:t>
       </w:r>
       <w:hyperlink r:id="rId608">
         <w:r>
@@ -31364,7 +31364,7 @@
         <w:rPr>
           <w:lang w:val="fr_FR" w:bidi="fr_FR"/>
         </w:rPr>
-        <w:t>), ou encore subir la colère divine comme il l'a subie (</w:t>
+        <w:t>) et a subi une expérience unique sur la croix (</w:t>
       </w:r>
       <w:hyperlink r:id="rId489">
         <w:r>

--- a/fra/docx/41.content.docx
+++ b/fra/docx/41.content.docx
@@ -19,7 +19,7 @@
         <w:rPr>
           <w:lang w:val="fr_FR" w:bidi="fr_FR"/>
         </w:rPr>
-        <w:t>Resource: Tyndale Open Study Notes</w:t>
+        <w:t>Resource: Aquifer Open Study Notes</w:t>
       </w:r>
       <w:r>
         <w:rPr>
@@ -112,7 +112,7 @@
         <w:rPr>
           <w:lang w:val="fr_FR" w:bidi="fr_FR"/>
         </w:rPr>
-        <w:t>Tyndale Open Study Notes</w:t>
+        <w:t>Aquifer Open Study Notes</w:t>
       </w:r>
     </w:p>
     <w:p>
